--- a/ryan-cv.docx
+++ b/ryan-cv.docx
@@ -1,6 +1,6 @@
 
 <file path=word/document.xml><?xml version="1.0" encoding="utf-8"?>
-<w:document xmlns:wpc="http://schemas.microsoft.com/office/word/2010/wordprocessingCanvas" xmlns:cx="http://schemas.microsoft.com/office/drawing/2014/chartex" xmlns:cx1="http://schemas.microsoft.com/office/drawing/2015/9/8/chartex" xmlns:cx2="http://schemas.microsoft.com/office/drawing/2015/10/21/chartex" xmlns:cx3="http://schemas.microsoft.com/office/drawing/2016/5/9/chartex" xmlns:cx4="http://schemas.microsoft.com/office/drawing/2016/5/10/chartex" xmlns:cx5="http://schemas.microsoft.com/office/drawing/2016/5/11/chartex" xmlns:cx6="http://schemas.microsoft.com/office/drawing/2016/5/12/chartex" xmlns:cx7="http://schemas.microsoft.com/office/drawing/2016/5/13/chartex" xmlns:cx8="http://schemas.microsoft.com/office/drawing/2016/5/14/chartex" xmlns:mc="http://schemas.openxmlformats.org/markup-compatibility/2006" xmlns:aink="http://schemas.microsoft.com/office/drawing/2016/ink" xmlns:am3d="http://schemas.microsoft.com/office/drawing/2017/model3d" xmlns:o="urn:schemas-microsoft-com:office:office" xmlns:oel="http://schemas.microsoft.com/office/2019/extlst" xmlns:r="http://schemas.openxmlformats.org/officeDocument/2006/relationships" xmlns:m="http://schemas.openxmlformats.org/officeDocument/2006/math" xmlns:v="urn:schemas-microsoft-com:vml" xmlns:wp14="http://schemas.microsoft.com/office/word/2010/wordprocessingDrawing" xmlns:wp="http://schemas.openxmlformats.org/drawingml/2006/wordprocessingDrawing" xmlns:w10="urn:schemas-microsoft-com:office:word" xmlns:w="http://schemas.openxmlformats.org/wordprocessingml/2006/main" xmlns:w14="http://schemas.microsoft.com/office/word/2010/wordml" xmlns:w15="http://schemas.microsoft.com/office/word/2012/wordml" xmlns:w16cex="http://schemas.microsoft.com/office/word/2018/wordml/cex" xmlns:w16cid="http://schemas.microsoft.com/office/word/2016/wordml/cid" xmlns:w16="http://schemas.microsoft.com/office/word/2018/wordml" xmlns:w16du="http://schemas.microsoft.com/office/word/2023/wordml/word16du" xmlns:w16sdtdh="http://schemas.microsoft.com/office/word/2020/wordml/sdtdatahash" xmlns:w16se="http://schemas.microsoft.com/office/word/2015/wordml/symex" xmlns:wpg="http://schemas.microsoft.com/office/word/2010/wordprocessingGroup" xmlns:wpi="http://schemas.microsoft.com/office/word/2010/wordprocessingInk" xmlns:wne="http://schemas.microsoft.com/office/word/2006/wordml" xmlns:wps="http://schemas.microsoft.com/office/word/2010/wordprocessingShape" mc:Ignorable="w14 w15 w16se w16cid w16 w16cex w16sdtdh w16du wp14">
+<w:document xmlns:wpc="http://schemas.microsoft.com/office/word/2010/wordprocessingCanvas" xmlns:cx="http://schemas.microsoft.com/office/drawing/2014/chartex" xmlns:cx1="http://schemas.microsoft.com/office/drawing/2015/9/8/chartex" xmlns:cx2="http://schemas.microsoft.com/office/drawing/2015/10/21/chartex" xmlns:cx3="http://schemas.microsoft.com/office/drawing/2016/5/9/chartex" xmlns:cx4="http://schemas.microsoft.com/office/drawing/2016/5/10/chartex" xmlns:cx5="http://schemas.microsoft.com/office/drawing/2016/5/11/chartex" xmlns:cx6="http://schemas.microsoft.com/office/drawing/2016/5/12/chartex" xmlns:cx7="http://schemas.microsoft.com/office/drawing/2016/5/13/chartex" xmlns:cx8="http://schemas.microsoft.com/office/drawing/2016/5/14/chartex" xmlns:mc="http://schemas.openxmlformats.org/markup-compatibility/2006" xmlns:aink="http://schemas.microsoft.com/office/drawing/2016/ink" xmlns:am3d="http://schemas.microsoft.com/office/drawing/2017/model3d" xmlns:o="urn:schemas-microsoft-com:office:office" xmlns:oel="http://schemas.microsoft.com/office/2019/extlst" xmlns:r="http://schemas.openxmlformats.org/officeDocument/2006/relationships" xmlns:m="http://schemas.openxmlformats.org/officeDocument/2006/math" xmlns:v="urn:schemas-microsoft-com:vml" xmlns:wp14="http://schemas.microsoft.com/office/word/2010/wordprocessingDrawing" xmlns:wp="http://schemas.openxmlformats.org/drawingml/2006/wordprocessingDrawing" xmlns:w10="urn:schemas-microsoft-com:office:word" xmlns:w="http://schemas.openxmlformats.org/wordprocessingml/2006/main" xmlns:w14="http://schemas.microsoft.com/office/word/2010/wordml" xmlns:w15="http://schemas.microsoft.com/office/word/2012/wordml" xmlns:w16cex="http://schemas.microsoft.com/office/word/2018/wordml/cex" xmlns:w16cid="http://schemas.microsoft.com/office/word/2016/wordml/cid" xmlns:w16="http://schemas.microsoft.com/office/word/2018/wordml" xmlns:w16du="http://schemas.microsoft.com/office/word/2023/wordml/word16du" xmlns:w16sdtdh="http://schemas.microsoft.com/office/word/2020/wordml/sdtdatahash" xmlns:w16sdtfl="http://schemas.microsoft.com/office/word/2024/wordml/sdtformatlock" xmlns:w16se="http://schemas.microsoft.com/office/word/2015/wordml/symex" xmlns:wpg="http://schemas.microsoft.com/office/word/2010/wordprocessingGroup" xmlns:wpi="http://schemas.microsoft.com/office/word/2010/wordprocessingInk" xmlns:wne="http://schemas.microsoft.com/office/word/2006/wordml" xmlns:wps="http://schemas.microsoft.com/office/word/2010/wordprocessingShape" mc:Ignorable="w14 w15 w16se w16cid w16 w16cex w16sdtdh w16sdtfl w16du wp14">
   <w:body>
     <w:p>
       <w:pPr>
@@ -472,7 +472,7 @@
               </wp:inline>
             </w:drawing>
           </mc:Choice>
-          <mc:Fallback xmlns:mv="urn:schemas-microsoft-com:mac:vml" xmlns:mo="http://schemas.microsoft.com/office/mac/office/2008/main">
+          <mc:Fallback xmlns:mo="http://schemas.microsoft.com/office/mac/office/2008/main" xmlns:mv="urn:schemas-microsoft-com:mac:vml">
             <w:pict>
               <v:group w14:anchorId="4C3301D4" id="Group 4" o:spid="_x0000_s1026" style="width:466.7pt;height:14.9pt;flip:y;mso-position-horizontal-relative:char;mso-position-vertical-relative:line" coordsize="9370,10" o:gfxdata="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">
                 <v:line id="Line 3" o:spid="_x0000_s1027" style="position:absolute;visibility:visible;mso-wrap-style:square" from="5,5" to="9365,5" o:connectortype="straight" o:gfxdata="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" strokeweight="6324emu"/>
@@ -789,6 +789,17 @@
           <w:sz w:val="20"/>
           <w:szCs w:val="20"/>
         </w:rPr>
+        <w:t xml:space="preserve">Undergraduate </w:t>
+      </w:r>
+      <w:r>
+        <w:rPr>
+          <w:rFonts w:ascii="Arial" w:eastAsia="Times New Roman" w:hAnsi="Arial" w:cs="Arial"/>
+          <w:b/>
+          <w:bCs/>
+          <w:w w:val="105"/>
+          <w:sz w:val="20"/>
+          <w:szCs w:val="20"/>
+        </w:rPr>
         <w:t>Program Director</w:t>
       </w:r>
       <w:r>
@@ -843,6 +854,107 @@
     <w:p>
       <w:pPr>
         <w:widowControl w:val="0"/>
+        <w:tabs>
+          <w:tab w:val="left" w:pos="4230"/>
+        </w:tabs>
+        <w:autoSpaceDE w:val="0"/>
+        <w:autoSpaceDN w:val="0"/>
+        <w:spacing w:before="8"/>
+        <w:ind w:left="3960" w:hanging="3780"/>
+        <w:rPr>
+          <w:rFonts w:ascii="Arial" w:eastAsia="Times New Roman" w:hAnsi="Arial" w:cs="Arial"/>
+          <w:w w:val="105"/>
+          <w:sz w:val="20"/>
+          <w:szCs w:val="20"/>
+        </w:rPr>
+      </w:pPr>
+      <w:r>
+        <w:rPr>
+          <w:rFonts w:ascii="Arial" w:eastAsia="Times New Roman" w:hAnsi="Arial" w:cs="Arial"/>
+          <w:w w:val="105"/>
+          <w:sz w:val="20"/>
+          <w:szCs w:val="20"/>
+        </w:rPr>
+        <w:t>January</w:t>
+      </w:r>
+      <w:r>
+        <w:rPr>
+          <w:rFonts w:ascii="Arial" w:eastAsia="Times New Roman" w:hAnsi="Arial" w:cs="Arial"/>
+          <w:w w:val="105"/>
+          <w:sz w:val="20"/>
+          <w:szCs w:val="20"/>
+        </w:rPr>
+        <w:t xml:space="preserve"> 20</w:t>
+      </w:r>
+      <w:r>
+        <w:rPr>
+          <w:rFonts w:ascii="Arial" w:eastAsia="Times New Roman" w:hAnsi="Arial" w:cs="Arial"/>
+          <w:w w:val="105"/>
+          <w:sz w:val="20"/>
+          <w:szCs w:val="20"/>
+        </w:rPr>
+        <w:t>23</w:t>
+      </w:r>
+      <w:r>
+        <w:rPr>
+          <w:rFonts w:ascii="Arial" w:eastAsia="Times New Roman" w:hAnsi="Arial" w:cs="Arial"/>
+          <w:w w:val="105"/>
+          <w:sz w:val="20"/>
+          <w:szCs w:val="20"/>
+        </w:rPr>
+        <w:t xml:space="preserve"> – Ju</w:t>
+      </w:r>
+      <w:r>
+        <w:rPr>
+          <w:rFonts w:ascii="Arial" w:eastAsia="Times New Roman" w:hAnsi="Arial" w:cs="Arial"/>
+          <w:w w:val="105"/>
+          <w:sz w:val="20"/>
+          <w:szCs w:val="20"/>
+        </w:rPr>
+        <w:t>ne</w:t>
+      </w:r>
+      <w:r>
+        <w:rPr>
+          <w:rFonts w:ascii="Arial" w:eastAsia="Times New Roman" w:hAnsi="Arial" w:cs="Arial"/>
+          <w:w w:val="105"/>
+          <w:sz w:val="20"/>
+          <w:szCs w:val="20"/>
+        </w:rPr>
+        <w:t xml:space="preserve"> 202</w:t>
+      </w:r>
+      <w:r>
+        <w:rPr>
+          <w:rFonts w:ascii="Arial" w:eastAsia="Times New Roman" w:hAnsi="Arial" w:cs="Arial"/>
+          <w:w w:val="105"/>
+          <w:sz w:val="20"/>
+          <w:szCs w:val="20"/>
+        </w:rPr>
+        <w:t>3</w:t>
+      </w:r>
+      <w:r>
+        <w:rPr>
+          <w:rFonts w:ascii="Arial" w:eastAsia="Times New Roman" w:hAnsi="Arial" w:cs="Arial"/>
+          <w:w w:val="105"/>
+          <w:sz w:val="20"/>
+          <w:szCs w:val="20"/>
+        </w:rPr>
+        <w:tab/>
+      </w:r>
+      <w:r>
+        <w:rPr>
+          <w:rFonts w:ascii="Arial" w:eastAsia="Times New Roman" w:hAnsi="Arial" w:cs="Arial"/>
+          <w:b/>
+          <w:bCs/>
+          <w:w w:val="105"/>
+          <w:sz w:val="20"/>
+          <w:szCs w:val="20"/>
+        </w:rPr>
+        <w:t>Visiting Scholar</w:t>
+      </w:r>
+    </w:p>
+    <w:p>
+      <w:pPr>
+        <w:widowControl w:val="0"/>
         <w:autoSpaceDE w:val="0"/>
         <w:autoSpaceDN w:val="0"/>
         <w:ind w:left="3960"/>
@@ -884,125 +996,81 @@
         <w:ind w:left="3960" w:hanging="3780"/>
         <w:rPr>
           <w:rFonts w:ascii="Arial" w:eastAsia="Times New Roman" w:hAnsi="Arial" w:cs="Arial"/>
-          <w:w w:val="105"/>
-          <w:sz w:val="20"/>
-          <w:szCs w:val="20"/>
-        </w:rPr>
-      </w:pPr>
-      <w:r>
-        <w:rPr>
-          <w:rFonts w:ascii="Arial" w:eastAsia="Times New Roman" w:hAnsi="Arial" w:cs="Arial"/>
-          <w:w w:val="105"/>
-          <w:sz w:val="20"/>
-          <w:szCs w:val="20"/>
-        </w:rPr>
-        <w:t>January</w:t>
-      </w:r>
-      <w:r>
-        <w:rPr>
-          <w:rFonts w:ascii="Arial" w:eastAsia="Times New Roman" w:hAnsi="Arial" w:cs="Arial"/>
-          <w:w w:val="105"/>
-          <w:sz w:val="20"/>
-          <w:szCs w:val="20"/>
-        </w:rPr>
-        <w:t xml:space="preserve"> 20</w:t>
-      </w:r>
-      <w:r>
-        <w:rPr>
-          <w:rFonts w:ascii="Arial" w:eastAsia="Times New Roman" w:hAnsi="Arial" w:cs="Arial"/>
-          <w:w w:val="105"/>
-          <w:sz w:val="20"/>
-          <w:szCs w:val="20"/>
-        </w:rPr>
-        <w:t>23</w:t>
-      </w:r>
-      <w:r>
-        <w:rPr>
-          <w:rFonts w:ascii="Arial" w:eastAsia="Times New Roman" w:hAnsi="Arial" w:cs="Arial"/>
-          <w:w w:val="105"/>
-          <w:sz w:val="20"/>
-          <w:szCs w:val="20"/>
-        </w:rPr>
-        <w:t xml:space="preserve"> – Ju</w:t>
-      </w:r>
-      <w:r>
-        <w:rPr>
-          <w:rFonts w:ascii="Arial" w:eastAsia="Times New Roman" w:hAnsi="Arial" w:cs="Arial"/>
-          <w:w w:val="105"/>
-          <w:sz w:val="20"/>
-          <w:szCs w:val="20"/>
-        </w:rPr>
-        <w:t>ne</w:t>
-      </w:r>
-      <w:r>
-        <w:rPr>
-          <w:rFonts w:ascii="Arial" w:eastAsia="Times New Roman" w:hAnsi="Arial" w:cs="Arial"/>
-          <w:w w:val="105"/>
-          <w:sz w:val="20"/>
-          <w:szCs w:val="20"/>
-        </w:rPr>
-        <w:t xml:space="preserve"> 202</w:t>
-      </w:r>
-      <w:r>
-        <w:rPr>
-          <w:rFonts w:ascii="Arial" w:eastAsia="Times New Roman" w:hAnsi="Arial" w:cs="Arial"/>
-          <w:w w:val="105"/>
-          <w:sz w:val="20"/>
-          <w:szCs w:val="20"/>
-        </w:rPr>
-        <w:t>3</w:t>
-      </w:r>
-      <w:r>
-        <w:rPr>
-          <w:rFonts w:ascii="Arial" w:eastAsia="Times New Roman" w:hAnsi="Arial" w:cs="Arial"/>
-          <w:w w:val="105"/>
-          <w:sz w:val="20"/>
-          <w:szCs w:val="20"/>
-        </w:rPr>
-        <w:tab/>
-      </w:r>
-      <w:r>
-        <w:rPr>
-          <w:rFonts w:ascii="Arial" w:eastAsia="Times New Roman" w:hAnsi="Arial" w:cs="Arial"/>
           <w:b/>
           <w:bCs/>
           <w:w w:val="105"/>
           <w:sz w:val="20"/>
           <w:szCs w:val="20"/>
         </w:rPr>
-        <w:t>Visiting Scholar</w:t>
-      </w:r>
-    </w:p>
-    <w:p>
-      <w:pPr>
-        <w:widowControl w:val="0"/>
-        <w:autoSpaceDE w:val="0"/>
-        <w:autoSpaceDN w:val="0"/>
-        <w:ind w:left="3960"/>
-        <w:rPr>
-          <w:rFonts w:ascii="Arial" w:eastAsia="Times New Roman" w:hAnsi="Arial" w:cs="Arial"/>
-          <w:w w:val="105"/>
-          <w:sz w:val="20"/>
-          <w:szCs w:val="20"/>
-        </w:rPr>
-      </w:pPr>
-      <w:r>
-        <w:rPr>
-          <w:rFonts w:ascii="Arial" w:eastAsia="Times New Roman" w:hAnsi="Arial" w:cs="Arial"/>
-          <w:w w:val="105"/>
-          <w:sz w:val="20"/>
-          <w:szCs w:val="20"/>
-        </w:rPr>
-        <w:t xml:space="preserve">University of </w:t>
-      </w:r>
-      <w:r>
-        <w:rPr>
-          <w:rFonts w:ascii="Arial" w:eastAsia="Times New Roman" w:hAnsi="Arial" w:cs="Arial"/>
-          <w:w w:val="105"/>
-          <w:sz w:val="20"/>
-          <w:szCs w:val="20"/>
-        </w:rPr>
-        <w:t>Auckland, New Zealand</w:t>
+      </w:pPr>
+      <w:r>
+        <w:rPr>
+          <w:rFonts w:ascii="Arial" w:eastAsia="Times New Roman" w:hAnsi="Arial" w:cs="Arial"/>
+          <w:w w:val="105"/>
+          <w:sz w:val="20"/>
+          <w:szCs w:val="20"/>
+        </w:rPr>
+        <w:t>July</w:t>
+      </w:r>
+      <w:r>
+        <w:rPr>
+          <w:rFonts w:ascii="Arial" w:eastAsia="Times New Roman" w:hAnsi="Arial" w:cs="Arial"/>
+          <w:w w:val="105"/>
+          <w:sz w:val="20"/>
+          <w:szCs w:val="20"/>
+        </w:rPr>
+        <w:t xml:space="preserve"> 2022 – </w:t>
+      </w:r>
+      <w:r>
+        <w:rPr>
+          <w:rFonts w:ascii="Arial" w:eastAsia="Times New Roman" w:hAnsi="Arial" w:cs="Arial"/>
+          <w:w w:val="105"/>
+          <w:sz w:val="20"/>
+          <w:szCs w:val="20"/>
+        </w:rPr>
+        <w:t>Present</w:t>
+      </w:r>
+      <w:r>
+        <w:rPr>
+          <w:rFonts w:ascii="Arial" w:eastAsia="Times New Roman" w:hAnsi="Arial" w:cs="Arial"/>
+          <w:w w:val="105"/>
+          <w:sz w:val="20"/>
+          <w:szCs w:val="20"/>
+        </w:rPr>
+        <w:tab/>
+      </w:r>
+      <w:r>
+        <w:rPr>
+          <w:rFonts w:ascii="Arial" w:eastAsia="Times New Roman" w:hAnsi="Arial" w:cs="Arial"/>
+          <w:b/>
+          <w:bCs/>
+          <w:w w:val="105"/>
+          <w:sz w:val="20"/>
+          <w:szCs w:val="20"/>
+        </w:rPr>
+        <w:t>Co-Founder</w:t>
+      </w:r>
+      <w:r>
+        <w:rPr>
+          <w:rFonts w:ascii="Arial" w:eastAsia="Times New Roman" w:hAnsi="Arial" w:cs="Arial"/>
+          <w:b/>
+          <w:bCs/>
+          <w:w w:val="105"/>
+          <w:sz w:val="20"/>
+          <w:szCs w:val="20"/>
+        </w:rPr>
+        <w:t xml:space="preserve">, </w:t>
+      </w:r>
+      <w:r>
+        <w:rPr>
+          <w:rFonts w:ascii="Arial" w:eastAsia="Times New Roman" w:hAnsi="Arial" w:cs="Arial"/>
+          <w:b/>
+          <w:bCs/>
+          <w:w w:val="105"/>
+          <w:sz w:val="20"/>
+          <w:szCs w:val="20"/>
+        </w:rPr>
+        <w:t>First Team Analytics, LLC</w:t>
       </w:r>
     </w:p>
     <w:p>
@@ -1017,81 +1085,106 @@
         <w:ind w:left="3960" w:hanging="3780"/>
         <w:rPr>
           <w:rFonts w:ascii="Arial" w:eastAsia="Times New Roman" w:hAnsi="Arial" w:cs="Arial"/>
+          <w:w w:val="105"/>
+          <w:sz w:val="20"/>
+          <w:szCs w:val="20"/>
+        </w:rPr>
+      </w:pPr>
+      <w:r>
+        <w:rPr>
+          <w:rFonts w:ascii="Arial" w:eastAsia="Times New Roman" w:hAnsi="Arial" w:cs="Arial"/>
+          <w:w w:val="105"/>
+          <w:sz w:val="20"/>
+          <w:szCs w:val="20"/>
+        </w:rPr>
+        <w:t>September 202</w:t>
+      </w:r>
+      <w:r>
+        <w:rPr>
+          <w:rFonts w:ascii="Arial" w:eastAsia="Times New Roman" w:hAnsi="Arial" w:cs="Arial"/>
+          <w:w w:val="105"/>
+          <w:sz w:val="20"/>
+          <w:szCs w:val="20"/>
+        </w:rPr>
+        <w:t>2</w:t>
+      </w:r>
+      <w:r>
+        <w:rPr>
+          <w:rFonts w:ascii="Arial" w:eastAsia="Times New Roman" w:hAnsi="Arial" w:cs="Arial"/>
+          <w:w w:val="105"/>
+          <w:sz w:val="20"/>
+          <w:szCs w:val="20"/>
+        </w:rPr>
+        <w:t xml:space="preserve"> – </w:t>
+      </w:r>
+      <w:r>
+        <w:rPr>
+          <w:rFonts w:ascii="Arial" w:eastAsia="Times New Roman" w:hAnsi="Arial" w:cs="Arial"/>
+          <w:w w:val="105"/>
+          <w:sz w:val="20"/>
+          <w:szCs w:val="20"/>
+        </w:rPr>
+        <w:t>December</w:t>
+      </w:r>
+      <w:r>
+        <w:rPr>
+          <w:rFonts w:ascii="Arial" w:eastAsia="Times New Roman" w:hAnsi="Arial" w:cs="Arial"/>
+          <w:w w:val="105"/>
+          <w:sz w:val="20"/>
+          <w:szCs w:val="20"/>
+        </w:rPr>
+        <w:t xml:space="preserve"> 2022</w:t>
+      </w:r>
+      <w:r>
+        <w:rPr>
+          <w:rFonts w:ascii="Arial" w:eastAsia="Times New Roman" w:hAnsi="Arial" w:cs="Arial"/>
+          <w:w w:val="105"/>
+          <w:sz w:val="20"/>
+          <w:szCs w:val="20"/>
+        </w:rPr>
+        <w:tab/>
+      </w:r>
+      <w:r>
+        <w:rPr>
+          <w:rFonts w:ascii="Arial" w:eastAsia="Times New Roman" w:hAnsi="Arial" w:cs="Arial"/>
           <w:b/>
           <w:bCs/>
           <w:w w:val="105"/>
           <w:sz w:val="20"/>
           <w:szCs w:val="20"/>
         </w:rPr>
-      </w:pPr>
-      <w:r>
-        <w:rPr>
-          <w:rFonts w:ascii="Arial" w:eastAsia="Times New Roman" w:hAnsi="Arial" w:cs="Arial"/>
-          <w:w w:val="105"/>
-          <w:sz w:val="20"/>
-          <w:szCs w:val="20"/>
-        </w:rPr>
-        <w:t>July</w:t>
-      </w:r>
-      <w:r>
-        <w:rPr>
-          <w:rFonts w:ascii="Arial" w:eastAsia="Times New Roman" w:hAnsi="Arial" w:cs="Arial"/>
-          <w:w w:val="105"/>
-          <w:sz w:val="20"/>
-          <w:szCs w:val="20"/>
-        </w:rPr>
-        <w:t xml:space="preserve"> 2022 – </w:t>
-      </w:r>
-      <w:r>
-        <w:rPr>
-          <w:rFonts w:ascii="Arial" w:eastAsia="Times New Roman" w:hAnsi="Arial" w:cs="Arial"/>
-          <w:w w:val="105"/>
-          <w:sz w:val="20"/>
-          <w:szCs w:val="20"/>
-        </w:rPr>
-        <w:t>Present</w:t>
-      </w:r>
-      <w:r>
-        <w:rPr>
-          <w:rFonts w:ascii="Arial" w:eastAsia="Times New Roman" w:hAnsi="Arial" w:cs="Arial"/>
-          <w:w w:val="105"/>
-          <w:sz w:val="20"/>
-          <w:szCs w:val="20"/>
-        </w:rPr>
-        <w:tab/>
-      </w:r>
-      <w:r>
-        <w:rPr>
-          <w:rFonts w:ascii="Arial" w:eastAsia="Times New Roman" w:hAnsi="Arial" w:cs="Arial"/>
-          <w:b/>
-          <w:bCs/>
-          <w:w w:val="105"/>
-          <w:sz w:val="20"/>
-          <w:szCs w:val="20"/>
-        </w:rPr>
-        <w:t>Co-Founder</w:t>
-      </w:r>
-      <w:r>
-        <w:rPr>
-          <w:rFonts w:ascii="Arial" w:eastAsia="Times New Roman" w:hAnsi="Arial" w:cs="Arial"/>
-          <w:b/>
-          <w:bCs/>
-          <w:w w:val="105"/>
-          <w:sz w:val="20"/>
-          <w:szCs w:val="20"/>
-        </w:rPr>
-        <w:t xml:space="preserve">, </w:t>
-      </w:r>
-      <w:r>
-        <w:rPr>
-          <w:rFonts w:ascii="Arial" w:eastAsia="Times New Roman" w:hAnsi="Arial" w:cs="Arial"/>
-          <w:b/>
-          <w:bCs/>
-          <w:w w:val="105"/>
-          <w:sz w:val="20"/>
-          <w:szCs w:val="20"/>
-        </w:rPr>
-        <w:t>First Team Analytics, LLC</w:t>
+        <w:t>Interim Department Chair, BIA</w:t>
+      </w:r>
+    </w:p>
+    <w:p>
+      <w:pPr>
+        <w:widowControl w:val="0"/>
+        <w:autoSpaceDE w:val="0"/>
+        <w:autoSpaceDN w:val="0"/>
+        <w:ind w:left="3960"/>
+        <w:rPr>
+          <w:rFonts w:ascii="Arial" w:eastAsia="Times New Roman" w:hAnsi="Arial" w:cs="Arial"/>
+          <w:sz w:val="20"/>
+          <w:szCs w:val="20"/>
+        </w:rPr>
+      </w:pPr>
+      <w:r>
+        <w:rPr>
+          <w:rFonts w:ascii="Arial" w:eastAsia="Times New Roman" w:hAnsi="Arial" w:cs="Arial"/>
+          <w:w w:val="105"/>
+          <w:sz w:val="20"/>
+          <w:szCs w:val="20"/>
+        </w:rPr>
+        <w:t>University of Denv</w:t>
+      </w:r>
+      <w:r>
+        <w:rPr>
+          <w:rFonts w:ascii="Arial" w:eastAsia="Times New Roman" w:hAnsi="Arial" w:cs="Arial"/>
+          <w:w w:val="105"/>
+          <w:sz w:val="20"/>
+          <w:szCs w:val="20"/>
+        </w:rPr>
+        <w:t>er</w:t>
       </w:r>
     </w:p>
     <w:p>
@@ -1118,43 +1211,16 @@
           <w:sz w:val="20"/>
           <w:szCs w:val="20"/>
         </w:rPr>
-        <w:t>September 202</w:t>
-      </w:r>
-      <w:r>
-        <w:rPr>
-          <w:rFonts w:ascii="Arial" w:eastAsia="Times New Roman" w:hAnsi="Arial" w:cs="Arial"/>
-          <w:w w:val="105"/>
-          <w:sz w:val="20"/>
-          <w:szCs w:val="20"/>
-        </w:rPr>
-        <w:t>2</w:t>
-      </w:r>
-      <w:r>
-        <w:rPr>
-          <w:rFonts w:ascii="Arial" w:eastAsia="Times New Roman" w:hAnsi="Arial" w:cs="Arial"/>
-          <w:w w:val="105"/>
-          <w:sz w:val="20"/>
-          <w:szCs w:val="20"/>
-        </w:rPr>
-        <w:t xml:space="preserve"> – </w:t>
-      </w:r>
-      <w:r>
-        <w:rPr>
-          <w:rFonts w:ascii="Arial" w:eastAsia="Times New Roman" w:hAnsi="Arial" w:cs="Arial"/>
-          <w:w w:val="105"/>
-          <w:sz w:val="20"/>
-          <w:szCs w:val="20"/>
-        </w:rPr>
-        <w:t>December</w:t>
-      </w:r>
-      <w:r>
-        <w:rPr>
-          <w:rFonts w:ascii="Arial" w:eastAsia="Times New Roman" w:hAnsi="Arial" w:cs="Arial"/>
-          <w:w w:val="105"/>
-          <w:sz w:val="20"/>
-          <w:szCs w:val="20"/>
-        </w:rPr>
-        <w:t xml:space="preserve"> 2022</w:t>
+        <w:t xml:space="preserve">September 2021 – </w:t>
+      </w:r>
+      <w:r>
+        <w:rPr>
+          <w:rFonts w:ascii="Arial" w:eastAsia="Times New Roman" w:hAnsi="Arial" w:cs="Arial"/>
+          <w:w w:val="105"/>
+          <w:sz w:val="20"/>
+          <w:szCs w:val="20"/>
+        </w:rPr>
+        <w:t>June 2022</w:t>
       </w:r>
       <w:r>
         <w:rPr>
@@ -1174,7 +1240,7 @@
           <w:sz w:val="20"/>
           <w:szCs w:val="20"/>
         </w:rPr>
-        <w:t>Interim Department Chair, BIA</w:t>
+        <w:t>Public Impact Fellow</w:t>
       </w:r>
     </w:p>
     <w:p>
@@ -1196,16 +1262,16 @@
           <w:sz w:val="20"/>
           <w:szCs w:val="20"/>
         </w:rPr>
-        <w:t>University of Denv</w:t>
-      </w:r>
-      <w:r>
-        <w:rPr>
-          <w:rFonts w:ascii="Arial" w:eastAsia="Times New Roman" w:hAnsi="Arial" w:cs="Arial"/>
-          <w:w w:val="105"/>
-          <w:sz w:val="20"/>
-          <w:szCs w:val="20"/>
-        </w:rPr>
-        <w:t>er</w:t>
+        <w:t>University of Denve</w:t>
+      </w:r>
+      <w:r>
+        <w:rPr>
+          <w:rFonts w:ascii="Arial" w:eastAsia="Times New Roman" w:hAnsi="Arial" w:cs="Arial"/>
+          <w:w w:val="105"/>
+          <w:sz w:val="20"/>
+          <w:szCs w:val="20"/>
+        </w:rPr>
+        <w:t>r</w:t>
       </w:r>
     </w:p>
     <w:p>
@@ -1220,28 +1286,36 @@
         <w:ind w:left="3960" w:hanging="3780"/>
         <w:rPr>
           <w:rFonts w:ascii="Arial" w:eastAsia="Times New Roman" w:hAnsi="Arial" w:cs="Arial"/>
-          <w:w w:val="105"/>
-          <w:sz w:val="20"/>
-          <w:szCs w:val="20"/>
-        </w:rPr>
-      </w:pPr>
-      <w:r>
-        <w:rPr>
-          <w:rFonts w:ascii="Arial" w:eastAsia="Times New Roman" w:hAnsi="Arial" w:cs="Arial"/>
-          <w:w w:val="105"/>
-          <w:sz w:val="20"/>
-          <w:szCs w:val="20"/>
-        </w:rPr>
-        <w:t xml:space="preserve">September 2021 – </w:t>
-      </w:r>
-      <w:r>
-        <w:rPr>
-          <w:rFonts w:ascii="Arial" w:eastAsia="Times New Roman" w:hAnsi="Arial" w:cs="Arial"/>
-          <w:w w:val="105"/>
-          <w:sz w:val="20"/>
-          <w:szCs w:val="20"/>
-        </w:rPr>
-        <w:t>June 2022</w:t>
+          <w:sz w:val="20"/>
+          <w:szCs w:val="20"/>
+        </w:rPr>
+      </w:pPr>
+      <w:r>
+        <w:rPr>
+          <w:rFonts w:ascii="Arial" w:eastAsia="Times New Roman" w:hAnsi="Arial" w:cs="Arial"/>
+          <w:w w:val="105"/>
+          <w:sz w:val="20"/>
+          <w:szCs w:val="20"/>
+        </w:rPr>
+        <w:t>September 202</w:t>
+      </w:r>
+      <w:r>
+        <w:rPr>
+          <w:rFonts w:ascii="Arial" w:eastAsia="Times New Roman" w:hAnsi="Arial" w:cs="Arial"/>
+          <w:w w:val="105"/>
+          <w:sz w:val="20"/>
+          <w:szCs w:val="20"/>
+        </w:rPr>
+        <w:t>1</w:t>
+      </w:r>
+      <w:r>
+        <w:rPr>
+          <w:rFonts w:ascii="Arial" w:eastAsia="Times New Roman" w:hAnsi="Arial" w:cs="Arial"/>
+          <w:w w:val="105"/>
+          <w:sz w:val="20"/>
+          <w:szCs w:val="20"/>
+        </w:rPr>
+        <w:t xml:space="preserve"> – Present</w:t>
       </w:r>
       <w:r>
         <w:rPr>
@@ -1261,121 +1335,82 @@
           <w:sz w:val="20"/>
           <w:szCs w:val="20"/>
         </w:rPr>
-        <w:t>Public Impact Fellow</w:t>
-      </w:r>
-    </w:p>
-    <w:p>
-      <w:pPr>
-        <w:widowControl w:val="0"/>
-        <w:autoSpaceDE w:val="0"/>
-        <w:autoSpaceDN w:val="0"/>
-        <w:ind w:left="3960"/>
-        <w:rPr>
-          <w:rFonts w:ascii="Arial" w:eastAsia="Times New Roman" w:hAnsi="Arial" w:cs="Arial"/>
-          <w:sz w:val="20"/>
-          <w:szCs w:val="20"/>
-        </w:rPr>
-      </w:pPr>
-      <w:r>
-        <w:rPr>
-          <w:rFonts w:ascii="Arial" w:eastAsia="Times New Roman" w:hAnsi="Arial" w:cs="Arial"/>
-          <w:w w:val="105"/>
-          <w:sz w:val="20"/>
-          <w:szCs w:val="20"/>
-        </w:rPr>
-        <w:t>University of Denve</w:t>
-      </w:r>
-      <w:r>
-        <w:rPr>
-          <w:rFonts w:ascii="Arial" w:eastAsia="Times New Roman" w:hAnsi="Arial" w:cs="Arial"/>
-          <w:w w:val="105"/>
-          <w:sz w:val="20"/>
-          <w:szCs w:val="20"/>
-        </w:rPr>
-        <w:t>r</w:t>
-      </w:r>
-    </w:p>
-    <w:p>
-      <w:pPr>
-        <w:widowControl w:val="0"/>
-        <w:tabs>
-          <w:tab w:val="left" w:pos="4230"/>
-        </w:tabs>
-        <w:autoSpaceDE w:val="0"/>
-        <w:autoSpaceDN w:val="0"/>
-        <w:spacing w:before="8"/>
-        <w:ind w:left="3974" w:hanging="3787"/>
-        <w:rPr>
-          <w:rFonts w:ascii="Arial" w:eastAsia="Times New Roman" w:hAnsi="Arial" w:cs="Arial"/>
-          <w:sz w:val="20"/>
-          <w:szCs w:val="20"/>
-        </w:rPr>
-      </w:pPr>
-      <w:r>
-        <w:rPr>
-          <w:rFonts w:ascii="Arial" w:eastAsia="Times New Roman" w:hAnsi="Arial" w:cs="Arial"/>
-          <w:w w:val="110"/>
-          <w:sz w:val="20"/>
-          <w:szCs w:val="20"/>
-        </w:rPr>
-        <w:t>May 2019</w:t>
-      </w:r>
-      <w:r>
-        <w:rPr>
-          <w:rFonts w:ascii="Arial" w:eastAsia="Times New Roman" w:hAnsi="Arial" w:cs="Arial"/>
-          <w:spacing w:val="-9"/>
-          <w:w w:val="110"/>
-          <w:sz w:val="20"/>
-          <w:szCs w:val="20"/>
-        </w:rPr>
-        <w:t xml:space="preserve"> </w:t>
-      </w:r>
-      <w:r>
-        <w:rPr>
-          <w:rFonts w:ascii="Arial" w:eastAsia="Times New Roman" w:hAnsi="Arial" w:cs="Arial"/>
-          <w:w w:val="110"/>
-          <w:sz w:val="20"/>
-          <w:szCs w:val="20"/>
-        </w:rPr>
-        <w:t>–</w:t>
-      </w:r>
-      <w:r>
-        <w:rPr>
-          <w:rFonts w:ascii="Arial" w:eastAsia="Times New Roman" w:hAnsi="Arial" w:cs="Arial"/>
-          <w:spacing w:val="-5"/>
-          <w:w w:val="110"/>
-          <w:sz w:val="20"/>
-          <w:szCs w:val="20"/>
-        </w:rPr>
-        <w:t xml:space="preserve"> </w:t>
-      </w:r>
-      <w:r>
-        <w:rPr>
-          <w:rFonts w:ascii="Arial" w:eastAsia="Times New Roman" w:hAnsi="Arial" w:cs="Arial"/>
-          <w:w w:val="110"/>
-          <w:sz w:val="20"/>
-          <w:szCs w:val="20"/>
-        </w:rPr>
-        <w:t>June 2022</w:t>
-      </w:r>
-      <w:r>
-        <w:rPr>
-          <w:rFonts w:ascii="Arial" w:eastAsia="Times New Roman" w:hAnsi="Arial" w:cs="Arial"/>
-          <w:w w:val="110"/>
-          <w:sz w:val="20"/>
-          <w:szCs w:val="20"/>
-        </w:rPr>
-        <w:tab/>
-      </w:r>
-      <w:r>
-        <w:rPr>
-          <w:rFonts w:ascii="Arial" w:eastAsia="Times New Roman" w:hAnsi="Arial" w:cs="Arial"/>
-          <w:b/>
-          <w:w w:val="110"/>
-          <w:sz w:val="20"/>
-          <w:szCs w:val="20"/>
-        </w:rPr>
-        <w:t>Member, Board of Advisors</w:t>
+        <w:t>Associate Professor</w:t>
+      </w:r>
+      <w:r>
+        <w:rPr>
+          <w:rFonts w:ascii="Arial" w:eastAsia="Times New Roman" w:hAnsi="Arial" w:cs="Arial"/>
+          <w:w w:val="105"/>
+          <w:sz w:val="20"/>
+          <w:szCs w:val="20"/>
+        </w:rPr>
+        <w:t xml:space="preserve">, Department of </w:t>
+      </w:r>
+      <w:r>
+        <w:rPr>
+          <w:rFonts w:ascii="Arial" w:eastAsia="Times New Roman" w:hAnsi="Arial" w:cs="Arial"/>
+          <w:w w:val="110"/>
+          <w:sz w:val="20"/>
+          <w:szCs w:val="20"/>
+        </w:rPr>
+        <w:t>Business</w:t>
+      </w:r>
+      <w:r>
+        <w:rPr>
+          <w:rFonts w:ascii="Arial" w:eastAsia="Times New Roman" w:hAnsi="Arial" w:cs="Arial"/>
+          <w:spacing w:val="-10"/>
+          <w:w w:val="110"/>
+          <w:sz w:val="20"/>
+          <w:szCs w:val="20"/>
+        </w:rPr>
+        <w:t xml:space="preserve"> </w:t>
+      </w:r>
+      <w:r>
+        <w:rPr>
+          <w:rFonts w:ascii="Arial" w:eastAsia="Times New Roman" w:hAnsi="Arial" w:cs="Arial"/>
+          <w:w w:val="110"/>
+          <w:sz w:val="20"/>
+          <w:szCs w:val="20"/>
+        </w:rPr>
+        <w:t>Information</w:t>
+      </w:r>
+      <w:r>
+        <w:rPr>
+          <w:rFonts w:ascii="Arial" w:eastAsia="Times New Roman" w:hAnsi="Arial" w:cs="Arial"/>
+          <w:spacing w:val="-10"/>
+          <w:w w:val="110"/>
+          <w:sz w:val="20"/>
+          <w:szCs w:val="20"/>
+        </w:rPr>
+        <w:t xml:space="preserve"> </w:t>
+      </w:r>
+      <w:r>
+        <w:rPr>
+          <w:rFonts w:ascii="Arial" w:eastAsia="Times New Roman" w:hAnsi="Arial" w:cs="Arial"/>
+          <w:w w:val="110"/>
+          <w:sz w:val="20"/>
+          <w:szCs w:val="20"/>
+        </w:rPr>
+        <w:t>and</w:t>
+      </w:r>
+      <w:r>
+        <w:rPr>
+          <w:rFonts w:ascii="Arial" w:eastAsia="Times New Roman" w:hAnsi="Arial" w:cs="Arial"/>
+          <w:spacing w:val="-10"/>
+          <w:w w:val="110"/>
+          <w:sz w:val="20"/>
+          <w:szCs w:val="20"/>
+        </w:rPr>
+        <w:t xml:space="preserve"> </w:t>
+      </w:r>
+      <w:r>
+        <w:rPr>
+          <w:rFonts w:ascii="Arial" w:eastAsia="Times New Roman" w:hAnsi="Arial" w:cs="Arial"/>
+          <w:w w:val="110"/>
+          <w:sz w:val="20"/>
+          <w:szCs w:val="20"/>
+        </w:rPr>
+        <w:t>Analytics</w:t>
       </w:r>
     </w:p>
     <w:p>
@@ -1387,22 +1422,28 @@
         <w:ind w:left="3960"/>
         <w:rPr>
           <w:rFonts w:ascii="Arial" w:eastAsia="Times New Roman" w:hAnsi="Arial" w:cs="Arial"/>
-          <w:w w:val="105"/>
-          <w:sz w:val="20"/>
-          <w:szCs w:val="20"/>
-        </w:rPr>
-      </w:pPr>
-      <w:proofErr w:type="spellStart"/>
-      <w:r>
-        <w:rPr>
-          <w:rFonts w:ascii="Arial" w:eastAsia="Times New Roman" w:hAnsi="Arial" w:cs="Arial"/>
-          <w:w w:val="105"/>
-          <w:sz w:val="20"/>
-          <w:szCs w:val="20"/>
-        </w:rPr>
-        <w:t>UnumAI</w:t>
-      </w:r>
-      <w:proofErr w:type="spellEnd"/>
+          <w:sz w:val="20"/>
+          <w:szCs w:val="20"/>
+        </w:rPr>
+      </w:pPr>
+      <w:r>
+        <w:rPr>
+          <w:rFonts w:ascii="Arial" w:eastAsia="Times New Roman" w:hAnsi="Arial" w:cs="Arial"/>
+          <w:w w:val="105"/>
+          <w:sz w:val="20"/>
+          <w:szCs w:val="20"/>
+        </w:rPr>
+        <w:t>Daniels College of Business, University of Denver</w:t>
+      </w:r>
+      <w:r>
+        <w:rPr>
+          <w:rFonts w:ascii="Arial" w:eastAsia="Times New Roman" w:hAnsi="Arial" w:cs="Arial"/>
+          <w:w w:val="105"/>
+          <w:sz w:val="20"/>
+          <w:szCs w:val="20"/>
+        </w:rPr>
+        <w:tab/>
+      </w:r>
     </w:p>
     <w:p>
       <w:pPr>
@@ -1423,177 +1464,6 @@
       <w:r>
         <w:rPr>
           <w:rFonts w:ascii="Arial" w:eastAsia="Times New Roman" w:hAnsi="Arial" w:cs="Arial"/>
-          <w:w w:val="105"/>
-          <w:sz w:val="20"/>
-          <w:szCs w:val="20"/>
-        </w:rPr>
-        <w:t>September 202</w:t>
-      </w:r>
-      <w:r>
-        <w:rPr>
-          <w:rFonts w:ascii="Arial" w:eastAsia="Times New Roman" w:hAnsi="Arial" w:cs="Arial"/>
-          <w:w w:val="105"/>
-          <w:sz w:val="20"/>
-          <w:szCs w:val="20"/>
-        </w:rPr>
-        <w:t>1</w:t>
-      </w:r>
-      <w:r>
-        <w:rPr>
-          <w:rFonts w:ascii="Arial" w:eastAsia="Times New Roman" w:hAnsi="Arial" w:cs="Arial"/>
-          <w:w w:val="105"/>
-          <w:sz w:val="20"/>
-          <w:szCs w:val="20"/>
-        </w:rPr>
-        <w:t xml:space="preserve"> – Present</w:t>
-      </w:r>
-      <w:r>
-        <w:rPr>
-          <w:rFonts w:ascii="Arial" w:eastAsia="Times New Roman" w:hAnsi="Arial" w:cs="Arial"/>
-          <w:w w:val="105"/>
-          <w:sz w:val="20"/>
-          <w:szCs w:val="20"/>
-        </w:rPr>
-        <w:tab/>
-      </w:r>
-      <w:r>
-        <w:rPr>
-          <w:rFonts w:ascii="Arial" w:eastAsia="Times New Roman" w:hAnsi="Arial" w:cs="Arial"/>
-          <w:b/>
-          <w:bCs/>
-          <w:w w:val="105"/>
-          <w:sz w:val="20"/>
-          <w:szCs w:val="20"/>
-        </w:rPr>
-        <w:t>Associate Professor</w:t>
-      </w:r>
-      <w:r>
-        <w:rPr>
-          <w:rFonts w:ascii="Arial" w:eastAsia="Times New Roman" w:hAnsi="Arial" w:cs="Arial"/>
-          <w:w w:val="105"/>
-          <w:sz w:val="20"/>
-          <w:szCs w:val="20"/>
-        </w:rPr>
-        <w:t xml:space="preserve">, Department of </w:t>
-      </w:r>
-      <w:r>
-        <w:rPr>
-          <w:rFonts w:ascii="Arial" w:eastAsia="Times New Roman" w:hAnsi="Arial" w:cs="Arial"/>
-          <w:w w:val="110"/>
-          <w:sz w:val="20"/>
-          <w:szCs w:val="20"/>
-        </w:rPr>
-        <w:t>Business</w:t>
-      </w:r>
-      <w:r>
-        <w:rPr>
-          <w:rFonts w:ascii="Arial" w:eastAsia="Times New Roman" w:hAnsi="Arial" w:cs="Arial"/>
-          <w:spacing w:val="-10"/>
-          <w:w w:val="110"/>
-          <w:sz w:val="20"/>
-          <w:szCs w:val="20"/>
-        </w:rPr>
-        <w:t xml:space="preserve"> </w:t>
-      </w:r>
-      <w:r>
-        <w:rPr>
-          <w:rFonts w:ascii="Arial" w:eastAsia="Times New Roman" w:hAnsi="Arial" w:cs="Arial"/>
-          <w:w w:val="110"/>
-          <w:sz w:val="20"/>
-          <w:szCs w:val="20"/>
-        </w:rPr>
-        <w:t>Information</w:t>
-      </w:r>
-      <w:r>
-        <w:rPr>
-          <w:rFonts w:ascii="Arial" w:eastAsia="Times New Roman" w:hAnsi="Arial" w:cs="Arial"/>
-          <w:spacing w:val="-10"/>
-          <w:w w:val="110"/>
-          <w:sz w:val="20"/>
-          <w:szCs w:val="20"/>
-        </w:rPr>
-        <w:t xml:space="preserve"> </w:t>
-      </w:r>
-      <w:r>
-        <w:rPr>
-          <w:rFonts w:ascii="Arial" w:eastAsia="Times New Roman" w:hAnsi="Arial" w:cs="Arial"/>
-          <w:w w:val="110"/>
-          <w:sz w:val="20"/>
-          <w:szCs w:val="20"/>
-        </w:rPr>
-        <w:t>and</w:t>
-      </w:r>
-      <w:r>
-        <w:rPr>
-          <w:rFonts w:ascii="Arial" w:eastAsia="Times New Roman" w:hAnsi="Arial" w:cs="Arial"/>
-          <w:spacing w:val="-10"/>
-          <w:w w:val="110"/>
-          <w:sz w:val="20"/>
-          <w:szCs w:val="20"/>
-        </w:rPr>
-        <w:t xml:space="preserve"> </w:t>
-      </w:r>
-      <w:r>
-        <w:rPr>
-          <w:rFonts w:ascii="Arial" w:eastAsia="Times New Roman" w:hAnsi="Arial" w:cs="Arial"/>
-          <w:w w:val="110"/>
-          <w:sz w:val="20"/>
-          <w:szCs w:val="20"/>
-        </w:rPr>
-        <w:t>Analytics</w:t>
-      </w:r>
-    </w:p>
-    <w:p>
-      <w:pPr>
-        <w:widowControl w:val="0"/>
-        <w:autoSpaceDE w:val="0"/>
-        <w:autoSpaceDN w:val="0"/>
-        <w:spacing w:before="8"/>
-        <w:ind w:left="3960"/>
-        <w:rPr>
-          <w:rFonts w:ascii="Arial" w:eastAsia="Times New Roman" w:hAnsi="Arial" w:cs="Arial"/>
-          <w:sz w:val="20"/>
-          <w:szCs w:val="20"/>
-        </w:rPr>
-      </w:pPr>
-      <w:r>
-        <w:rPr>
-          <w:rFonts w:ascii="Arial" w:eastAsia="Times New Roman" w:hAnsi="Arial" w:cs="Arial"/>
-          <w:w w:val="105"/>
-          <w:sz w:val="20"/>
-          <w:szCs w:val="20"/>
-        </w:rPr>
-        <w:t>Daniels College of Business, University of Denver</w:t>
-      </w:r>
-      <w:r>
-        <w:rPr>
-          <w:rFonts w:ascii="Arial" w:eastAsia="Times New Roman" w:hAnsi="Arial" w:cs="Arial"/>
-          <w:w w:val="105"/>
-          <w:sz w:val="20"/>
-          <w:szCs w:val="20"/>
-        </w:rPr>
-        <w:tab/>
-      </w:r>
-    </w:p>
-    <w:p>
-      <w:pPr>
-        <w:widowControl w:val="0"/>
-        <w:tabs>
-          <w:tab w:val="left" w:pos="4230"/>
-        </w:tabs>
-        <w:autoSpaceDE w:val="0"/>
-        <w:autoSpaceDN w:val="0"/>
-        <w:spacing w:before="8"/>
-        <w:ind w:left="3960" w:hanging="3780"/>
-        <w:rPr>
-          <w:rFonts w:ascii="Arial" w:eastAsia="Times New Roman" w:hAnsi="Arial" w:cs="Arial"/>
-          <w:sz w:val="20"/>
-          <w:szCs w:val="20"/>
-        </w:rPr>
-      </w:pPr>
-      <w:r>
-        <w:rPr>
-          <w:rFonts w:ascii="Arial" w:eastAsia="Times New Roman" w:hAnsi="Arial" w:cs="Arial"/>
           <w:w w:val="110"/>
           <w:sz w:val="20"/>
           <w:szCs w:val="20"/>
@@ -2839,7 +2709,6 @@
           <w:sz w:val="20"/>
           <w:szCs w:val="20"/>
         </w:rPr>
-        <w:lastRenderedPageBreak/>
         <w:t>August 1998 –</w:t>
       </w:r>
       <w:r>
@@ -2997,6 +2866,7 @@
           <w:sz w:val="20"/>
           <w:szCs w:val="20"/>
         </w:rPr>
+        <w:lastRenderedPageBreak/>
         <w:t>May 1999 –</w:t>
       </w:r>
       <w:r>
@@ -3727,7 +3597,86 @@
         <w:spacing w:before="159"/>
         <w:rPr>
           <w:rFonts w:ascii="Arial" w:eastAsia="Times New Roman" w:hAnsi="Arial" w:cs="Arial"/>
-          <w:color w:val="414141"/>
+          <w:color w:val="000000" w:themeColor="text1"/>
+          <w:sz w:val="20"/>
+          <w:szCs w:val="20"/>
+        </w:rPr>
+      </w:pPr>
+      <w:r>
+        <w:rPr>
+          <w:rFonts w:ascii="Arial" w:eastAsia="Times New Roman" w:hAnsi="Arial" w:cs="Arial"/>
+          <w:color w:val="000000" w:themeColor="text1"/>
+          <w:sz w:val="20"/>
+          <w:szCs w:val="20"/>
+        </w:rPr>
+        <w:t xml:space="preserve">Elmore, R. and Strauss, J. (2025) Is Complexity Virtuous? Accepted at </w:t>
+      </w:r>
+      <w:r>
+        <w:rPr>
+          <w:rFonts w:ascii="Arial" w:eastAsia="Times New Roman" w:hAnsi="Arial" w:cs="Arial"/>
+          <w:i/>
+          <w:iCs/>
+          <w:color w:val="000000" w:themeColor="text1"/>
+          <w:sz w:val="20"/>
+          <w:szCs w:val="20"/>
+        </w:rPr>
+        <w:t>Economics Letters.</w:t>
+      </w:r>
+    </w:p>
+    <w:p>
+      <w:pPr>
+        <w:numPr>
+          <w:ilvl w:val="0"/>
+          <w:numId w:val="6"/>
+        </w:numPr>
+        <w:spacing w:before="159"/>
+        <w:rPr>
+          <w:rFonts w:ascii="Arial" w:eastAsia="Times New Roman" w:hAnsi="Arial" w:cs="Arial"/>
+          <w:color w:val="000000" w:themeColor="text1"/>
+          <w:sz w:val="20"/>
+          <w:szCs w:val="20"/>
+        </w:rPr>
+      </w:pPr>
+      <w:r>
+        <w:rPr>
+          <w:rFonts w:ascii="Arial" w:eastAsia="Times New Roman" w:hAnsi="Arial" w:cs="Arial"/>
+          <w:color w:val="000000" w:themeColor="text1"/>
+          <w:sz w:val="20"/>
+          <w:szCs w:val="20"/>
+        </w:rPr>
+        <w:t xml:space="preserve">Williams, B., Schliep, E. M., Fosdick, B. K., and Elmore, R. (2025) Expected Points Above Average: A Novel NBA Player Metric Based on Bayesian Hierarchical Modeling. Accepted at </w:t>
+      </w:r>
+      <w:r>
+        <w:rPr>
+          <w:rFonts w:ascii="Arial" w:eastAsia="Times New Roman" w:hAnsi="Arial" w:cs="Arial"/>
+          <w:i/>
+          <w:iCs/>
+          <w:color w:val="000000" w:themeColor="text1"/>
+          <w:sz w:val="20"/>
+          <w:szCs w:val="20"/>
+        </w:rPr>
+        <w:t>Annals of Applied Statistics</w:t>
+      </w:r>
+      <w:r>
+        <w:rPr>
+          <w:rFonts w:ascii="Arial" w:eastAsia="Times New Roman" w:hAnsi="Arial" w:cs="Arial"/>
+          <w:color w:val="000000" w:themeColor="text1"/>
+          <w:sz w:val="20"/>
+          <w:szCs w:val="20"/>
+        </w:rPr>
+        <w:t>.</w:t>
+      </w:r>
+    </w:p>
+    <w:p>
+      <w:pPr>
+        <w:numPr>
+          <w:ilvl w:val="0"/>
+          <w:numId w:val="6"/>
+        </w:numPr>
+        <w:spacing w:before="159"/>
+        <w:rPr>
+          <w:rFonts w:ascii="Arial" w:eastAsia="Times New Roman" w:hAnsi="Arial" w:cs="Arial"/>
+          <w:color w:val="000000" w:themeColor="text1"/>
           <w:sz w:val="20"/>
           <w:szCs w:val="20"/>
         </w:rPr>
@@ -3735,66 +3684,36 @@
       <w:r>
         <w:rPr>
           <w:rFonts w:ascii="Arial" w:eastAsia="Arial" w:hAnsi="Arial" w:cs="Arial"/>
+          <w:color w:val="000000" w:themeColor="text1"/>
           <w:sz w:val="20"/>
           <w:szCs w:val="22"/>
         </w:rPr>
-        <w:t xml:space="preserve">Sanchez, Adriana G., Martinez, S., </w:t>
-      </w:r>
-      <w:proofErr w:type="spellStart"/>
+        <w:t xml:space="preserve">Sanchez, Adriana G., Martinez, S., Yurko, R. and Elmore, R. </w:t>
+      </w:r>
       <w:r>
         <w:rPr>
           <w:rFonts w:ascii="Arial" w:eastAsia="Arial" w:hAnsi="Arial" w:cs="Arial"/>
+          <w:color w:val="000000" w:themeColor="text1"/>
           <w:sz w:val="20"/>
           <w:szCs w:val="22"/>
         </w:rPr>
-        <w:t>Yurko</w:t>
-      </w:r>
-      <w:proofErr w:type="spellEnd"/>
+        <w:t xml:space="preserve">Does Icing the Field Goal Kicker Work in the National Football League? </w:t>
+      </w:r>
       <w:r>
         <w:rPr>
           <w:rFonts w:ascii="Arial" w:eastAsia="Arial" w:hAnsi="Arial" w:cs="Arial"/>
+          <w:color w:val="000000" w:themeColor="text1"/>
           <w:sz w:val="20"/>
           <w:szCs w:val="22"/>
         </w:rPr>
-        <w:t xml:space="preserve">, R. and Elmore, R. </w:t>
-      </w:r>
-      <w:r>
-        <w:rPr>
-          <w:rFonts w:ascii="Arial" w:eastAsia="Arial" w:hAnsi="Arial" w:cs="Arial"/>
-          <w:sz w:val="20"/>
-          <w:szCs w:val="22"/>
-        </w:rPr>
-        <w:t>Does Icing the Field Goal Kicker Work in the National Football League?</w:t>
-      </w:r>
-      <w:r>
-        <w:rPr>
-          <w:rFonts w:ascii="Arial" w:eastAsia="Arial" w:hAnsi="Arial" w:cs="Arial"/>
-          <w:sz w:val="20"/>
-          <w:szCs w:val="22"/>
-        </w:rPr>
-        <w:t xml:space="preserve"> </w:t>
-      </w:r>
-      <w:r>
-        <w:rPr>
-          <w:rFonts w:ascii="Arial" w:eastAsia="Arial" w:hAnsi="Arial" w:cs="Arial"/>
-          <w:sz w:val="20"/>
-          <w:szCs w:val="22"/>
-        </w:rPr>
-        <w:t>Accepted at</w:t>
-      </w:r>
-      <w:r>
-        <w:rPr>
-          <w:rFonts w:ascii="Arial" w:eastAsia="Arial" w:hAnsi="Arial" w:cs="Arial"/>
-          <w:sz w:val="20"/>
-          <w:szCs w:val="22"/>
-        </w:rPr>
-        <w:t xml:space="preserve"> </w:t>
+        <w:t xml:space="preserve">(2024) </w:t>
       </w:r>
       <w:r>
         <w:rPr>
           <w:rFonts w:ascii="Arial" w:eastAsia="Arial" w:hAnsi="Arial" w:cs="Arial"/>
           <w:i/>
           <w:iCs/>
+          <w:color w:val="000000" w:themeColor="text1"/>
           <w:sz w:val="20"/>
           <w:szCs w:val="22"/>
         </w:rPr>
@@ -3803,10 +3722,20 @@
       <w:r>
         <w:rPr>
           <w:rFonts w:ascii="Arial" w:eastAsia="Arial" w:hAnsi="Arial" w:cs="Arial"/>
+          <w:color w:val="000000" w:themeColor="text1"/>
           <w:sz w:val="20"/>
           <w:szCs w:val="22"/>
         </w:rPr>
         <w:t xml:space="preserve">. </w:t>
+      </w:r>
+      <w:r>
+        <w:rPr>
+          <w:rFonts w:ascii="Arial" w:eastAsia="Arial" w:hAnsi="Arial" w:cs="Arial"/>
+          <w:color w:val="000000" w:themeColor="text1"/>
+          <w:sz w:val="20"/>
+          <w:szCs w:val="22"/>
+        </w:rPr>
+        <w:t>https://doi.org/10.1080/09332480.2024.2415841</w:t>
       </w:r>
     </w:p>
     <w:p>
@@ -3819,37 +3748,44 @@
         <w:ind w:right="115"/>
         <w:rPr>
           <w:rFonts w:ascii="Arial" w:eastAsia="Times New Roman" w:hAnsi="Arial" w:cs="Arial"/>
-          <w:color w:val="414141"/>
-          <w:sz w:val="20"/>
-          <w:szCs w:val="20"/>
-        </w:rPr>
-      </w:pPr>
-      <w:proofErr w:type="spellStart"/>
-      <w:r>
-        <w:rPr>
-          <w:rFonts w:ascii="Arial" w:eastAsia="Times New Roman" w:hAnsi="Arial" w:cs="Arial"/>
-          <w:color w:val="414141"/>
-          <w:sz w:val="20"/>
-          <w:szCs w:val="20"/>
-        </w:rPr>
-        <w:t>Manzione</w:t>
-      </w:r>
-      <w:proofErr w:type="spellEnd"/>
-      <w:r>
-        <w:rPr>
-          <w:rFonts w:ascii="Arial" w:eastAsia="Times New Roman" w:hAnsi="Arial" w:cs="Arial"/>
-          <w:color w:val="414141"/>
-          <w:sz w:val="20"/>
-          <w:szCs w:val="20"/>
-        </w:rPr>
-        <w:t xml:space="preserve">, K., Elmore, R., Gibbs, C., and Fosdick, B. The Impact of Altitude Training on NCAA Division I Female Swimmers’ Performance. </w:t>
+          <w:color w:val="000000" w:themeColor="text1"/>
+          <w:sz w:val="20"/>
+          <w:szCs w:val="20"/>
+        </w:rPr>
+      </w:pPr>
+      <w:r>
+        <w:rPr>
+          <w:rFonts w:ascii="Arial" w:eastAsia="Times New Roman" w:hAnsi="Arial" w:cs="Arial"/>
+          <w:color w:val="000000" w:themeColor="text1"/>
+          <w:sz w:val="20"/>
+          <w:szCs w:val="20"/>
+        </w:rPr>
+        <w:t xml:space="preserve">Manzione, K., Elmore, R., Gibbs, C., and Fosdick, B. </w:t>
+      </w:r>
+      <w:r>
+        <w:rPr>
+          <w:rFonts w:ascii="Arial" w:eastAsia="Times New Roman" w:hAnsi="Arial" w:cs="Arial"/>
+          <w:color w:val="000000" w:themeColor="text1"/>
+          <w:sz w:val="20"/>
+          <w:szCs w:val="20"/>
+        </w:rPr>
+        <w:t xml:space="preserve">(2024) </w:t>
+      </w:r>
+      <w:r>
+        <w:rPr>
+          <w:rFonts w:ascii="Arial" w:eastAsia="Times New Roman" w:hAnsi="Arial" w:cs="Arial"/>
+          <w:color w:val="000000" w:themeColor="text1"/>
+          <w:sz w:val="20"/>
+          <w:szCs w:val="20"/>
+        </w:rPr>
+        <w:t xml:space="preserve">The Impact of Altitude Training on NCAA Division I Female Swimmers’ Performance. </w:t>
       </w:r>
       <w:r>
         <w:rPr>
           <w:rFonts w:ascii="Arial" w:eastAsia="Times New Roman" w:hAnsi="Arial" w:cs="Arial"/>
           <w:i/>
           <w:iCs/>
-          <w:color w:val="414141"/>
+          <w:color w:val="000000" w:themeColor="text1"/>
           <w:sz w:val="20"/>
           <w:szCs w:val="20"/>
         </w:rPr>
@@ -3858,19 +3794,22 @@
       <w:r>
         <w:rPr>
           <w:rFonts w:ascii="Arial" w:eastAsia="Times New Roman" w:hAnsi="Arial" w:cs="Arial"/>
-          <w:color w:val="414141"/>
+          <w:color w:val="000000" w:themeColor="text1"/>
           <w:sz w:val="20"/>
           <w:szCs w:val="20"/>
         </w:rPr>
         <w:t>.</w:t>
       </w:r>
       <w:r>
-        <w:t xml:space="preserve"> </w:t>
-      </w:r>
-      <w:r>
-        <w:rPr>
-          <w:rFonts w:ascii="Arial" w:eastAsia="Times New Roman" w:hAnsi="Arial" w:cs="Arial"/>
-          <w:color w:val="414141"/>
+        <w:rPr>
+          <w:color w:val="000000" w:themeColor="text1"/>
+        </w:rPr>
+        <w:t xml:space="preserve"> </w:t>
+      </w:r>
+      <w:r>
+        <w:rPr>
+          <w:rFonts w:ascii="Arial" w:eastAsia="Times New Roman" w:hAnsi="Arial" w:cs="Arial"/>
+          <w:color w:val="000000" w:themeColor="text1"/>
           <w:sz w:val="20"/>
           <w:szCs w:val="20"/>
         </w:rPr>
@@ -3898,10 +3837,11 @@
       <w:r>
         <w:rPr>
           <w:rFonts w:ascii="Arial" w:eastAsia="Arial" w:hAnsi="Arial" w:cs="Arial"/>
+          <w:color w:val="000000" w:themeColor="text1"/>
           <w:sz w:val="20"/>
           <w:szCs w:val="22"/>
         </w:rPr>
-        <w:t xml:space="preserve">Williams, B., Palmquist, W., and Elmore, R. (2022) </w:t>
+        <w:t xml:space="preserve">Williams, B., Palmquist, W., and Elmore, R. (2022) Simulation-Based Decision Making in the NFL </w:t>
       </w:r>
       <w:r>
         <w:rPr>
@@ -3909,8 +3849,18 @@
           <w:sz w:val="20"/>
           <w:szCs w:val="22"/>
         </w:rPr>
-        <w:t>Simulation-Based Decision Making in the NFL using NFLSimulatoR</w:t>
-      </w:r>
+        <w:t xml:space="preserve">using </w:t>
+      </w:r>
+      <w:proofErr w:type="spellStart"/>
+      <w:r>
+        <w:rPr>
+          <w:rFonts w:ascii="Arial" w:eastAsia="Arial" w:hAnsi="Arial" w:cs="Arial"/>
+          <w:sz w:val="20"/>
+          <w:szCs w:val="22"/>
+        </w:rPr>
+        <w:t>NFLSimulatoR</w:t>
+      </w:r>
+      <w:proofErr w:type="spellEnd"/>
       <w:r>
         <w:rPr>
           <w:rFonts w:ascii="Arial" w:eastAsia="Arial" w:hAnsi="Arial" w:cs="Arial"/>
@@ -4037,7 +3987,6 @@
           <w:szCs w:val="22"/>
         </w:rPr>
       </w:pPr>
-      <w:proofErr w:type="spellStart"/>
       <w:r>
         <w:rPr>
           <w:rFonts w:ascii="Arial" w:eastAsia="Arial" w:hAnsi="Arial" w:cs="Arial"/>
@@ -4045,17 +3994,7 @@
           <w:sz w:val="20"/>
           <w:szCs w:val="22"/>
         </w:rPr>
-        <w:t>Amini</w:t>
-      </w:r>
-      <w:proofErr w:type="spellEnd"/>
-      <w:r>
-        <w:rPr>
-          <w:rFonts w:ascii="Arial" w:eastAsia="Arial" w:hAnsi="Arial" w:cs="Arial"/>
-          <w:w w:val="105"/>
-          <w:sz w:val="20"/>
-          <w:szCs w:val="22"/>
-        </w:rPr>
-        <w:t xml:space="preserve">, S., Elmore, R., </w:t>
+        <w:t xml:space="preserve">Amini, S., Elmore, R., </w:t>
       </w:r>
       <w:proofErr w:type="spellStart"/>
       <w:r>
@@ -4243,6 +4182,7 @@
         </w:rPr>
         <w:t xml:space="preserve">Elmore, R. and </w:t>
       </w:r>
+      <w:proofErr w:type="spellStart"/>
       <w:r>
         <w:rPr>
           <w:rFonts w:ascii="Arial" w:eastAsia="Arial" w:hAnsi="Arial" w:cs="Arial"/>
@@ -4252,6 +4192,7 @@
         </w:rPr>
         <w:t>Urbaczewski</w:t>
       </w:r>
+      <w:proofErr w:type="spellEnd"/>
       <w:r>
         <w:rPr>
           <w:rFonts w:ascii="Arial" w:eastAsia="Arial" w:hAnsi="Arial" w:cs="Arial"/>
@@ -4644,13 +4585,23 @@
           <w:szCs w:val="20"/>
         </w:rPr>
       </w:pPr>
-      <w:r>
-        <w:rPr>
-          <w:rFonts w:ascii="Arial" w:eastAsia="Times New Roman" w:hAnsi="Arial" w:cs="Arial"/>
-          <w:sz w:val="20"/>
-          <w:szCs w:val="20"/>
-        </w:rPr>
-        <w:t xml:space="preserve">Urbaczewski, A. and Elmore, R. (2018). </w:t>
+      <w:proofErr w:type="spellStart"/>
+      <w:r>
+        <w:rPr>
+          <w:rFonts w:ascii="Arial" w:eastAsia="Times New Roman" w:hAnsi="Arial" w:cs="Arial"/>
+          <w:sz w:val="20"/>
+          <w:szCs w:val="20"/>
+        </w:rPr>
+        <w:t>Urbaczewski</w:t>
+      </w:r>
+      <w:proofErr w:type="spellEnd"/>
+      <w:r>
+        <w:rPr>
+          <w:rFonts w:ascii="Arial" w:eastAsia="Times New Roman" w:hAnsi="Arial" w:cs="Arial"/>
+          <w:sz w:val="20"/>
+          <w:szCs w:val="20"/>
+        </w:rPr>
+        <w:t xml:space="preserve">, A. and Elmore, R. (2018). </w:t>
       </w:r>
       <w:r>
         <w:rPr>
@@ -4719,7 +4670,28 @@
           <w:sz w:val="20"/>
           <w:szCs w:val="20"/>
         </w:rPr>
-        <w:t xml:space="preserve">Elmore, R. &amp; Urbaczewski, A. (2018). Hot and Cold Hands on the PGA Tour: Do they Exist? </w:t>
+        <w:lastRenderedPageBreak/>
+        <w:t xml:space="preserve">Elmore, R. &amp; </w:t>
+      </w:r>
+      <w:proofErr w:type="spellStart"/>
+      <w:r>
+        <w:rPr>
+          <w:rFonts w:ascii="Arial" w:hAnsi="Arial" w:cs="Arial"/>
+          <w:iCs/>
+          <w:sz w:val="20"/>
+          <w:szCs w:val="20"/>
+        </w:rPr>
+        <w:t>Urbaczewski</w:t>
+      </w:r>
+      <w:proofErr w:type="spellEnd"/>
+      <w:r>
+        <w:rPr>
+          <w:rFonts w:ascii="Arial" w:hAnsi="Arial" w:cs="Arial"/>
+          <w:iCs/>
+          <w:sz w:val="20"/>
+          <w:szCs w:val="20"/>
+        </w:rPr>
+        <w:t xml:space="preserve">, A. (2018). Hot and Cold Hands on the PGA Tour: Do they Exist? </w:t>
       </w:r>
       <w:r>
         <w:rPr>
@@ -4783,7 +4755,6 @@
           <w:sz w:val="20"/>
           <w:szCs w:val="20"/>
         </w:rPr>
-        <w:lastRenderedPageBreak/>
         <w:t xml:space="preserve">Phillips, C., Elmore, R. T., Melius, J., Gagnon, P., &amp; Margolis, R. (2018). A Data Mining Approach to Estimating Rooftop Photovoltaic Potential in the U.S. </w:t>
       </w:r>
       <w:r>
@@ -5122,27 +5093,7 @@
           <w:sz w:val="20"/>
           <w:szCs w:val="20"/>
         </w:rPr>
-        <w:t xml:space="preserve">Bugbee, B., Phillips, C., Egan, H., Elmore, R., Gruchalla, K., and </w:t>
-      </w:r>
-      <w:proofErr w:type="spellStart"/>
-      <w:r>
-        <w:rPr>
-          <w:rFonts w:ascii="Arial" w:eastAsia="Times New Roman" w:hAnsi="Arial" w:cs="Arial"/>
-          <w:w w:val="110"/>
-          <w:sz w:val="20"/>
-          <w:szCs w:val="20"/>
-        </w:rPr>
-        <w:t>Purkayastha</w:t>
-      </w:r>
-      <w:proofErr w:type="spellEnd"/>
-      <w:r>
-        <w:rPr>
-          <w:rFonts w:ascii="Arial" w:eastAsia="Times New Roman" w:hAnsi="Arial" w:cs="Arial"/>
-          <w:w w:val="110"/>
-          <w:sz w:val="20"/>
-          <w:szCs w:val="20"/>
-        </w:rPr>
-        <w:t>, A. (2017). Prediction and characterization</w:t>
+        <w:t>Bugbee, B., Phillips, C., Egan, H., Elmore, R., Gruchalla, K., and Purkayastha, A. (2017). Prediction and characterization</w:t>
       </w:r>
       <w:r>
         <w:rPr>
@@ -6046,27 +5997,7 @@
           <w:sz w:val="20"/>
           <w:szCs w:val="22"/>
         </w:rPr>
-        <w:t xml:space="preserve">R. Y. Liu, R. </w:t>
-      </w:r>
-      <w:proofErr w:type="spellStart"/>
-      <w:r>
-        <w:rPr>
-          <w:rFonts w:ascii="Arial" w:eastAsia="Arial" w:hAnsi="Arial" w:cs="Arial"/>
-          <w:w w:val="110"/>
-          <w:sz w:val="20"/>
-          <w:szCs w:val="22"/>
-        </w:rPr>
-        <w:t>Serfling</w:t>
-      </w:r>
-      <w:proofErr w:type="spellEnd"/>
-      <w:r>
-        <w:rPr>
-          <w:rFonts w:ascii="Arial" w:eastAsia="Arial" w:hAnsi="Arial" w:cs="Arial"/>
-          <w:w w:val="110"/>
-          <w:sz w:val="20"/>
-          <w:szCs w:val="22"/>
-        </w:rPr>
-        <w:t xml:space="preserve">, and D. L. </w:t>
+        <w:t xml:space="preserve">R. Y. Liu, R. Serfling, and D. L. </w:t>
       </w:r>
       <w:proofErr w:type="spellStart"/>
       <w:r>
@@ -6708,27 +6639,7 @@
           <w:sz w:val="20"/>
           <w:szCs w:val="22"/>
         </w:rPr>
-        <w:t xml:space="preserve">Elmore, R.T., Hall, P., and </w:t>
-      </w:r>
-      <w:proofErr w:type="spellStart"/>
-      <w:r>
-        <w:rPr>
-          <w:rFonts w:ascii="Arial" w:eastAsia="Arial" w:hAnsi="Arial" w:cs="Arial"/>
-          <w:w w:val="105"/>
-          <w:sz w:val="20"/>
-          <w:szCs w:val="22"/>
-        </w:rPr>
-        <w:t>Troynikov</w:t>
-      </w:r>
-      <w:proofErr w:type="spellEnd"/>
-      <w:r>
-        <w:rPr>
-          <w:rFonts w:ascii="Arial" w:eastAsia="Arial" w:hAnsi="Arial" w:cs="Arial"/>
-          <w:w w:val="105"/>
-          <w:sz w:val="20"/>
-          <w:szCs w:val="22"/>
-        </w:rPr>
-        <w:t>, V.S. (2006</w:t>
+        <w:t>Elmore, R.T., Hall, P., and Troynikov, V.S. (2006</w:t>
       </w:r>
       <w:r>
         <w:rPr>
@@ -6829,27 +6740,7 @@
           <w:sz w:val="20"/>
           <w:szCs w:val="20"/>
         </w:rPr>
-        <w:t xml:space="preserve">Hall, P., </w:t>
-      </w:r>
-      <w:proofErr w:type="spellStart"/>
-      <w:r>
-        <w:rPr>
-          <w:rFonts w:ascii="Arial" w:eastAsia="Times New Roman" w:hAnsi="Arial" w:cs="Arial"/>
-          <w:w w:val="110"/>
-          <w:sz w:val="20"/>
-          <w:szCs w:val="20"/>
-        </w:rPr>
-        <w:t>Neeman</w:t>
-      </w:r>
-      <w:proofErr w:type="spellEnd"/>
-      <w:r>
-        <w:rPr>
-          <w:rFonts w:ascii="Arial" w:eastAsia="Times New Roman" w:hAnsi="Arial" w:cs="Arial"/>
-          <w:w w:val="110"/>
-          <w:sz w:val="20"/>
-          <w:szCs w:val="20"/>
-        </w:rPr>
-        <w:t xml:space="preserve">, A., </w:t>
+        <w:t xml:space="preserve">Hall, P., Neeman, A., </w:t>
       </w:r>
       <w:proofErr w:type="spellStart"/>
       <w:r>
@@ -7032,25 +6923,14 @@
         </w:rPr>
         <w:t xml:space="preserve"> </w:t>
       </w:r>
-      <w:proofErr w:type="spellStart"/>
-      <w:r>
-        <w:rPr>
-          <w:rFonts w:ascii="Arial" w:eastAsia="Times New Roman" w:hAnsi="Arial" w:cs="Arial"/>
-          <w:w w:val="110"/>
-          <w:sz w:val="20"/>
-          <w:szCs w:val="20"/>
-        </w:rPr>
-        <w:t>Neeman</w:t>
-      </w:r>
-      <w:proofErr w:type="spellEnd"/>
-      <w:r>
-        <w:rPr>
-          <w:rFonts w:ascii="Arial" w:eastAsia="Times New Roman" w:hAnsi="Arial" w:cs="Arial"/>
-          <w:w w:val="110"/>
-          <w:sz w:val="20"/>
-          <w:szCs w:val="20"/>
-        </w:rPr>
-        <w:t>,</w:t>
+      <w:r>
+        <w:rPr>
+          <w:rFonts w:ascii="Arial" w:eastAsia="Times New Roman" w:hAnsi="Arial" w:cs="Arial"/>
+          <w:w w:val="110"/>
+          <w:sz w:val="20"/>
+          <w:szCs w:val="20"/>
+        </w:rPr>
+        <w:t>Neeman,</w:t>
       </w:r>
       <w:r>
         <w:rPr>
@@ -7350,6 +7230,7 @@
           <w:sz w:val="20"/>
           <w:szCs w:val="20"/>
         </w:rPr>
+        <w:lastRenderedPageBreak/>
         <w:t>Elmore,</w:t>
       </w:r>
       <w:r>
@@ -7877,27 +7758,7 @@
           <w:sz w:val="20"/>
           <w:szCs w:val="20"/>
         </w:rPr>
-        <w:t xml:space="preserve">Bailer, A.J., Elmore, R.T., Shumate, B.J., and </w:t>
-      </w:r>
-      <w:proofErr w:type="spellStart"/>
-      <w:r>
-        <w:rPr>
-          <w:rFonts w:ascii="Arial" w:eastAsia="Times New Roman" w:hAnsi="Arial" w:cs="Arial"/>
-          <w:w w:val="110"/>
-          <w:sz w:val="20"/>
-          <w:szCs w:val="20"/>
-        </w:rPr>
-        <w:t>Oris</w:t>
-      </w:r>
-      <w:proofErr w:type="spellEnd"/>
-      <w:r>
-        <w:rPr>
-          <w:rFonts w:ascii="Arial" w:eastAsia="Times New Roman" w:hAnsi="Arial" w:cs="Arial"/>
-          <w:w w:val="110"/>
-          <w:sz w:val="20"/>
-          <w:szCs w:val="20"/>
-        </w:rPr>
-        <w:t xml:space="preserve">, J.T. (2000). Simulation study of </w:t>
+        <w:t xml:space="preserve">Bailer, A.J., Elmore, R.T., Shumate, B.J., and Oris, J.T. (2000). Simulation study of </w:t>
       </w:r>
       <w:proofErr w:type="spellStart"/>
       <w:r>
@@ -8149,25 +8010,7 @@
           <w:sz w:val="20"/>
           <w:szCs w:val="20"/>
         </w:rPr>
-        <w:t xml:space="preserve">Frank, S., Heaney, M., Jin, X., Robertson, J., Cheung, H., Elmore, R., </w:t>
-      </w:r>
-      <w:proofErr w:type="spellStart"/>
-      <w:r>
-        <w:rPr>
-          <w:rFonts w:ascii="Arial" w:eastAsia="Times New Roman" w:hAnsi="Arial" w:cs="Arial"/>
-          <w:sz w:val="20"/>
-          <w:szCs w:val="20"/>
-        </w:rPr>
-        <w:t>Henze</w:t>
-      </w:r>
-      <w:proofErr w:type="spellEnd"/>
-      <w:r>
-        <w:rPr>
-          <w:rFonts w:ascii="Arial" w:eastAsia="Times New Roman" w:hAnsi="Arial" w:cs="Arial"/>
-          <w:sz w:val="20"/>
-          <w:szCs w:val="20"/>
-        </w:rPr>
-        <w:t>, G. (2016). Hybrid model-based and data-driven fault detection and diagnostics for commercial buildings. Proceedings of the 2016 ACEEE Conference, Pacific Grove, CA.</w:t>
+        <w:t>Frank, S., Heaney, M., Jin, X., Robertson, J., Cheung, H., Elmore, R., Henze, G. (2016). Hybrid model-based and data-driven fault detection and diagnostics for commercial buildings. Proceedings of the 2016 ACEEE Conference, Pacific Grove, CA.</w:t>
       </w:r>
     </w:p>
     <w:p>
@@ -8254,25 +8097,7 @@
           <w:sz w:val="20"/>
           <w:szCs w:val="20"/>
         </w:rPr>
-        <w:t xml:space="preserve">Frank, S., Heaney, M., Jin, X., Robertson, J., Cheung, H., Elmore, R., </w:t>
-      </w:r>
-      <w:proofErr w:type="spellStart"/>
-      <w:r>
-        <w:rPr>
-          <w:rFonts w:ascii="Arial" w:eastAsia="Times New Roman" w:hAnsi="Arial" w:cs="Arial"/>
-          <w:sz w:val="20"/>
-          <w:szCs w:val="20"/>
-        </w:rPr>
-        <w:t>Henze</w:t>
-      </w:r>
-      <w:proofErr w:type="spellEnd"/>
-      <w:r>
-        <w:rPr>
-          <w:rFonts w:ascii="Arial" w:eastAsia="Times New Roman" w:hAnsi="Arial" w:cs="Arial"/>
-          <w:sz w:val="20"/>
-          <w:szCs w:val="20"/>
-        </w:rPr>
-        <w:t xml:space="preserve">, G. (2016). Hybrid model-based and data-driven fault detection and diagnostics for commercial buildings. NREL Report No. CP-5500-65924. </w:t>
+        <w:t xml:space="preserve">Frank, S., Heaney, M., Jin, X., Robertson, J., Cheung, H., Elmore, R., Henze, G. (2016). Hybrid model-based and data-driven fault detection and diagnostics for commercial buildings. NREL Report No. CP-5500-65924. </w:t>
       </w:r>
     </w:p>
     <w:p>
@@ -8301,47 +8126,7 @@
           <w:sz w:val="20"/>
           <w:szCs w:val="20"/>
         </w:rPr>
-        <w:t xml:space="preserve">Elmore, R., Gruchalla, K., Phillips, C., </w:t>
-      </w:r>
-      <w:proofErr w:type="spellStart"/>
-      <w:r>
-        <w:rPr>
-          <w:rFonts w:ascii="Arial" w:eastAsia="Times New Roman" w:hAnsi="Arial" w:cs="Arial"/>
-          <w:w w:val="105"/>
-          <w:sz w:val="20"/>
-          <w:szCs w:val="20"/>
-        </w:rPr>
-        <w:t>Purkayastha</w:t>
-      </w:r>
-      <w:proofErr w:type="spellEnd"/>
-      <w:r>
-        <w:rPr>
-          <w:rFonts w:ascii="Arial" w:eastAsia="Times New Roman" w:hAnsi="Arial" w:cs="Arial"/>
-          <w:w w:val="105"/>
-          <w:sz w:val="20"/>
-          <w:szCs w:val="20"/>
-        </w:rPr>
-        <w:t xml:space="preserve">, A., and </w:t>
-      </w:r>
-      <w:proofErr w:type="spellStart"/>
-      <w:r>
-        <w:rPr>
-          <w:rFonts w:ascii="Arial" w:eastAsia="Times New Roman" w:hAnsi="Arial" w:cs="Arial"/>
-          <w:w w:val="105"/>
-          <w:sz w:val="20"/>
-          <w:szCs w:val="20"/>
-        </w:rPr>
-        <w:t>Wunder</w:t>
-      </w:r>
-      <w:proofErr w:type="spellEnd"/>
-      <w:r>
-        <w:rPr>
-          <w:rFonts w:ascii="Arial" w:eastAsia="Times New Roman" w:hAnsi="Arial" w:cs="Arial"/>
-          <w:w w:val="105"/>
-          <w:sz w:val="20"/>
-          <w:szCs w:val="20"/>
-        </w:rPr>
-        <w:t>, N. (2016) An Analysis of Application Power and</w:t>
+        <w:t>Elmore, R., Gruchalla, K., Phillips, C., Purkayastha, A., and Wunder, N. (2016) An Analysis of Application Power and</w:t>
       </w:r>
       <w:r>
         <w:rPr>
@@ -8457,45 +8242,14 @@
           <w:szCs w:val="20"/>
         </w:rPr>
       </w:pPr>
-      <w:proofErr w:type="spellStart"/>
-      <w:r>
-        <w:rPr>
-          <w:rFonts w:ascii="Arial" w:eastAsia="Times New Roman" w:hAnsi="Arial" w:cs="Arial"/>
-          <w:w w:val="105"/>
-          <w:sz w:val="20"/>
-          <w:szCs w:val="20"/>
-        </w:rPr>
-        <w:t>Campanelli</w:t>
-      </w:r>
-      <w:proofErr w:type="spellEnd"/>
-      <w:r>
-        <w:rPr>
-          <w:rFonts w:ascii="Arial" w:eastAsia="Times New Roman" w:hAnsi="Arial" w:cs="Arial"/>
-          <w:w w:val="105"/>
-          <w:sz w:val="20"/>
-          <w:szCs w:val="20"/>
-        </w:rPr>
-        <w:t xml:space="preserve">, M., Emery, K., Elmore, R., </w:t>
-      </w:r>
-      <w:proofErr w:type="spellStart"/>
-      <w:r>
-        <w:rPr>
-          <w:rFonts w:ascii="Arial" w:eastAsia="Times New Roman" w:hAnsi="Arial" w:cs="Arial"/>
-          <w:w w:val="105"/>
-          <w:sz w:val="20"/>
-          <w:szCs w:val="20"/>
-        </w:rPr>
-        <w:t>Zaharatos</w:t>
-      </w:r>
-      <w:proofErr w:type="spellEnd"/>
-      <w:r>
-        <w:rPr>
-          <w:rFonts w:ascii="Arial" w:eastAsia="Times New Roman" w:hAnsi="Arial" w:cs="Arial"/>
-          <w:w w:val="105"/>
-          <w:sz w:val="20"/>
-          <w:szCs w:val="20"/>
-        </w:rPr>
-        <w:t xml:space="preserve">, B. (2014). Uncertainty Analysis for Maximum Power at SRC Using Hierarchical Monte Carlo Simulation. </w:t>
+      <w:r>
+        <w:rPr>
+          <w:rFonts w:ascii="Arial" w:eastAsia="Times New Roman" w:hAnsi="Arial" w:cs="Arial"/>
+          <w:w w:val="105"/>
+          <w:sz w:val="20"/>
+          <w:szCs w:val="20"/>
+        </w:rPr>
+        <w:t xml:space="preserve">Campanelli, M., Emery, K., Elmore, R., Zaharatos, B. (2014). Uncertainty Analysis for Maximum Power at SRC Using Hierarchical Monte Carlo Simulation. </w:t>
       </w:r>
       <w:r>
         <w:rPr>
@@ -8930,6 +8684,7 @@
           <w:sz w:val="20"/>
           <w:szCs w:val="20"/>
         </w:rPr>
+        <w:lastRenderedPageBreak/>
         <w:t>Lee,</w:t>
       </w:r>
       <w:r>
@@ -9387,7 +9142,6 @@
           <w:sz w:val="20"/>
           <w:szCs w:val="20"/>
         </w:rPr>
-        <w:lastRenderedPageBreak/>
         <w:t>Report</w:t>
       </w:r>
       <w:r>
@@ -10006,131 +9760,6 @@
     </w:p>
     <w:p>
       <w:pPr>
-        <w:widowControl w:val="0"/>
-        <w:numPr>
-          <w:ilvl w:val="0"/>
-          <w:numId w:val="8"/>
-        </w:numPr>
-        <w:autoSpaceDE w:val="0"/>
-        <w:autoSpaceDN w:val="0"/>
-        <w:spacing w:before="168" w:line="249" w:lineRule="auto"/>
-        <w:ind w:left="540" w:right="118" w:hanging="421"/>
-        <w:jc w:val="both"/>
-        <w:rPr>
-          <w:rFonts w:ascii="Arial" w:eastAsia="Arial" w:hAnsi="Arial" w:cs="Arial"/>
-          <w:sz w:val="20"/>
-          <w:szCs w:val="22"/>
-        </w:rPr>
-      </w:pPr>
-      <w:r>
-        <w:rPr>
-          <w:rFonts w:ascii="Arial" w:eastAsia="Arial" w:hAnsi="Arial" w:cs="Arial"/>
-          <w:sz w:val="20"/>
-          <w:szCs w:val="22"/>
-        </w:rPr>
-        <w:t>Expected Points Above Average: A Novel Player Metric Based on Bayesian Hierarchical Modeling using NBA Data</w:t>
-      </w:r>
-      <w:r>
-        <w:rPr>
-          <w:rFonts w:ascii="Arial" w:eastAsia="Arial" w:hAnsi="Arial" w:cs="Arial"/>
-          <w:sz w:val="20"/>
-          <w:szCs w:val="22"/>
-        </w:rPr>
-        <w:t xml:space="preserve">. </w:t>
-      </w:r>
-      <w:r>
-        <w:rPr>
-          <w:rFonts w:ascii="Arial" w:eastAsia="Arial" w:hAnsi="Arial" w:cs="Arial"/>
-          <w:sz w:val="20"/>
-          <w:szCs w:val="22"/>
-        </w:rPr>
-        <w:t xml:space="preserve">Under second round review at </w:t>
-      </w:r>
-      <w:r>
-        <w:rPr>
-          <w:rFonts w:ascii="Arial" w:eastAsia="Arial" w:hAnsi="Arial" w:cs="Arial"/>
-          <w:i/>
-          <w:iCs/>
-          <w:sz w:val="20"/>
-          <w:szCs w:val="22"/>
-        </w:rPr>
-        <w:t>Annals of Applied Statistics</w:t>
-      </w:r>
-      <w:r>
-        <w:rPr>
-          <w:rFonts w:ascii="Arial" w:eastAsia="Arial" w:hAnsi="Arial" w:cs="Arial"/>
-          <w:sz w:val="20"/>
-          <w:szCs w:val="22"/>
-        </w:rPr>
-        <w:t xml:space="preserve"> </w:t>
-      </w:r>
-      <w:r>
-        <w:rPr>
-          <w:rFonts w:ascii="Arial" w:eastAsia="Arial" w:hAnsi="Arial" w:cs="Arial"/>
-          <w:b/>
-          <w:bCs/>
-          <w:sz w:val="20"/>
-          <w:szCs w:val="22"/>
-        </w:rPr>
-        <w:t>(BIA Premier</w:t>
-      </w:r>
-      <w:r>
-        <w:rPr>
-          <w:rFonts w:ascii="Arial" w:eastAsia="Arial" w:hAnsi="Arial" w:cs="Arial"/>
-          <w:b/>
-          <w:bCs/>
-          <w:i/>
-          <w:iCs/>
-          <w:sz w:val="20"/>
-          <w:szCs w:val="22"/>
-        </w:rPr>
-        <w:t xml:space="preserve">). </w:t>
-      </w:r>
-      <w:r>
-        <w:rPr>
-          <w:rFonts w:ascii="Arial" w:eastAsia="Arial" w:hAnsi="Arial" w:cs="Arial"/>
-          <w:sz w:val="20"/>
-          <w:szCs w:val="22"/>
-        </w:rPr>
-        <w:t xml:space="preserve">This is work </w:t>
-      </w:r>
-      <w:r>
-        <w:rPr>
-          <w:rFonts w:ascii="Arial" w:eastAsia="Arial" w:hAnsi="Arial" w:cs="Arial"/>
-          <w:sz w:val="20"/>
-          <w:szCs w:val="22"/>
-        </w:rPr>
-        <w:t xml:space="preserve">with Erin </w:t>
-      </w:r>
-      <w:proofErr w:type="spellStart"/>
-      <w:r>
-        <w:rPr>
-          <w:rFonts w:ascii="Arial" w:eastAsia="Arial" w:hAnsi="Arial" w:cs="Arial"/>
-          <w:sz w:val="20"/>
-          <w:szCs w:val="22"/>
-        </w:rPr>
-        <w:t>Schliep</w:t>
-      </w:r>
-      <w:proofErr w:type="spellEnd"/>
-      <w:r>
-        <w:rPr>
-          <w:rFonts w:ascii="Arial" w:eastAsia="Arial" w:hAnsi="Arial" w:cs="Arial"/>
-          <w:sz w:val="20"/>
-          <w:szCs w:val="22"/>
-        </w:rPr>
-        <w:t>, Ben Williams, and Bailey Fosdick</w:t>
-      </w:r>
-      <w:r>
-        <w:rPr>
-          <w:rFonts w:ascii="Arial" w:eastAsia="Arial" w:hAnsi="Arial" w:cs="Arial"/>
-          <w:sz w:val="20"/>
-          <w:szCs w:val="22"/>
-        </w:rPr>
-        <w:t>.</w:t>
-      </w:r>
-    </w:p>
-    <w:p>
-      <w:pPr>
         <w:rPr>
           <w:rFonts w:ascii="Arial" w:eastAsia="Arial" w:hAnsi="Arial" w:cs="Times New Roman"/>
         </w:rPr>
@@ -10206,25 +9835,14 @@
           <w:szCs w:val="20"/>
         </w:rPr>
       </w:pPr>
-      <w:proofErr w:type="spellStart"/>
-      <w:r>
-        <w:rPr>
-          <w:rFonts w:ascii="Arial" w:eastAsia="Times New Roman" w:hAnsi="Arial" w:cs="Arial"/>
-          <w:w w:val="110"/>
-          <w:sz w:val="20"/>
-          <w:szCs w:val="20"/>
-        </w:rPr>
-        <w:t>Biagioni</w:t>
-      </w:r>
-      <w:proofErr w:type="spellEnd"/>
-      <w:r>
-        <w:rPr>
-          <w:rFonts w:ascii="Arial" w:eastAsia="Times New Roman" w:hAnsi="Arial" w:cs="Arial"/>
-          <w:w w:val="110"/>
-          <w:sz w:val="20"/>
-          <w:szCs w:val="20"/>
-        </w:rPr>
-        <w:t>, D.J., Elmore, R., and Jones, W. (2012). Keeping greed good: sparse regression under design uncertainty with applications to biomass characterization. arXiv:1207.1888</w:t>
+      <w:r>
+        <w:rPr>
+          <w:rFonts w:ascii="Arial" w:eastAsia="Times New Roman" w:hAnsi="Arial" w:cs="Arial"/>
+          <w:w w:val="110"/>
+          <w:sz w:val="20"/>
+          <w:szCs w:val="20"/>
+        </w:rPr>
+        <w:t>Biagioni, D.J., Elmore, R., and Jones, W. (2012). Keeping greed good: sparse regression under design uncertainty with applications to biomass characterization. arXiv:1207.1888</w:t>
       </w:r>
     </w:p>
     <w:p>
@@ -10269,6 +9887,73 @@
           <w:szCs w:val="20"/>
         </w:rPr>
       </w:pPr>
+      <w:r>
+        <w:rPr>
+          <w:rFonts w:ascii="Arial" w:eastAsia="Arial" w:hAnsi="Arial" w:cs="Times New Roman"/>
+          <w:sz w:val="20"/>
+          <w:szCs w:val="20"/>
+        </w:rPr>
+        <w:t>9 News Denver</w:t>
+      </w:r>
+      <w:r>
+        <w:rPr>
+          <w:rFonts w:ascii="Arial" w:eastAsia="Arial" w:hAnsi="Arial" w:cs="Times New Roman"/>
+          <w:sz w:val="20"/>
+          <w:szCs w:val="20"/>
+        </w:rPr>
+        <w:t xml:space="preserve"> </w:t>
+      </w:r>
+      <w:r>
+        <w:rPr>
+          <w:rFonts w:ascii="Arial" w:eastAsia="Arial" w:hAnsi="Arial" w:cs="Times New Roman"/>
+          <w:sz w:val="20"/>
+          <w:szCs w:val="20"/>
+        </w:rPr>
+        <w:t>Appearance</w:t>
+      </w:r>
+      <w:r>
+        <w:rPr>
+          <w:rFonts w:ascii="Arial" w:eastAsia="Arial" w:hAnsi="Arial" w:cs="Times New Roman"/>
+          <w:sz w:val="20"/>
+          <w:szCs w:val="20"/>
+        </w:rPr>
+        <w:t xml:space="preserve"> (</w:t>
+      </w:r>
+      <w:r>
+        <w:rPr>
+          <w:rFonts w:ascii="Arial" w:eastAsia="Arial" w:hAnsi="Arial" w:cs="Times New Roman"/>
+          <w:sz w:val="20"/>
+          <w:szCs w:val="20"/>
+        </w:rPr>
+        <w:t xml:space="preserve">August 22, 2025) </w:t>
+      </w:r>
+      <w:hyperlink r:id="rId15" w:history="1">
+        <w:r>
+          <w:rPr>
+            <w:rStyle w:val="Hyperlink"/>
+            <w:rFonts w:ascii="Arial" w:eastAsia="Arial" w:hAnsi="Arial" w:cs="Times New Roman"/>
+            <w:sz w:val="20"/>
+            <w:szCs w:val="20"/>
+          </w:rPr>
+          <w:t>https://insight.tveyes.com/public/media-center/be84219b-3074-4957-9e36-53758c539c23/f27eacc7-858f-48e3-8c65-4dff9812acb2</w:t>
+        </w:r>
+      </w:hyperlink>
+    </w:p>
+    <w:p>
+      <w:pPr>
+        <w:pStyle w:val="ListParagraph"/>
+        <w:numPr>
+          <w:ilvl w:val="0"/>
+          <w:numId w:val="28"/>
+        </w:numPr>
+        <w:spacing w:after="240" w:line="360" w:lineRule="auto"/>
+        <w:ind w:left="475"/>
+        <w:rPr>
+          <w:rFonts w:ascii="Arial" w:eastAsia="Arial" w:hAnsi="Arial" w:cs="Times New Roman"/>
+          <w:sz w:val="20"/>
+          <w:szCs w:val="20"/>
+        </w:rPr>
+      </w:pPr>
       <w:proofErr w:type="spellStart"/>
       <w:r>
         <w:rPr>
@@ -10295,7 +9980,7 @@
         </w:rPr>
         <w:t xml:space="preserve">3, 2024) </w:t>
       </w:r>
-      <w:hyperlink r:id="rId15" w:history="1">
+      <w:hyperlink r:id="rId16" w:history="1">
         <w:r>
           <w:rPr>
             <w:rStyle w:val="Hyperlink"/>
@@ -10338,7 +10023,7 @@
         </w:rPr>
         <w:t xml:space="preserve">Psychology Today (May 20, 2024) </w:t>
       </w:r>
-      <w:hyperlink r:id="rId16" w:history="1">
+      <w:hyperlink r:id="rId17" w:history="1">
         <w:r>
           <w:rPr>
             <w:rStyle w:val="Hyperlink"/>
@@ -10382,7 +10067,7 @@
         </w:rPr>
         <w:t xml:space="preserve">CBS4 Denver (Nov 24, 2020). </w:t>
       </w:r>
-      <w:hyperlink r:id="rId17" w:history="1">
+      <w:hyperlink r:id="rId18" w:history="1">
         <w:r>
           <w:rPr>
             <w:rStyle w:val="Hyperlink"/>
@@ -10418,7 +10103,7 @@
         </w:rPr>
         <w:t xml:space="preserve">Sports Betting in Colorado Denver Fox 31 (Apr 30, 2020) </w:t>
       </w:r>
-      <w:hyperlink r:id="rId18" w:history="1">
+      <w:hyperlink r:id="rId19" w:history="1">
         <w:r>
           <w:rPr>
             <w:rStyle w:val="Hyperlink"/>
@@ -10452,7 +10137,7 @@
         </w:rPr>
         <w:t xml:space="preserve">CCTV News Appearance (March 21, 2019). </w:t>
       </w:r>
-      <w:hyperlink r:id="rId19" w:history="1">
+      <w:hyperlink r:id="rId20" w:history="1">
         <w:r>
           <w:rPr>
             <w:rStyle w:val="Hyperlink"/>
@@ -10492,9 +10177,25 @@
           <w:sz w:val="20"/>
           <w:szCs w:val="20"/>
         </w:rPr>
-        <w:t xml:space="preserve">9 News Appearance (Feb 2, 2019). </w:t>
-      </w:r>
-      <w:hyperlink r:id="rId20" w:history="1">
+        <w:t xml:space="preserve">9 News </w:t>
+      </w:r>
+      <w:r>
+        <w:rPr>
+          <w:rFonts w:ascii="Arial" w:eastAsia="Arial" w:hAnsi="Arial" w:cs="Times New Roman"/>
+          <w:sz w:val="20"/>
+          <w:szCs w:val="20"/>
+        </w:rPr>
+        <w:t xml:space="preserve">Denver </w:t>
+      </w:r>
+      <w:r>
+        <w:rPr>
+          <w:rFonts w:ascii="Arial" w:eastAsia="Arial" w:hAnsi="Arial" w:cs="Times New Roman"/>
+          <w:sz w:val="20"/>
+          <w:szCs w:val="20"/>
+        </w:rPr>
+        <w:t xml:space="preserve">Appearance (Feb 2, 2019). </w:t>
+      </w:r>
+      <w:hyperlink r:id="rId21" w:history="1">
         <w:r>
           <w:rPr>
             <w:rStyle w:val="Hyperlink"/>
@@ -10574,7 +10275,7 @@
         </w:rPr>
         <w:t xml:space="preserve"> </w:t>
       </w:r>
-      <w:hyperlink r:id="rId21" w:history="1">
+      <w:hyperlink r:id="rId22" w:history="1">
         <w:r>
           <w:rPr>
             <w:rStyle w:val="Hyperlink"/>
@@ -10626,7 +10327,7 @@
         </w:rPr>
         <w:t xml:space="preserve"> </w:t>
       </w:r>
-      <w:hyperlink r:id="rId22" w:history="1">
+      <w:hyperlink r:id="rId23" w:history="1">
         <w:r>
           <w:rPr>
             <w:rStyle w:val="Hyperlink"/>
@@ -10662,7 +10363,7 @@
         </w:rPr>
         <w:t xml:space="preserve">Smart Company </w:t>
       </w:r>
-      <w:hyperlink r:id="rId23" w:history="1">
+      <w:hyperlink r:id="rId24" w:history="1">
         <w:r>
           <w:rPr>
             <w:rStyle w:val="Hyperlink"/>
@@ -10698,7 +10399,7 @@
         </w:rPr>
         <w:t xml:space="preserve">The Economist </w:t>
       </w:r>
-      <w:hyperlink r:id="rId24" w:history="1">
+      <w:hyperlink r:id="rId25" w:history="1">
         <w:r>
           <w:rPr>
             <w:rStyle w:val="Hyperlink"/>
@@ -10742,7 +10443,7 @@
         </w:rPr>
         <w:t xml:space="preserve"> </w:t>
       </w:r>
-      <w:hyperlink r:id="rId25" w:history="1">
+      <w:hyperlink r:id="rId26" w:history="1">
         <w:r>
           <w:rPr>
             <w:rStyle w:val="Hyperlink"/>
@@ -10786,7 +10487,7 @@
         </w:rPr>
         <w:t xml:space="preserve">Forbes </w:t>
       </w:r>
-      <w:hyperlink r:id="rId26" w:history="1">
+      <w:hyperlink r:id="rId27" w:history="1">
         <w:r>
           <w:rPr>
             <w:rStyle w:val="Hyperlink"/>
@@ -10805,13 +10506,6 @@
           <w:rFonts w:ascii="Arial" w:eastAsia="Arial" w:hAnsi="Arial" w:cs="Times New Roman"/>
         </w:rPr>
       </w:pPr>
-    </w:p>
-    <w:p>
-      <w:pPr>
-        <w:rPr>
-          <w:rFonts w:ascii="Arial" w:eastAsia="Arial" w:hAnsi="Arial" w:cs="Times New Roman"/>
-        </w:rPr>
-      </w:pPr>
       <w:r>
         <w:rPr>
           <w:rFonts w:ascii="Arial" w:eastAsia="Arial" w:hAnsi="Arial" w:cs="Times New Roman"/>
@@ -11052,23 +10746,7 @@
           <w:sz w:val="20"/>
           <w:szCs w:val="20"/>
         </w:rPr>
-        <w:t>“</w:t>
-      </w:r>
-      <w:r>
-        <w:rPr>
-          <w:rFonts w:ascii="Arial" w:eastAsia="Times New Roman" w:hAnsi="Arial" w:cs="Arial"/>
-          <w:sz w:val="20"/>
-          <w:szCs w:val="20"/>
-        </w:rPr>
-        <w:t>Statistics and Sports: A Marriage with its Roots in Morehead</w:t>
-      </w:r>
-      <w:r>
-        <w:rPr>
-          <w:rFonts w:ascii="Arial" w:eastAsia="Times New Roman" w:hAnsi="Arial" w:cs="Arial"/>
-          <w:sz w:val="20"/>
-          <w:szCs w:val="20"/>
-        </w:rPr>
-        <w:t>”, Presented at the Department of Mathematics, Morehead State University.</w:t>
+        <w:t>“From Happy Valley to the Rocky Mountains: A Journey through Statistics and Sports”, Penn State University Department of Statistics Colloquium, November 2025</w:t>
       </w:r>
     </w:p>
     <w:p>
@@ -11095,73 +10773,7 @@
           <w:sz w:val="20"/>
           <w:szCs w:val="20"/>
         </w:rPr>
-        <w:t>“</w:t>
-      </w:r>
-      <w:r>
-        <w:rPr>
-          <w:rFonts w:ascii="Arial" w:eastAsia="Times New Roman" w:hAnsi="Arial" w:cs="Arial"/>
-          <w:sz w:val="20"/>
-          <w:szCs w:val="20"/>
-        </w:rPr>
-        <w:t xml:space="preserve">NBA Action, it’s </w:t>
-      </w:r>
-      <w:proofErr w:type="spellStart"/>
-      <w:r>
-        <w:rPr>
-          <w:rFonts w:ascii="Arial" w:eastAsia="Times New Roman" w:hAnsi="Arial" w:cs="Arial"/>
-          <w:sz w:val="20"/>
-          <w:szCs w:val="20"/>
-        </w:rPr>
-        <w:t>FANtastic</w:t>
-      </w:r>
-      <w:proofErr w:type="spellEnd"/>
-      <w:r>
-        <w:rPr>
-          <w:rFonts w:ascii="Arial" w:eastAsia="Times New Roman" w:hAnsi="Arial" w:cs="Arial"/>
-          <w:sz w:val="20"/>
-          <w:szCs w:val="20"/>
-        </w:rPr>
-        <w:t xml:space="preserve"> (for data analysis)”.</w:t>
-      </w:r>
-      <w:r>
-        <w:rPr>
-          <w:rFonts w:ascii="Arial" w:eastAsia="Times New Roman" w:hAnsi="Arial" w:cs="Arial"/>
-          <w:sz w:val="20"/>
-          <w:szCs w:val="20"/>
-        </w:rPr>
-        <w:t xml:space="preserve"> Presented </w:t>
-      </w:r>
-      <w:r>
-        <w:rPr>
-          <w:rFonts w:ascii="Arial" w:eastAsia="Times New Roman" w:hAnsi="Arial" w:cs="Arial"/>
-          <w:sz w:val="20"/>
-          <w:szCs w:val="20"/>
-        </w:rPr>
-        <w:t xml:space="preserve">at University of Auckland (March 7, 2023), University of Sydney (April 14, 2023), </w:t>
-      </w:r>
-      <w:r>
-        <w:rPr>
-          <w:rFonts w:ascii="Arial" w:eastAsia="Times New Roman" w:hAnsi="Arial" w:cs="Arial"/>
-          <w:sz w:val="20"/>
-          <w:szCs w:val="20"/>
-        </w:rPr>
-        <w:t>Macquarie University (April 17, 2023), University of Western Australia</w:t>
-      </w:r>
-      <w:r>
-        <w:rPr>
-          <w:rFonts w:ascii="Arial" w:eastAsia="Times New Roman" w:hAnsi="Arial" w:cs="Arial"/>
-          <w:sz w:val="20"/>
-          <w:szCs w:val="20"/>
-        </w:rPr>
-        <w:t xml:space="preserve"> (April 21, 2023), and University of Auckland (May 31, 2023).</w:t>
-      </w:r>
-      <w:r>
-        <w:rPr>
-          <w:rFonts w:ascii="Arial" w:eastAsia="Times New Roman" w:hAnsi="Arial" w:cs="Arial"/>
-          <w:sz w:val="20"/>
-          <w:szCs w:val="20"/>
-        </w:rPr>
-        <w:t xml:space="preserve"> </w:t>
+        <w:t>“From the Taproom to the Classroom: Topics in Sports Analytics”, Keynote speaker at the Colorado/Wyoming Chapter of the American Statistical Association Meeting, April 2025</w:t>
       </w:r>
     </w:p>
     <w:p>
@@ -11188,23 +10800,23 @@
           <w:sz w:val="20"/>
           <w:szCs w:val="20"/>
         </w:rPr>
-        <w:t>“Simulation-based decision making in the NFL using NFLSimulatoR”, INFORMS, October 202</w:t>
-      </w:r>
-      <w:r>
-        <w:rPr>
-          <w:rFonts w:ascii="Arial" w:eastAsia="Times New Roman" w:hAnsi="Arial" w:cs="Arial"/>
-          <w:sz w:val="20"/>
-          <w:szCs w:val="20"/>
-        </w:rPr>
-        <w:t>1</w:t>
-      </w:r>
-      <w:r>
-        <w:rPr>
-          <w:rFonts w:ascii="Arial" w:eastAsia="Times New Roman" w:hAnsi="Arial" w:cs="Arial"/>
-          <w:sz w:val="20"/>
-          <w:szCs w:val="20"/>
-        </w:rPr>
-        <w:t>.</w:t>
+        <w:t>“Expecte</w:t>
+      </w:r>
+      <w:r>
+        <w:rPr>
+          <w:rFonts w:ascii="Arial" w:eastAsia="Times New Roman" w:hAnsi="Arial" w:cs="Arial"/>
+          <w:sz w:val="20"/>
+          <w:szCs w:val="20"/>
+        </w:rPr>
+        <w:t>d Points above Average: A Novel NBA Player Metric”</w:t>
+      </w:r>
+      <w:r>
+        <w:rPr>
+          <w:rFonts w:ascii="Arial" w:eastAsia="Times New Roman" w:hAnsi="Arial" w:cs="Arial"/>
+          <w:sz w:val="20"/>
+          <w:szCs w:val="20"/>
+        </w:rPr>
+        <w:t>, INFORMS, October 2024</w:t>
       </w:r>
     </w:p>
     <w:p>
@@ -11231,23 +10843,23 @@
           <w:sz w:val="20"/>
           <w:szCs w:val="20"/>
         </w:rPr>
-        <w:t>“Sports analytics research at DU’s Daniels College of Business”, Denver Rotary Club, July 202</w:t>
-      </w:r>
-      <w:r>
-        <w:rPr>
-          <w:rFonts w:ascii="Arial" w:eastAsia="Times New Roman" w:hAnsi="Arial" w:cs="Arial"/>
-          <w:sz w:val="20"/>
-          <w:szCs w:val="20"/>
-        </w:rPr>
-        <w:t>1</w:t>
-      </w:r>
-      <w:r>
-        <w:rPr>
-          <w:rFonts w:ascii="Arial" w:eastAsia="Times New Roman" w:hAnsi="Arial" w:cs="Arial"/>
-          <w:sz w:val="20"/>
-          <w:szCs w:val="20"/>
-        </w:rPr>
-        <w:t>.</w:t>
+        <w:t>“</w:t>
+      </w:r>
+      <w:r>
+        <w:rPr>
+          <w:rFonts w:ascii="Arial" w:eastAsia="Times New Roman" w:hAnsi="Arial" w:cs="Arial"/>
+          <w:sz w:val="20"/>
+          <w:szCs w:val="20"/>
+        </w:rPr>
+        <w:t>Statistics and Sports: A Marriage with its Roots in Morehead</w:t>
+      </w:r>
+      <w:r>
+        <w:rPr>
+          <w:rFonts w:ascii="Arial" w:eastAsia="Times New Roman" w:hAnsi="Arial" w:cs="Arial"/>
+          <w:sz w:val="20"/>
+          <w:szCs w:val="20"/>
+        </w:rPr>
+        <w:t>”, Presented at the Department of Mathematics, Morehead State University.</w:t>
       </w:r>
     </w:p>
     <w:p>
@@ -11274,7 +10886,73 @@
           <w:sz w:val="20"/>
           <w:szCs w:val="20"/>
         </w:rPr>
-        <w:t>“A causal look at the effectiveness of timeouts in the NBA”, University of Kentucky, Department of Statistics, December 2019.</w:t>
+        <w:t>“</w:t>
+      </w:r>
+      <w:r>
+        <w:rPr>
+          <w:rFonts w:ascii="Arial" w:eastAsia="Times New Roman" w:hAnsi="Arial" w:cs="Arial"/>
+          <w:sz w:val="20"/>
+          <w:szCs w:val="20"/>
+        </w:rPr>
+        <w:t xml:space="preserve">NBA Action, it’s </w:t>
+      </w:r>
+      <w:proofErr w:type="spellStart"/>
+      <w:r>
+        <w:rPr>
+          <w:rFonts w:ascii="Arial" w:eastAsia="Times New Roman" w:hAnsi="Arial" w:cs="Arial"/>
+          <w:sz w:val="20"/>
+          <w:szCs w:val="20"/>
+        </w:rPr>
+        <w:t>FANtastic</w:t>
+      </w:r>
+      <w:proofErr w:type="spellEnd"/>
+      <w:r>
+        <w:rPr>
+          <w:rFonts w:ascii="Arial" w:eastAsia="Times New Roman" w:hAnsi="Arial" w:cs="Arial"/>
+          <w:sz w:val="20"/>
+          <w:szCs w:val="20"/>
+        </w:rPr>
+        <w:t xml:space="preserve"> (for data analysis)”.</w:t>
+      </w:r>
+      <w:r>
+        <w:rPr>
+          <w:rFonts w:ascii="Arial" w:eastAsia="Times New Roman" w:hAnsi="Arial" w:cs="Arial"/>
+          <w:sz w:val="20"/>
+          <w:szCs w:val="20"/>
+        </w:rPr>
+        <w:t xml:space="preserve"> Presented </w:t>
+      </w:r>
+      <w:r>
+        <w:rPr>
+          <w:rFonts w:ascii="Arial" w:eastAsia="Times New Roman" w:hAnsi="Arial" w:cs="Arial"/>
+          <w:sz w:val="20"/>
+          <w:szCs w:val="20"/>
+        </w:rPr>
+        <w:t xml:space="preserve">at University of Auckland (March 7, 2023), University of Sydney (April 14, 2023), </w:t>
+      </w:r>
+      <w:r>
+        <w:rPr>
+          <w:rFonts w:ascii="Arial" w:eastAsia="Times New Roman" w:hAnsi="Arial" w:cs="Arial"/>
+          <w:sz w:val="20"/>
+          <w:szCs w:val="20"/>
+        </w:rPr>
+        <w:t>Macquarie University (April 17, 2023), University of Western Australia</w:t>
+      </w:r>
+      <w:r>
+        <w:rPr>
+          <w:rFonts w:ascii="Arial" w:eastAsia="Times New Roman" w:hAnsi="Arial" w:cs="Arial"/>
+          <w:sz w:val="20"/>
+          <w:szCs w:val="20"/>
+        </w:rPr>
+        <w:t xml:space="preserve"> (April 21, 2023), and University of Auckland (May 31, 2023).</w:t>
+      </w:r>
+      <w:r>
+        <w:rPr>
+          <w:rFonts w:ascii="Arial" w:eastAsia="Times New Roman" w:hAnsi="Arial" w:cs="Arial"/>
+          <w:sz w:val="20"/>
+          <w:szCs w:val="20"/>
+        </w:rPr>
+        <w:t xml:space="preserve"> </w:t>
       </w:r>
     </w:p>
     <w:p>
@@ -11301,24 +10979,23 @@
           <w:sz w:val="20"/>
           <w:szCs w:val="20"/>
         </w:rPr>
-        <w:t>“</w:t>
-      </w:r>
-      <w:r>
-        <w:rPr>
-          <w:rFonts w:ascii="Arial" w:eastAsia="Times New Roman" w:hAnsi="Arial" w:cs="Arial"/>
-          <w:iCs/>
-          <w:sz w:val="20"/>
-          <w:szCs w:val="20"/>
-        </w:rPr>
-        <w:t>Sports Analytics: a competitive advantage in the sports industry</w:t>
-      </w:r>
-      <w:r>
-        <w:rPr>
-          <w:rFonts w:ascii="Arial" w:eastAsia="Times New Roman" w:hAnsi="Arial" w:cs="Arial"/>
-          <w:sz w:val="20"/>
-          <w:szCs w:val="20"/>
-        </w:rPr>
-        <w:t>”, University of Denver, Department of Business Information and Analytics Fall Breakfast, September 2018.</w:t>
+        <w:t>“Simulation-based decision making in the NFL using NFLSimulatoR”, INFORMS, October 202</w:t>
+      </w:r>
+      <w:r>
+        <w:rPr>
+          <w:rFonts w:ascii="Arial" w:eastAsia="Times New Roman" w:hAnsi="Arial" w:cs="Arial"/>
+          <w:sz w:val="20"/>
+          <w:szCs w:val="20"/>
+        </w:rPr>
+        <w:t>1</w:t>
+      </w:r>
+      <w:r>
+        <w:rPr>
+          <w:rFonts w:ascii="Arial" w:eastAsia="Times New Roman" w:hAnsi="Arial" w:cs="Arial"/>
+          <w:sz w:val="20"/>
+          <w:szCs w:val="20"/>
+        </w:rPr>
+        <w:t>.</w:t>
       </w:r>
     </w:p>
     <w:p>
@@ -11342,20 +11019,26 @@
       <w:r>
         <w:rPr>
           <w:rFonts w:ascii="Arial" w:eastAsia="Times New Roman" w:hAnsi="Arial" w:cs="Arial"/>
-          <w:w w:val="110"/>
-          <w:sz w:val="20"/>
-          <w:szCs w:val="20"/>
-        </w:rPr>
-        <w:t>“</w:t>
-      </w:r>
-      <w:r>
-        <w:rPr>
-          <w:rFonts w:ascii="Arial" w:eastAsia="Times New Roman" w:hAnsi="Arial" w:cs="Arial"/>
-          <w:w w:val="110"/>
-          <w:sz w:val="20"/>
-          <w:szCs w:val="20"/>
-        </w:rPr>
-        <w:t>Manifestations of Loss Aversion in Professional Golf”, Joint Statistical Meetings, Vancouver, British Columbia, CA, July 2018 (Topic Contributed).</w:t>
+          <w:sz w:val="20"/>
+          <w:szCs w:val="20"/>
+        </w:rPr>
+        <w:t>“Sports analytics research at DU’s Daniels College of Business”, Denver Rotary Club, July 202</w:t>
+      </w:r>
+      <w:r>
+        <w:rPr>
+          <w:rFonts w:ascii="Arial" w:eastAsia="Times New Roman" w:hAnsi="Arial" w:cs="Arial"/>
+          <w:sz w:val="20"/>
+          <w:szCs w:val="20"/>
+        </w:rPr>
+        <w:t>1</w:t>
+      </w:r>
+      <w:r>
+        <w:rPr>
+          <w:rFonts w:ascii="Arial" w:eastAsia="Times New Roman" w:hAnsi="Arial" w:cs="Arial"/>
+          <w:sz w:val="20"/>
+          <w:szCs w:val="20"/>
+        </w:rPr>
+        <w:t>.</w:t>
       </w:r>
     </w:p>
     <w:p>
@@ -11379,6 +11062,114 @@
       <w:r>
         <w:rPr>
           <w:rFonts w:ascii="Arial" w:eastAsia="Times New Roman" w:hAnsi="Arial" w:cs="Arial"/>
+          <w:sz w:val="20"/>
+          <w:szCs w:val="20"/>
+        </w:rPr>
+        <w:t>“A causal look at the effectiveness of timeouts in the NBA”, University of Kentucky, Department of Statistics, December 2019.</w:t>
+      </w:r>
+    </w:p>
+    <w:p>
+      <w:pPr>
+        <w:widowControl w:val="0"/>
+        <w:numPr>
+          <w:ilvl w:val="0"/>
+          <w:numId w:val="9"/>
+        </w:numPr>
+        <w:autoSpaceDE w:val="0"/>
+        <w:autoSpaceDN w:val="0"/>
+        <w:spacing w:before="120" w:line="250" w:lineRule="auto"/>
+        <w:ind w:right="115"/>
+        <w:jc w:val="both"/>
+        <w:rPr>
+          <w:rFonts w:ascii="Arial" w:eastAsia="Times New Roman" w:hAnsi="Arial" w:cs="Arial"/>
+          <w:sz w:val="20"/>
+          <w:szCs w:val="20"/>
+        </w:rPr>
+      </w:pPr>
+      <w:r>
+        <w:rPr>
+          <w:rFonts w:ascii="Arial" w:eastAsia="Times New Roman" w:hAnsi="Arial" w:cs="Arial"/>
+          <w:sz w:val="20"/>
+          <w:szCs w:val="20"/>
+        </w:rPr>
+        <w:t>“</w:t>
+      </w:r>
+      <w:r>
+        <w:rPr>
+          <w:rFonts w:ascii="Arial" w:eastAsia="Times New Roman" w:hAnsi="Arial" w:cs="Arial"/>
+          <w:iCs/>
+          <w:sz w:val="20"/>
+          <w:szCs w:val="20"/>
+        </w:rPr>
+        <w:t>Sports Analytics: a competitive advantage in the sports industry</w:t>
+      </w:r>
+      <w:r>
+        <w:rPr>
+          <w:rFonts w:ascii="Arial" w:eastAsia="Times New Roman" w:hAnsi="Arial" w:cs="Arial"/>
+          <w:sz w:val="20"/>
+          <w:szCs w:val="20"/>
+        </w:rPr>
+        <w:t>”, University of Denver, Department of Business Information and Analytics Fall Breakfast, September 2018.</w:t>
+      </w:r>
+    </w:p>
+    <w:p>
+      <w:pPr>
+        <w:widowControl w:val="0"/>
+        <w:numPr>
+          <w:ilvl w:val="0"/>
+          <w:numId w:val="9"/>
+        </w:numPr>
+        <w:autoSpaceDE w:val="0"/>
+        <w:autoSpaceDN w:val="0"/>
+        <w:spacing w:before="120" w:line="250" w:lineRule="auto"/>
+        <w:ind w:right="115"/>
+        <w:jc w:val="both"/>
+        <w:rPr>
+          <w:rFonts w:ascii="Arial" w:eastAsia="Times New Roman" w:hAnsi="Arial" w:cs="Arial"/>
+          <w:sz w:val="20"/>
+          <w:szCs w:val="20"/>
+        </w:rPr>
+      </w:pPr>
+      <w:r>
+        <w:rPr>
+          <w:rFonts w:ascii="Arial" w:eastAsia="Times New Roman" w:hAnsi="Arial" w:cs="Arial"/>
+          <w:w w:val="110"/>
+          <w:sz w:val="20"/>
+          <w:szCs w:val="20"/>
+        </w:rPr>
+        <w:t>“</w:t>
+      </w:r>
+      <w:r>
+        <w:rPr>
+          <w:rFonts w:ascii="Arial" w:eastAsia="Times New Roman" w:hAnsi="Arial" w:cs="Arial"/>
+          <w:w w:val="110"/>
+          <w:sz w:val="20"/>
+          <w:szCs w:val="20"/>
+        </w:rPr>
+        <w:t>Manifestations of Loss Aversion in Professional Golf”, Joint Statistical Meetings, Vancouver, British Columbia, CA, July 2018 (Topic Contributed).</w:t>
+      </w:r>
+    </w:p>
+    <w:p>
+      <w:pPr>
+        <w:widowControl w:val="0"/>
+        <w:numPr>
+          <w:ilvl w:val="0"/>
+          <w:numId w:val="9"/>
+        </w:numPr>
+        <w:autoSpaceDE w:val="0"/>
+        <w:autoSpaceDN w:val="0"/>
+        <w:spacing w:before="120" w:line="250" w:lineRule="auto"/>
+        <w:ind w:right="115"/>
+        <w:jc w:val="both"/>
+        <w:rPr>
+          <w:rFonts w:ascii="Arial" w:eastAsia="Times New Roman" w:hAnsi="Arial" w:cs="Arial"/>
+          <w:sz w:val="20"/>
+          <w:szCs w:val="20"/>
+        </w:rPr>
+      </w:pPr>
+      <w:r>
+        <w:rPr>
+          <w:rFonts w:ascii="Arial" w:eastAsia="Times New Roman" w:hAnsi="Arial" w:cs="Arial"/>
           <w:w w:val="110"/>
           <w:sz w:val="20"/>
           <w:szCs w:val="20"/>
@@ -11925,6 +11716,19 @@
     <w:p>
       <w:pPr>
         <w:widowControl w:val="0"/>
+        <w:autoSpaceDE w:val="0"/>
+        <w:autoSpaceDN w:val="0"/>
+        <w:spacing w:before="168"/>
+        <w:rPr>
+          <w:rFonts w:ascii="Arial" w:eastAsia="Times New Roman" w:hAnsi="Arial" w:cs="Arial"/>
+          <w:sz w:val="20"/>
+          <w:szCs w:val="20"/>
+        </w:rPr>
+      </w:pPr>
+    </w:p>
+    <w:p>
+      <w:pPr>
+        <w:widowControl w:val="0"/>
         <w:numPr>
           <w:ilvl w:val="0"/>
           <w:numId w:val="9"/>
@@ -11945,6 +11749,7 @@
           <w:sz w:val="20"/>
           <w:szCs w:val="20"/>
         </w:rPr>
+        <w:lastRenderedPageBreak/>
         <w:t>“Missing</w:t>
       </w:r>
       <w:r>
@@ -12361,17 +12166,7 @@
           <w:sz w:val="20"/>
           <w:szCs w:val="20"/>
         </w:rPr>
-        <w:t xml:space="preserve">“Mining MLB (Sports) Data” Presented at the August 2011 meeting of the Rocky Mountain </w:t>
-      </w:r>
-      <w:r>
-        <w:rPr>
-          <w:rFonts w:ascii="Arial" w:eastAsia="Times New Roman" w:hAnsi="Arial" w:cs="Arial"/>
-          <w:w w:val="105"/>
-          <w:sz w:val="20"/>
-          <w:szCs w:val="20"/>
-        </w:rPr>
-        <w:lastRenderedPageBreak/>
-        <w:t>Chapter of the</w:t>
+        <w:t>“Mining MLB (Sports) Data” Presented at the August 2011 meeting of the Rocky Mountain Chapter of the</w:t>
       </w:r>
       <w:r>
         <w:rPr>
@@ -14305,10 +14100,6 @@
     </w:p>
     <w:p>
       <w:pPr>
-        <w:widowControl w:val="0"/>
-        <w:autoSpaceDE w:val="0"/>
-        <w:autoSpaceDN w:val="0"/>
-        <w:spacing w:before="154"/>
         <w:rPr>
           <w:rFonts w:ascii="Arial" w:eastAsia="Times New Roman" w:hAnsi="Arial" w:cs="Arial"/>
           <w:sz w:val="20"/>
@@ -14429,6 +14220,7 @@
           <w:sz w:val="20"/>
           <w:szCs w:val="20"/>
         </w:rPr>
+        <w:lastRenderedPageBreak/>
         <w:t>Colorado-Wyoming Chapter of the American Statistical Association Spring Meeting, April 2018 “Loss Aversion on the PGA Tour”</w:t>
       </w:r>
     </w:p>
@@ -14778,7 +14570,6 @@
           <w:sz w:val="20"/>
           <w:szCs w:val="20"/>
         </w:rPr>
-        <w:lastRenderedPageBreak/>
         <w:t xml:space="preserve">Colorado-Wyoming Chapter of the American Statistical Association </w:t>
       </w:r>
       <w:r>
@@ -15027,7 +14818,34 @@
         </w:numPr>
         <w:autoSpaceDE w:val="0"/>
         <w:autoSpaceDN w:val="0"/>
-        <w:spacing w:before="155"/>
+        <w:ind w:left="1181"/>
+        <w:rPr>
+          <w:rFonts w:ascii="Arial" w:eastAsia="Times New Roman" w:hAnsi="Arial" w:cs="Arial"/>
+          <w:w w:val="105"/>
+          <w:sz w:val="20"/>
+          <w:szCs w:val="20"/>
+        </w:rPr>
+      </w:pPr>
+      <w:r>
+        <w:rPr>
+          <w:rFonts w:ascii="Arial" w:eastAsia="Times New Roman" w:hAnsi="Arial" w:cs="Arial"/>
+          <w:w w:val="105"/>
+          <w:sz w:val="20"/>
+          <w:szCs w:val="20"/>
+        </w:rPr>
+        <w:t>“Using R to Write ISAR”, April 2025</w:t>
+      </w:r>
+    </w:p>
+    <w:p>
+      <w:pPr>
+        <w:widowControl w:val="0"/>
+        <w:numPr>
+          <w:ilvl w:val="1"/>
+          <w:numId w:val="10"/>
+        </w:numPr>
+        <w:autoSpaceDE w:val="0"/>
+        <w:autoSpaceDN w:val="0"/>
+        <w:ind w:left="1181"/>
         <w:rPr>
           <w:rFonts w:ascii="Arial" w:eastAsia="Times New Roman" w:hAnsi="Arial" w:cs="Arial"/>
           <w:w w:val="105"/>
@@ -15077,7 +14895,7 @@
         </w:tabs>
         <w:autoSpaceDE w:val="0"/>
         <w:autoSpaceDN w:val="0"/>
-        <w:spacing w:before="1"/>
+        <w:ind w:left="1181"/>
         <w:rPr>
           <w:rFonts w:ascii="Arial" w:eastAsia="Arial" w:hAnsi="Arial" w:cs="Arial"/>
           <w:sz w:val="20"/>
@@ -15354,7 +15172,7 @@
         </w:tabs>
         <w:autoSpaceDE w:val="0"/>
         <w:autoSpaceDN w:val="0"/>
-        <w:spacing w:before="49"/>
+        <w:ind w:left="1181"/>
         <w:rPr>
           <w:rFonts w:ascii="Arial" w:eastAsia="Arial" w:hAnsi="Arial" w:cs="Arial"/>
           <w:sz w:val="20"/>
@@ -15403,7 +15221,7 @@
         </w:tabs>
         <w:autoSpaceDE w:val="0"/>
         <w:autoSpaceDN w:val="0"/>
-        <w:spacing w:before="49"/>
+        <w:ind w:left="1181"/>
         <w:rPr>
           <w:rFonts w:ascii="Arial" w:eastAsia="Arial" w:hAnsi="Arial" w:cs="Arial"/>
           <w:sz w:val="20"/>
@@ -15463,13 +15281,21 @@
         </w:tabs>
         <w:autoSpaceDE w:val="0"/>
         <w:autoSpaceDN w:val="0"/>
-        <w:spacing w:before="49"/>
+        <w:ind w:left="1181"/>
         <w:rPr>
           <w:rFonts w:ascii="Arial" w:eastAsia="Arial" w:hAnsi="Arial" w:cs="Arial"/>
           <w:sz w:val="20"/>
           <w:szCs w:val="22"/>
         </w:rPr>
       </w:pPr>
+      <w:r>
+        <w:rPr>
+          <w:rFonts w:ascii="Arial" w:eastAsia="Arial" w:hAnsi="Arial" w:cs="Arial"/>
+          <w:sz w:val="20"/>
+          <w:szCs w:val="22"/>
+        </w:rPr>
+        <w:t xml:space="preserve">    </w:t>
+      </w:r>
       <w:r>
         <w:rPr>
           <w:rFonts w:ascii="Arial" w:eastAsia="Arial" w:hAnsi="Arial" w:cs="Arial"/>
@@ -15531,7 +15357,7 @@
         </w:tabs>
         <w:autoSpaceDE w:val="0"/>
         <w:autoSpaceDN w:val="0"/>
-        <w:spacing w:before="49"/>
+        <w:ind w:left="1181"/>
         <w:rPr>
           <w:rFonts w:ascii="Arial" w:eastAsia="Arial" w:hAnsi="Arial" w:cs="Arial"/>
           <w:sz w:val="20"/>
@@ -16812,6 +16638,21 @@
     <w:p>
       <w:pPr>
         <w:widowControl w:val="0"/>
+        <w:autoSpaceDE w:val="0"/>
+        <w:autoSpaceDN w:val="0"/>
+        <w:spacing w:before="159" w:line="249" w:lineRule="auto"/>
+        <w:ind w:right="118"/>
+        <w:jc w:val="both"/>
+        <w:rPr>
+          <w:rFonts w:ascii="Arial" w:eastAsia="Times New Roman" w:hAnsi="Arial" w:cs="Arial"/>
+          <w:sz w:val="20"/>
+          <w:szCs w:val="20"/>
+        </w:rPr>
+      </w:pPr>
+    </w:p>
+    <w:p>
+      <w:pPr>
+        <w:widowControl w:val="0"/>
         <w:numPr>
           <w:ilvl w:val="0"/>
           <w:numId w:val="10"/>
@@ -16834,6 +16675,7 @@
           <w:sz w:val="20"/>
           <w:szCs w:val="20"/>
         </w:rPr>
+        <w:lastRenderedPageBreak/>
         <w:t>International</w:t>
       </w:r>
       <w:r>
@@ -17393,7 +17235,6 @@
           <w:sz w:val="20"/>
           <w:szCs w:val="20"/>
         </w:rPr>
-        <w:lastRenderedPageBreak/>
         <w:t>Silicon Mechanics, Inc. (2017) “Topics in GPGPU Computing at the University of Denver.” Total Budget: One GPU Research Clusters, ~$100,000 (not funded)</w:t>
       </w:r>
     </w:p>
@@ -18111,6 +17952,7 @@
         <w:ind w:left="598" w:right="117" w:hanging="399"/>
         <w:rPr>
           <w:rFonts w:ascii="Arial" w:eastAsia="Times New Roman" w:hAnsi="Arial" w:cs="Arial"/>
+          <w:w w:val="110"/>
           <w:sz w:val="20"/>
           <w:szCs w:val="20"/>
         </w:rPr>
@@ -18369,9 +18211,11 @@
         <w:widowControl w:val="0"/>
         <w:autoSpaceDE w:val="0"/>
         <w:autoSpaceDN w:val="0"/>
-        <w:spacing w:before="3"/>
-        <w:rPr>
-          <w:rFonts w:ascii="Arial" w:eastAsia="Times New Roman" w:hAnsi="Arial" w:cs="Arial"/>
+        <w:spacing w:before="159" w:line="249" w:lineRule="auto"/>
+        <w:ind w:left="598" w:right="117" w:hanging="399"/>
+        <w:rPr>
+          <w:rFonts w:ascii="Arial" w:eastAsia="Times New Roman" w:hAnsi="Arial" w:cs="Arial"/>
+          <w:w w:val="110"/>
           <w:sz w:val="20"/>
           <w:szCs w:val="20"/>
         </w:rPr>
@@ -18592,7 +18436,6 @@
         </w:rPr>
         <w:t xml:space="preserve"> </w:t>
       </w:r>
-      <w:proofErr w:type="spellStart"/>
       <w:r>
         <w:rPr>
           <w:rFonts w:ascii="Arial" w:eastAsia="Times New Roman" w:hAnsi="Arial" w:cs="Arial"/>
@@ -18602,7 +18445,6 @@
         </w:rPr>
         <w:t>Kagey</w:t>
       </w:r>
-      <w:proofErr w:type="spellEnd"/>
       <w:r>
         <w:rPr>
           <w:rFonts w:ascii="Arial" w:eastAsia="Times New Roman" w:hAnsi="Arial" w:cs="Arial"/>
@@ -18995,25 +18837,15 @@
           <w:szCs w:val="20"/>
         </w:rPr>
       </w:pPr>
-      <w:proofErr w:type="spellStart"/>
-      <w:r>
-        <w:rPr>
-          <w:rFonts w:ascii="Arial" w:eastAsia="Times New Roman" w:hAnsi="Arial" w:cs="Arial"/>
-          <w:w w:val="110"/>
-          <w:sz w:val="20"/>
-          <w:szCs w:val="20"/>
-        </w:rPr>
-        <w:t>Rozhin</w:t>
-      </w:r>
-      <w:proofErr w:type="spellEnd"/>
-      <w:r>
-        <w:rPr>
-          <w:rFonts w:ascii="Arial" w:eastAsia="Times New Roman" w:hAnsi="Arial" w:cs="Arial"/>
-          <w:w w:val="110"/>
-          <w:sz w:val="20"/>
-          <w:szCs w:val="20"/>
-        </w:rPr>
-        <w:t xml:space="preserve"> </w:t>
+      <w:r>
+        <w:rPr>
+          <w:rFonts w:ascii="Arial" w:eastAsia="Times New Roman" w:hAnsi="Arial" w:cs="Arial"/>
+          <w:w w:val="110"/>
+          <w:sz w:val="20"/>
+          <w:szCs w:val="20"/>
+        </w:rPr>
+        <w:lastRenderedPageBreak/>
+        <w:t xml:space="preserve">Rozhin </w:t>
       </w:r>
       <w:proofErr w:type="spellStart"/>
       <w:r>
@@ -19419,7 +19251,6 @@
           <w:sz w:val="20"/>
           <w:szCs w:val="20"/>
         </w:rPr>
-        <w:lastRenderedPageBreak/>
         <w:t>Emily Sacks</w:t>
       </w:r>
       <w:r>
@@ -19457,23 +19288,13 @@
           <w:szCs w:val="20"/>
         </w:rPr>
       </w:pPr>
-      <w:proofErr w:type="spellStart"/>
       <w:r>
         <w:rPr>
           <w:rFonts w:ascii="Arial" w:eastAsia="Arial" w:hAnsi="Arial" w:cs="Times New Roman"/>
           <w:sz w:val="20"/>
           <w:szCs w:val="20"/>
         </w:rPr>
-        <w:t>Layth</w:t>
-      </w:r>
-      <w:proofErr w:type="spellEnd"/>
-      <w:r>
-        <w:rPr>
-          <w:rFonts w:ascii="Arial" w:eastAsia="Arial" w:hAnsi="Arial" w:cs="Times New Roman"/>
-          <w:sz w:val="20"/>
-          <w:szCs w:val="20"/>
-        </w:rPr>
-        <w:t xml:space="preserve"> </w:t>
+        <w:t xml:space="preserve">Layth </w:t>
       </w:r>
       <w:proofErr w:type="spellStart"/>
       <w:r>
@@ -19692,18 +19513,8 @@
           <w:sz w:val="20"/>
           <w:szCs w:val="20"/>
         </w:rPr>
-        <w:t xml:space="preserve">Robert </w:t>
-      </w:r>
-      <w:proofErr w:type="spellStart"/>
-      <w:r>
-        <w:rPr>
-          <w:rFonts w:ascii="Arial" w:eastAsia="Arial" w:hAnsi="Arial" w:cs="Times New Roman"/>
-          <w:sz w:val="20"/>
-          <w:szCs w:val="20"/>
-        </w:rPr>
-        <w:t>Juen</w:t>
-      </w:r>
-      <w:proofErr w:type="spellEnd"/>
+        <w:t>Robert Juen</w:t>
+      </w:r>
       <w:r>
         <w:rPr>
           <w:rFonts w:ascii="Arial" w:eastAsia="Arial" w:hAnsi="Arial" w:cs="Times New Roman"/>
@@ -19788,18 +19599,8 @@
           <w:sz w:val="20"/>
           <w:szCs w:val="20"/>
         </w:rPr>
-        <w:t xml:space="preserve">Annie </w:t>
-      </w:r>
-      <w:proofErr w:type="spellStart"/>
-      <w:r>
-        <w:rPr>
-          <w:rFonts w:ascii="Arial" w:eastAsia="Arial" w:hAnsi="Arial" w:cs="Times New Roman"/>
-          <w:sz w:val="20"/>
-          <w:szCs w:val="20"/>
-        </w:rPr>
-        <w:t>Leindecker</w:t>
-      </w:r>
-      <w:proofErr w:type="spellEnd"/>
+        <w:t>Annie Leindecker</w:t>
+      </w:r>
       <w:r>
         <w:rPr>
           <w:rFonts w:ascii="Arial" w:eastAsia="Arial" w:hAnsi="Arial" w:cs="Times New Roman"/>
@@ -20067,6 +19868,12 @@
           <w:rFonts w:ascii="Arial" w:eastAsia="Arial" w:hAnsi="Arial" w:cs="Times New Roman"/>
         </w:rPr>
         <w:t>Teaching Experience</w:t>
+      </w:r>
+      <w:r>
+        <w:rPr>
+          <w:rFonts w:ascii="Arial" w:eastAsia="Arial" w:hAnsi="Arial" w:cs="Times New Roman"/>
+        </w:rPr>
+        <w:t xml:space="preserve"> </w:t>
       </w:r>
     </w:p>
     <w:p>
@@ -22001,16 +21808,25 @@
           <w:sz w:val="20"/>
           <w:szCs w:val="20"/>
         </w:rPr>
-        <w:t>-</w:t>
-      </w:r>
-      <w:r>
-        <w:rPr>
-          <w:rFonts w:ascii="Arial" w:eastAsia="Times New Roman" w:hAnsi="Arial" w:cs="Arial"/>
-          <w:w w:val="105"/>
-          <w:sz w:val="20"/>
-          <w:szCs w:val="20"/>
-        </w:rPr>
-        <w:t>20</w:t>
+        <w:t>–</w:t>
+      </w:r>
+      <w:r>
+        <w:rPr>
+          <w:rFonts w:ascii="Arial" w:eastAsia="Times New Roman" w:hAnsi="Arial" w:cs="Arial"/>
+          <w:w w:val="105"/>
+          <w:sz w:val="20"/>
+          <w:szCs w:val="20"/>
+        </w:rPr>
+        <w:t>2</w:t>
+      </w:r>
+      <w:r>
+        <w:rPr>
+          <w:rFonts w:ascii="Arial" w:eastAsia="Times New Roman" w:hAnsi="Arial" w:cs="Arial"/>
+          <w:w w:val="105"/>
+          <w:sz w:val="20"/>
+          <w:szCs w:val="20"/>
+        </w:rPr>
+        <w:t>1</w:t>
       </w:r>
       <w:r>
         <w:rPr>
@@ -22028,7 +21844,16 @@
           <w:sz w:val="20"/>
           <w:szCs w:val="20"/>
         </w:rPr>
-        <w:t>-9</w:t>
+        <w:t>–1</w:t>
+      </w:r>
+      <w:r>
+        <w:rPr>
+          <w:rFonts w:ascii="Arial" w:eastAsia="Times New Roman" w:hAnsi="Arial" w:cs="Arial"/>
+          <w:w w:val="105"/>
+          <w:sz w:val="20"/>
+          <w:szCs w:val="20"/>
+        </w:rPr>
+        <w:t>9</w:t>
       </w:r>
       <w:r>
         <w:rPr>
@@ -22097,6 +21922,15 @@
           <w:sz w:val="20"/>
           <w:szCs w:val="20"/>
         </w:rPr>
+        <w:t>(1)</w:t>
+      </w:r>
+      <w:r>
+        <w:rPr>
+          <w:rFonts w:ascii="Arial" w:eastAsia="Times New Roman" w:hAnsi="Arial" w:cs="Arial"/>
+          <w:w w:val="105"/>
+          <w:sz w:val="20"/>
+          <w:szCs w:val="20"/>
+        </w:rPr>
         <w:tab/>
       </w:r>
       <w:r>
@@ -22130,25 +21964,43 @@
           <w:sz w:val="20"/>
           <w:szCs w:val="20"/>
         </w:rPr>
-        <w:t>Spring 2018</w:t>
-      </w:r>
-      <w:r>
-        <w:rPr>
-          <w:rFonts w:ascii="Arial" w:eastAsia="Times New Roman" w:hAnsi="Arial" w:cs="Arial"/>
-          <w:w w:val="105"/>
-          <w:sz w:val="20"/>
-          <w:szCs w:val="20"/>
-        </w:rPr>
-        <w:t>(9)</w:t>
-      </w:r>
-      <w:r>
-        <w:rPr>
-          <w:rFonts w:ascii="Arial" w:eastAsia="Times New Roman" w:hAnsi="Arial" w:cs="Arial"/>
-          <w:w w:val="105"/>
-          <w:sz w:val="20"/>
-          <w:szCs w:val="20"/>
-        </w:rPr>
-        <w:t>, 2020</w:t>
+        <w:t xml:space="preserve">Spring </w:t>
+      </w:r>
+      <w:r>
+        <w:rPr>
+          <w:rFonts w:ascii="Arial" w:eastAsia="Times New Roman" w:hAnsi="Arial" w:cs="Arial"/>
+          <w:w w:val="105"/>
+          <w:sz w:val="20"/>
+          <w:szCs w:val="20"/>
+        </w:rPr>
+        <w:t>2020</w:t>
+      </w:r>
+      <w:r>
+        <w:rPr>
+          <w:rFonts w:ascii="Arial" w:eastAsia="Times New Roman" w:hAnsi="Arial" w:cs="Arial"/>
+          <w:w w:val="105"/>
+          <w:sz w:val="20"/>
+          <w:szCs w:val="20"/>
+        </w:rPr>
+        <w:t>–</w:t>
+      </w:r>
+      <w:r>
+        <w:rPr>
+          <w:rFonts w:ascii="Arial" w:eastAsia="Times New Roman" w:hAnsi="Arial" w:cs="Arial"/>
+          <w:w w:val="105"/>
+          <w:sz w:val="20"/>
+          <w:szCs w:val="20"/>
+        </w:rPr>
+        <w:t>22</w:t>
+      </w:r>
+      <w:r>
+        <w:rPr>
+          <w:rFonts w:ascii="Arial" w:eastAsia="Times New Roman" w:hAnsi="Arial" w:cs="Arial"/>
+          <w:w w:val="105"/>
+          <w:sz w:val="20"/>
+          <w:szCs w:val="20"/>
+        </w:rPr>
+        <w:tab/>
       </w:r>
       <w:r>
         <w:rPr>
@@ -22168,29 +22020,6 @@
         </w:rPr>
         <w:tab/>
         <w:t>Sports Analytics, INFO 3700 (DU)</w:t>
-      </w:r>
-    </w:p>
-    <w:p>
-      <w:pPr>
-        <w:ind w:firstLine="90"/>
-        <w:rPr>
-          <w:rFonts w:ascii="Arial" w:eastAsia="Arial" w:hAnsi="Arial" w:cs="Times New Roman"/>
-          <w:sz w:val="20"/>
-          <w:szCs w:val="20"/>
-        </w:rPr>
-      </w:pPr>
-    </w:p>
-    <w:p>
-      <w:pPr>
-        <w:rPr>
-          <w:rFonts w:ascii="Arial" w:eastAsia="Arial" w:hAnsi="Arial" w:cs="Times New Roman"/>
-        </w:rPr>
-      </w:pPr>
-      <w:r>
-        <w:rPr>
-          <w:rFonts w:ascii="Arial" w:eastAsia="Arial" w:hAnsi="Arial" w:cs="Times New Roman"/>
-        </w:rPr>
-        <w:t>Professional Service</w:t>
       </w:r>
     </w:p>
     <w:p>
@@ -22198,12 +22027,304 @@
         <w:widowControl w:val="0"/>
         <w:autoSpaceDE w:val="0"/>
         <w:autoSpaceDN w:val="0"/>
-        <w:spacing w:before="120"/>
-        <w:ind w:left="216"/>
-        <w:rPr>
-          <w:rFonts w:ascii="Arial" w:eastAsia="Times New Roman" w:hAnsi="Arial" w:cs="Arial"/>
-          <w:sz w:val="20"/>
-          <w:szCs w:val="20"/>
+        <w:ind w:firstLine="219"/>
+        <w:rPr>
+          <w:rFonts w:ascii="Arial" w:eastAsia="Times New Roman" w:hAnsi="Arial" w:cs="Arial"/>
+          <w:w w:val="105"/>
+          <w:sz w:val="20"/>
+          <w:szCs w:val="20"/>
+        </w:rPr>
+      </w:pPr>
+      <w:r>
+        <w:rPr>
+          <w:rFonts w:ascii="Arial" w:eastAsia="Times New Roman" w:hAnsi="Arial" w:cs="Arial"/>
+          <w:w w:val="105"/>
+          <w:sz w:val="20"/>
+          <w:szCs w:val="20"/>
+        </w:rPr>
+        <w:t>Winter 2022</w:t>
+      </w:r>
+      <w:r>
+        <w:rPr>
+          <w:rFonts w:ascii="Arial" w:eastAsia="Times New Roman" w:hAnsi="Arial" w:cs="Arial"/>
+          <w:w w:val="105"/>
+          <w:sz w:val="20"/>
+          <w:szCs w:val="20"/>
+        </w:rPr>
+        <w:tab/>
+      </w:r>
+      <w:r>
+        <w:rPr>
+          <w:rFonts w:ascii="Arial" w:eastAsia="Times New Roman" w:hAnsi="Arial" w:cs="Arial"/>
+          <w:w w:val="105"/>
+          <w:sz w:val="20"/>
+          <w:szCs w:val="20"/>
+        </w:rPr>
+        <w:tab/>
+      </w:r>
+      <w:r>
+        <w:rPr>
+          <w:rFonts w:ascii="Arial" w:eastAsia="Times New Roman" w:hAnsi="Arial" w:cs="Arial"/>
+          <w:w w:val="105"/>
+          <w:sz w:val="20"/>
+          <w:szCs w:val="20"/>
+        </w:rPr>
+        <w:tab/>
+      </w:r>
+      <w:r>
+        <w:rPr>
+          <w:rFonts w:ascii="Arial" w:eastAsia="Times New Roman" w:hAnsi="Arial" w:cs="Arial"/>
+          <w:w w:val="105"/>
+          <w:sz w:val="20"/>
+          <w:szCs w:val="20"/>
+        </w:rPr>
+        <w:tab/>
+        <w:t>Optimization, INFO 3440</w:t>
+      </w:r>
+      <w:r>
+        <w:rPr>
+          <w:rFonts w:ascii="Arial" w:eastAsia="Times New Roman" w:hAnsi="Arial" w:cs="Arial"/>
+          <w:w w:val="105"/>
+          <w:sz w:val="20"/>
+          <w:szCs w:val="20"/>
+        </w:rPr>
+        <w:t xml:space="preserve"> (DU)</w:t>
+      </w:r>
+    </w:p>
+    <w:p>
+      <w:pPr>
+        <w:widowControl w:val="0"/>
+        <w:autoSpaceDE w:val="0"/>
+        <w:autoSpaceDN w:val="0"/>
+        <w:ind w:firstLine="219"/>
+        <w:rPr>
+          <w:rFonts w:ascii="Arial" w:eastAsia="Times New Roman" w:hAnsi="Arial" w:cs="Arial"/>
+          <w:w w:val="105"/>
+          <w:sz w:val="20"/>
+          <w:szCs w:val="20"/>
+        </w:rPr>
+      </w:pPr>
+      <w:r>
+        <w:rPr>
+          <w:rFonts w:ascii="Arial" w:eastAsia="Times New Roman" w:hAnsi="Arial" w:cs="Arial"/>
+          <w:w w:val="105"/>
+          <w:sz w:val="20"/>
+          <w:szCs w:val="20"/>
+        </w:rPr>
+        <w:t>Fall 202</w:t>
+      </w:r>
+      <w:r>
+        <w:rPr>
+          <w:rFonts w:ascii="Arial" w:eastAsia="Times New Roman" w:hAnsi="Arial" w:cs="Arial"/>
+          <w:w w:val="105"/>
+          <w:sz w:val="20"/>
+          <w:szCs w:val="20"/>
+        </w:rPr>
+        <w:t>3–2</w:t>
+      </w:r>
+      <w:r>
+        <w:rPr>
+          <w:rFonts w:ascii="Arial" w:eastAsia="Times New Roman" w:hAnsi="Arial" w:cs="Arial"/>
+          <w:w w:val="105"/>
+          <w:sz w:val="20"/>
+          <w:szCs w:val="20"/>
+        </w:rPr>
+        <w:t xml:space="preserve">5, Spring </w:t>
+      </w:r>
+      <w:r>
+        <w:rPr>
+          <w:rFonts w:ascii="Arial" w:eastAsia="Times New Roman" w:hAnsi="Arial" w:cs="Arial"/>
+          <w:w w:val="105"/>
+          <w:sz w:val="20"/>
+          <w:szCs w:val="20"/>
+        </w:rPr>
+        <w:t>2024</w:t>
+      </w:r>
+      <w:r>
+        <w:rPr>
+          <w:rFonts w:ascii="Arial" w:eastAsia="Times New Roman" w:hAnsi="Arial" w:cs="Arial"/>
+          <w:w w:val="105"/>
+          <w:sz w:val="20"/>
+          <w:szCs w:val="20"/>
+        </w:rPr>
+        <w:tab/>
+      </w:r>
+      <w:r>
+        <w:rPr>
+          <w:rFonts w:ascii="Arial" w:eastAsia="Times New Roman" w:hAnsi="Arial" w:cs="Arial"/>
+          <w:w w:val="105"/>
+          <w:sz w:val="20"/>
+          <w:szCs w:val="20"/>
+        </w:rPr>
+        <w:tab/>
+        <w:t xml:space="preserve">Analytics II </w:t>
+      </w:r>
+      <w:r>
+        <w:rPr>
+          <w:rFonts w:ascii="Arial" w:eastAsia="Times New Roman" w:hAnsi="Arial" w:cs="Arial"/>
+          <w:w w:val="105"/>
+          <w:sz w:val="20"/>
+          <w:szCs w:val="20"/>
+        </w:rPr>
+        <w:t>–</w:t>
+      </w:r>
+      <w:r>
+        <w:rPr>
+          <w:rFonts w:ascii="Arial" w:eastAsia="Times New Roman" w:hAnsi="Arial" w:cs="Arial"/>
+          <w:w w:val="105"/>
+          <w:sz w:val="20"/>
+          <w:szCs w:val="20"/>
+        </w:rPr>
+        <w:t xml:space="preserve"> </w:t>
+      </w:r>
+      <w:r>
+        <w:rPr>
+          <w:rFonts w:ascii="Arial" w:eastAsia="Times New Roman" w:hAnsi="Arial" w:cs="Arial"/>
+          <w:w w:val="105"/>
+          <w:sz w:val="20"/>
+          <w:szCs w:val="20"/>
+        </w:rPr>
+        <w:t>Business Statistics, INFO 1020 (DU)</w:t>
+      </w:r>
+    </w:p>
+    <w:p>
+      <w:pPr>
+        <w:widowControl w:val="0"/>
+        <w:autoSpaceDE w:val="0"/>
+        <w:autoSpaceDN w:val="0"/>
+        <w:ind w:firstLine="219"/>
+        <w:rPr>
+          <w:rFonts w:ascii="Arial" w:eastAsia="Times New Roman" w:hAnsi="Arial" w:cs="Arial"/>
+          <w:w w:val="105"/>
+          <w:sz w:val="20"/>
+          <w:szCs w:val="20"/>
+        </w:rPr>
+      </w:pPr>
+      <w:r>
+        <w:rPr>
+          <w:rFonts w:ascii="Arial" w:eastAsia="Times New Roman" w:hAnsi="Arial" w:cs="Arial"/>
+          <w:w w:val="105"/>
+          <w:sz w:val="20"/>
+          <w:szCs w:val="20"/>
+        </w:rPr>
+        <w:t>Spring 2024, Fall 2025</w:t>
+      </w:r>
+      <w:r>
+        <w:rPr>
+          <w:rFonts w:ascii="Arial" w:eastAsia="Times New Roman" w:hAnsi="Arial" w:cs="Arial"/>
+          <w:w w:val="105"/>
+          <w:sz w:val="20"/>
+          <w:szCs w:val="20"/>
+        </w:rPr>
+        <w:tab/>
+      </w:r>
+      <w:r>
+        <w:rPr>
+          <w:rFonts w:ascii="Arial" w:eastAsia="Times New Roman" w:hAnsi="Arial" w:cs="Arial"/>
+          <w:w w:val="105"/>
+          <w:sz w:val="20"/>
+          <w:szCs w:val="20"/>
+        </w:rPr>
+        <w:tab/>
+        <w:t>Data Mining and Visualization, INFO 3200 (DU)</w:t>
+      </w:r>
+    </w:p>
+    <w:p>
+      <w:pPr>
+        <w:ind w:firstLine="90"/>
+        <w:rPr>
+          <w:rFonts w:ascii="Arial" w:eastAsia="Arial" w:hAnsi="Arial" w:cs="Times New Roman"/>
+          <w:sz w:val="20"/>
+          <w:szCs w:val="20"/>
+        </w:rPr>
+      </w:pPr>
+    </w:p>
+    <w:p>
+      <w:pPr>
+        <w:rPr>
+          <w:rFonts w:ascii="Arial" w:eastAsia="Arial" w:hAnsi="Arial" w:cs="Times New Roman"/>
+        </w:rPr>
+      </w:pPr>
+    </w:p>
+    <w:p>
+      <w:pPr>
+        <w:rPr>
+          <w:rFonts w:ascii="Arial" w:eastAsia="Arial" w:hAnsi="Arial" w:cs="Times New Roman"/>
+        </w:rPr>
+      </w:pPr>
+      <w:r>
+        <w:rPr>
+          <w:rFonts w:ascii="Arial" w:eastAsia="Arial" w:hAnsi="Arial" w:cs="Times New Roman"/>
+        </w:rPr>
+        <w:lastRenderedPageBreak/>
+        <w:t>Professional Service</w:t>
+      </w:r>
+    </w:p>
+    <w:p>
+      <w:pPr>
+        <w:ind w:left="219"/>
+        <w:rPr>
+          <w:rFonts w:ascii="Arial" w:eastAsia="Arial" w:hAnsi="Arial" w:cs="Arial"/>
+          <w:i/>
+          <w:w w:val="105"/>
+          <w:sz w:val="20"/>
+        </w:rPr>
+      </w:pPr>
+      <w:r>
+        <w:rPr>
+          <w:rFonts w:ascii="Arial" w:eastAsia="Arial" w:hAnsi="Arial" w:cs="Arial"/>
+          <w:w w:val="105"/>
+          <w:sz w:val="20"/>
+        </w:rPr>
+        <w:t xml:space="preserve">Associate Editor for </w:t>
+      </w:r>
+      <w:r>
+        <w:rPr>
+          <w:rFonts w:ascii="Arial" w:eastAsia="Arial" w:hAnsi="Arial" w:cs="Arial"/>
+          <w:i/>
+          <w:w w:val="105"/>
+          <w:sz w:val="20"/>
+        </w:rPr>
+        <w:t>Journal of Quantitative Analysis in Sports</w:t>
+      </w:r>
+    </w:p>
+    <w:p>
+      <w:pPr>
+        <w:ind w:left="219"/>
+        <w:rPr>
+          <w:rFonts w:ascii="Arial" w:eastAsia="Arial" w:hAnsi="Arial" w:cs="Arial"/>
+          <w:i/>
+          <w:w w:val="105"/>
+          <w:sz w:val="20"/>
+        </w:rPr>
+      </w:pPr>
+      <w:r>
+        <w:rPr>
+          <w:rFonts w:ascii="Arial" w:eastAsia="Arial" w:hAnsi="Arial" w:cs="Arial"/>
+          <w:iCs/>
+          <w:w w:val="105"/>
+          <w:sz w:val="20"/>
+        </w:rPr>
+        <w:t xml:space="preserve">Associate Editor for </w:t>
+      </w:r>
+      <w:r>
+        <w:rPr>
+          <w:rFonts w:ascii="Arial" w:eastAsia="Arial" w:hAnsi="Arial" w:cs="Arial"/>
+          <w:i/>
+          <w:w w:val="105"/>
+          <w:sz w:val="20"/>
+        </w:rPr>
+        <w:t>ASA: Discoveries</w:t>
+      </w:r>
+    </w:p>
+    <w:p>
+      <w:pPr>
+        <w:ind w:left="219"/>
+        <w:rPr>
+          <w:rFonts w:ascii="Arial" w:eastAsia="Arial" w:hAnsi="Arial" w:cs="Arial"/>
+          <w:i/>
+          <w:w w:val="105"/>
+          <w:sz w:val="20"/>
         </w:rPr>
       </w:pPr>
       <w:r>
@@ -22410,7 +22531,6 @@
         <w:rPr>
           <w:rFonts w:ascii="Arial" w:eastAsia="Arial" w:hAnsi="Arial" w:cs="Arial"/>
           <w:i/>
-          <w:w w:val="105"/>
           <w:sz w:val="20"/>
         </w:rPr>
       </w:pPr>
@@ -22420,7 +22540,7 @@
           <w:w w:val="105"/>
           <w:sz w:val="20"/>
         </w:rPr>
-        <w:t xml:space="preserve">Associate Editor for </w:t>
+        <w:t xml:space="preserve">Referee for </w:t>
       </w:r>
       <w:r>
         <w:rPr>
@@ -22429,15 +22549,17 @@
           <w:w w:val="105"/>
           <w:sz w:val="20"/>
         </w:rPr>
-        <w:t>Journal of Quantitative Analysis in Sports</w:t>
-      </w:r>
-    </w:p>
-    <w:p>
-      <w:pPr>
+        <w:t>Decision Sciences</w:t>
+      </w:r>
+    </w:p>
+    <w:p>
+      <w:pPr>
+        <w:spacing w:before="9" w:line="249" w:lineRule="auto"/>
         <w:ind w:left="219"/>
         <w:rPr>
           <w:rFonts w:ascii="Arial" w:eastAsia="Arial" w:hAnsi="Arial" w:cs="Arial"/>
           <w:i/>
+          <w:w w:val="105"/>
           <w:sz w:val="20"/>
         </w:rPr>
       </w:pPr>
@@ -22447,36 +22569,6 @@
           <w:w w:val="105"/>
           <w:sz w:val="20"/>
         </w:rPr>
-        <w:t xml:space="preserve">Referee for </w:t>
-      </w:r>
-      <w:r>
-        <w:rPr>
-          <w:rFonts w:ascii="Arial" w:eastAsia="Arial" w:hAnsi="Arial" w:cs="Arial"/>
-          <w:i/>
-          <w:w w:val="105"/>
-          <w:sz w:val="20"/>
-        </w:rPr>
-        <w:t>Decision Sciences</w:t>
-      </w:r>
-    </w:p>
-    <w:p>
-      <w:pPr>
-        <w:spacing w:before="9" w:line="249" w:lineRule="auto"/>
-        <w:ind w:left="219"/>
-        <w:rPr>
-          <w:rFonts w:ascii="Arial" w:eastAsia="Arial" w:hAnsi="Arial" w:cs="Arial"/>
-          <w:i/>
-          <w:w w:val="105"/>
-          <w:sz w:val="20"/>
-        </w:rPr>
-      </w:pPr>
-      <w:r>
-        <w:rPr>
-          <w:rFonts w:ascii="Arial" w:eastAsia="Arial" w:hAnsi="Arial" w:cs="Arial"/>
-          <w:w w:val="105"/>
-          <w:sz w:val="20"/>
-        </w:rPr>
-        <w:lastRenderedPageBreak/>
         <w:t xml:space="preserve">Referee for </w:t>
       </w:r>
       <w:r>
@@ -24141,25 +24233,7 @@
           <w:szCs w:val="20"/>
         </w:rPr>
         <w:tab/>
-        <w:t xml:space="preserve">Thomas E. </w:t>
-      </w:r>
-      <w:proofErr w:type="spellStart"/>
-      <w:r>
-        <w:rPr>
-          <w:rFonts w:ascii="Arial" w:eastAsia="Times New Roman" w:hAnsi="Arial" w:cs="Arial"/>
-          <w:sz w:val="20"/>
-          <w:szCs w:val="20"/>
-        </w:rPr>
-        <w:t>Fouch</w:t>
-      </w:r>
-      <w:proofErr w:type="spellEnd"/>
-      <w:r>
-        <w:rPr>
-          <w:rFonts w:ascii="Arial" w:eastAsia="Times New Roman" w:hAnsi="Arial" w:cs="Arial"/>
-          <w:sz w:val="20"/>
-          <w:szCs w:val="20"/>
-        </w:rPr>
-        <w:t xml:space="preserve"> Mathematics Award, MSU Department of Mathematical Sciences</w:t>
+        <w:t>Thomas E. Fouch Mathematics Award, MSU Department of Mathematical Sciences</w:t>
       </w:r>
     </w:p>
     <w:p>
@@ -24425,6 +24499,12 @@
         </w:rPr>
         <w:t>References</w:t>
       </w:r>
+      <w:r>
+        <w:rPr>
+          <w:rFonts w:ascii="Arial" w:eastAsia="Arial" w:hAnsi="Arial" w:cs="Times New Roman"/>
+        </w:rPr>
+        <w:t xml:space="preserve"> and Teaching Evaluations</w:t>
+      </w:r>
     </w:p>
     <w:p>
       <w:pPr>
@@ -24449,23 +24529,13 @@
         <w:t>Available upon request</w:t>
       </w:r>
     </w:p>
-    <w:p>
-      <w:pPr>
-        <w:rPr>
-          <w:rFonts w:ascii="Arial" w:eastAsia="Arial" w:hAnsi="Arial" w:cs="Arial"/>
-          <w:color w:val="000000"/>
-          <w:sz w:val="26"/>
-          <w:szCs w:val="26"/>
-        </w:rPr>
-      </w:pPr>
-    </w:p>
     <w:sectPr>
-      <w:headerReference w:type="even" r:id="rId27"/>
-      <w:headerReference w:type="default" r:id="rId28"/>
-      <w:footerReference w:type="even" r:id="rId29"/>
-      <w:footerReference w:type="default" r:id="rId30"/>
-      <w:headerReference w:type="first" r:id="rId31"/>
-      <w:footerReference w:type="first" r:id="rId32"/>
+      <w:headerReference w:type="even" r:id="rId28"/>
+      <w:headerReference w:type="default" r:id="rId29"/>
+      <w:footerReference w:type="even" r:id="rId30"/>
+      <w:footerReference w:type="default" r:id="rId31"/>
+      <w:headerReference w:type="first" r:id="rId32"/>
+      <w:footerReference w:type="first" r:id="rId33"/>
       <w:pgSz w:w="12240" w:h="15840"/>
       <w:pgMar w:top="1440" w:right="1440" w:bottom="1800" w:left="1440" w:header="720" w:footer="216" w:gutter="0"/>
       <w:cols w:space="720"/>
@@ -24476,7 +24546,7 @@
 </file>
 
 <file path=word/endnotes.xml><?xml version="1.0" encoding="utf-8"?>
-<w:endnotes xmlns:wpc="http://schemas.microsoft.com/office/word/2010/wordprocessingCanvas" xmlns:cx="http://schemas.microsoft.com/office/drawing/2014/chartex" xmlns:cx1="http://schemas.microsoft.com/office/drawing/2015/9/8/chartex" xmlns:cx2="http://schemas.microsoft.com/office/drawing/2015/10/21/chartex" xmlns:cx3="http://schemas.microsoft.com/office/drawing/2016/5/9/chartex" xmlns:cx4="http://schemas.microsoft.com/office/drawing/2016/5/10/chartex" xmlns:cx5="http://schemas.microsoft.com/office/drawing/2016/5/11/chartex" xmlns:cx6="http://schemas.microsoft.com/office/drawing/2016/5/12/chartex" xmlns:cx7="http://schemas.microsoft.com/office/drawing/2016/5/13/chartex" xmlns:cx8="http://schemas.microsoft.com/office/drawing/2016/5/14/chartex" xmlns:mc="http://schemas.openxmlformats.org/markup-compatibility/2006" xmlns:aink="http://schemas.microsoft.com/office/drawing/2016/ink" xmlns:am3d="http://schemas.microsoft.com/office/drawing/2017/model3d" xmlns:o="urn:schemas-microsoft-com:office:office" xmlns:oel="http://schemas.microsoft.com/office/2019/extlst" xmlns:r="http://schemas.openxmlformats.org/officeDocument/2006/relationships" xmlns:m="http://schemas.openxmlformats.org/officeDocument/2006/math" xmlns:v="urn:schemas-microsoft-com:vml" xmlns:wp14="http://schemas.microsoft.com/office/word/2010/wordprocessingDrawing" xmlns:wp="http://schemas.openxmlformats.org/drawingml/2006/wordprocessingDrawing" xmlns:w10="urn:schemas-microsoft-com:office:word" xmlns:w="http://schemas.openxmlformats.org/wordprocessingml/2006/main" xmlns:w14="http://schemas.microsoft.com/office/word/2010/wordml" xmlns:w15="http://schemas.microsoft.com/office/word/2012/wordml" xmlns:w16cex="http://schemas.microsoft.com/office/word/2018/wordml/cex" xmlns:w16cid="http://schemas.microsoft.com/office/word/2016/wordml/cid" xmlns:w16="http://schemas.microsoft.com/office/word/2018/wordml" xmlns:w16du="http://schemas.microsoft.com/office/word/2023/wordml/word16du" xmlns:w16sdtdh="http://schemas.microsoft.com/office/word/2020/wordml/sdtdatahash" xmlns:w16se="http://schemas.microsoft.com/office/word/2015/wordml/symex" xmlns:wpg="http://schemas.microsoft.com/office/word/2010/wordprocessingGroup" xmlns:wpi="http://schemas.microsoft.com/office/word/2010/wordprocessingInk" xmlns:wne="http://schemas.microsoft.com/office/word/2006/wordml" xmlns:wps="http://schemas.microsoft.com/office/word/2010/wordprocessingShape" mc:Ignorable="w14 w15 w16se w16cid w16 w16cex w16sdtdh w16du wp14">
+<w:endnotes xmlns:wpc="http://schemas.microsoft.com/office/word/2010/wordprocessingCanvas" xmlns:cx="http://schemas.microsoft.com/office/drawing/2014/chartex" xmlns:cx1="http://schemas.microsoft.com/office/drawing/2015/9/8/chartex" xmlns:cx2="http://schemas.microsoft.com/office/drawing/2015/10/21/chartex" xmlns:cx3="http://schemas.microsoft.com/office/drawing/2016/5/9/chartex" xmlns:cx4="http://schemas.microsoft.com/office/drawing/2016/5/10/chartex" xmlns:cx5="http://schemas.microsoft.com/office/drawing/2016/5/11/chartex" xmlns:cx6="http://schemas.microsoft.com/office/drawing/2016/5/12/chartex" xmlns:cx7="http://schemas.microsoft.com/office/drawing/2016/5/13/chartex" xmlns:cx8="http://schemas.microsoft.com/office/drawing/2016/5/14/chartex" xmlns:mc="http://schemas.openxmlformats.org/markup-compatibility/2006" xmlns:aink="http://schemas.microsoft.com/office/drawing/2016/ink" xmlns:am3d="http://schemas.microsoft.com/office/drawing/2017/model3d" xmlns:o="urn:schemas-microsoft-com:office:office" xmlns:oel="http://schemas.microsoft.com/office/2019/extlst" xmlns:r="http://schemas.openxmlformats.org/officeDocument/2006/relationships" xmlns:m="http://schemas.openxmlformats.org/officeDocument/2006/math" xmlns:v="urn:schemas-microsoft-com:vml" xmlns:wp14="http://schemas.microsoft.com/office/word/2010/wordprocessingDrawing" xmlns:wp="http://schemas.openxmlformats.org/drawingml/2006/wordprocessingDrawing" xmlns:w10="urn:schemas-microsoft-com:office:word" xmlns:w="http://schemas.openxmlformats.org/wordprocessingml/2006/main" xmlns:w14="http://schemas.microsoft.com/office/word/2010/wordml" xmlns:w15="http://schemas.microsoft.com/office/word/2012/wordml" xmlns:w16cex="http://schemas.microsoft.com/office/word/2018/wordml/cex" xmlns:w16cid="http://schemas.microsoft.com/office/word/2016/wordml/cid" xmlns:w16="http://schemas.microsoft.com/office/word/2018/wordml" xmlns:w16du="http://schemas.microsoft.com/office/word/2023/wordml/word16du" xmlns:w16sdtdh="http://schemas.microsoft.com/office/word/2020/wordml/sdtdatahash" xmlns:w16sdtfl="http://schemas.microsoft.com/office/word/2024/wordml/sdtformatlock" xmlns:w16se="http://schemas.microsoft.com/office/word/2015/wordml/symex" xmlns:wpg="http://schemas.microsoft.com/office/word/2010/wordprocessingGroup" xmlns:wpi="http://schemas.microsoft.com/office/word/2010/wordprocessingInk" xmlns:wne="http://schemas.microsoft.com/office/word/2006/wordml" xmlns:wps="http://schemas.microsoft.com/office/word/2010/wordprocessingShape" mc:Ignorable="w14 w15 w16se w16cid w16 w16cex w16sdtdh w16sdtfl w16du wp14">
   <w:endnote w:type="separator" w:id="-1">
     <w:p>
       <w:r>
@@ -24498,7 +24568,7 @@
 </file>
 
 <file path=word/footer1.xml><?xml version="1.0" encoding="utf-8"?>
-<w:ftr xmlns:wpc="http://schemas.microsoft.com/office/word/2010/wordprocessingCanvas" xmlns:cx="http://schemas.microsoft.com/office/drawing/2014/chartex" xmlns:cx1="http://schemas.microsoft.com/office/drawing/2015/9/8/chartex" xmlns:cx2="http://schemas.microsoft.com/office/drawing/2015/10/21/chartex" xmlns:cx3="http://schemas.microsoft.com/office/drawing/2016/5/9/chartex" xmlns:cx4="http://schemas.microsoft.com/office/drawing/2016/5/10/chartex" xmlns:cx5="http://schemas.microsoft.com/office/drawing/2016/5/11/chartex" xmlns:cx6="http://schemas.microsoft.com/office/drawing/2016/5/12/chartex" xmlns:cx7="http://schemas.microsoft.com/office/drawing/2016/5/13/chartex" xmlns:cx8="http://schemas.microsoft.com/office/drawing/2016/5/14/chartex" xmlns:mc="http://schemas.openxmlformats.org/markup-compatibility/2006" xmlns:aink="http://schemas.microsoft.com/office/drawing/2016/ink" xmlns:am3d="http://schemas.microsoft.com/office/drawing/2017/model3d" xmlns:o="urn:schemas-microsoft-com:office:office" xmlns:oel="http://schemas.microsoft.com/office/2019/extlst" xmlns:r="http://schemas.openxmlformats.org/officeDocument/2006/relationships" xmlns:m="http://schemas.openxmlformats.org/officeDocument/2006/math" xmlns:v="urn:schemas-microsoft-com:vml" xmlns:wp14="http://schemas.microsoft.com/office/word/2010/wordprocessingDrawing" xmlns:wp="http://schemas.openxmlformats.org/drawingml/2006/wordprocessingDrawing" xmlns:w10="urn:schemas-microsoft-com:office:word" xmlns:w="http://schemas.openxmlformats.org/wordprocessingml/2006/main" xmlns:w14="http://schemas.microsoft.com/office/word/2010/wordml" xmlns:w15="http://schemas.microsoft.com/office/word/2012/wordml" xmlns:w16cex="http://schemas.microsoft.com/office/word/2018/wordml/cex" xmlns:w16cid="http://schemas.microsoft.com/office/word/2016/wordml/cid" xmlns:w16="http://schemas.microsoft.com/office/word/2018/wordml" xmlns:w16du="http://schemas.microsoft.com/office/word/2023/wordml/word16du" xmlns:w16sdtdh="http://schemas.microsoft.com/office/word/2020/wordml/sdtdatahash" xmlns:w16se="http://schemas.microsoft.com/office/word/2015/wordml/symex" xmlns:wpg="http://schemas.microsoft.com/office/word/2010/wordprocessingGroup" xmlns:wpi="http://schemas.microsoft.com/office/word/2010/wordprocessingInk" xmlns:wne="http://schemas.microsoft.com/office/word/2006/wordml" xmlns:wps="http://schemas.microsoft.com/office/word/2010/wordprocessingShape" mc:Ignorable="w14 w15 w16se w16cid w16 w16cex w16sdtdh w16du wp14">
+<w:ftr xmlns:wpc="http://schemas.microsoft.com/office/word/2010/wordprocessingCanvas" xmlns:cx="http://schemas.microsoft.com/office/drawing/2014/chartex" xmlns:cx1="http://schemas.microsoft.com/office/drawing/2015/9/8/chartex" xmlns:cx2="http://schemas.microsoft.com/office/drawing/2015/10/21/chartex" xmlns:cx3="http://schemas.microsoft.com/office/drawing/2016/5/9/chartex" xmlns:cx4="http://schemas.microsoft.com/office/drawing/2016/5/10/chartex" xmlns:cx5="http://schemas.microsoft.com/office/drawing/2016/5/11/chartex" xmlns:cx6="http://schemas.microsoft.com/office/drawing/2016/5/12/chartex" xmlns:cx7="http://schemas.microsoft.com/office/drawing/2016/5/13/chartex" xmlns:cx8="http://schemas.microsoft.com/office/drawing/2016/5/14/chartex" xmlns:mc="http://schemas.openxmlformats.org/markup-compatibility/2006" xmlns:aink="http://schemas.microsoft.com/office/drawing/2016/ink" xmlns:am3d="http://schemas.microsoft.com/office/drawing/2017/model3d" xmlns:o="urn:schemas-microsoft-com:office:office" xmlns:oel="http://schemas.microsoft.com/office/2019/extlst" xmlns:r="http://schemas.openxmlformats.org/officeDocument/2006/relationships" xmlns:m="http://schemas.openxmlformats.org/officeDocument/2006/math" xmlns:v="urn:schemas-microsoft-com:vml" xmlns:wp14="http://schemas.microsoft.com/office/word/2010/wordprocessingDrawing" xmlns:wp="http://schemas.openxmlformats.org/drawingml/2006/wordprocessingDrawing" xmlns:w10="urn:schemas-microsoft-com:office:word" xmlns:w="http://schemas.openxmlformats.org/wordprocessingml/2006/main" xmlns:w14="http://schemas.microsoft.com/office/word/2010/wordml" xmlns:w15="http://schemas.microsoft.com/office/word/2012/wordml" xmlns:w16cex="http://schemas.microsoft.com/office/word/2018/wordml/cex" xmlns:w16cid="http://schemas.microsoft.com/office/word/2016/wordml/cid" xmlns:w16="http://schemas.microsoft.com/office/word/2018/wordml" xmlns:w16du="http://schemas.microsoft.com/office/word/2023/wordml/word16du" xmlns:w16sdtdh="http://schemas.microsoft.com/office/word/2020/wordml/sdtdatahash" xmlns:w16sdtfl="http://schemas.microsoft.com/office/word/2024/wordml/sdtformatlock" xmlns:w16se="http://schemas.microsoft.com/office/word/2015/wordml/symex" xmlns:wpg="http://schemas.microsoft.com/office/word/2010/wordprocessingGroup" xmlns:wpi="http://schemas.microsoft.com/office/word/2010/wordprocessingInk" xmlns:wne="http://schemas.microsoft.com/office/word/2006/wordml" xmlns:wps="http://schemas.microsoft.com/office/word/2010/wordprocessingShape" mc:Ignorable="w14 w15 w16se w16cid w16 w16cex w16sdtdh w16sdtfl w16du wp14">
   <w:p>
     <w:pPr>
       <w:pStyle w:val="Footer"/>
@@ -24536,7 +24606,7 @@
 </file>
 
 <file path=word/footer2.xml><?xml version="1.0" encoding="utf-8"?>
-<w:ftr xmlns:wpc="http://schemas.microsoft.com/office/word/2010/wordprocessingCanvas" xmlns:cx="http://schemas.microsoft.com/office/drawing/2014/chartex" xmlns:cx1="http://schemas.microsoft.com/office/drawing/2015/9/8/chartex" xmlns:cx2="http://schemas.microsoft.com/office/drawing/2015/10/21/chartex" xmlns:cx3="http://schemas.microsoft.com/office/drawing/2016/5/9/chartex" xmlns:cx4="http://schemas.microsoft.com/office/drawing/2016/5/10/chartex" xmlns:cx5="http://schemas.microsoft.com/office/drawing/2016/5/11/chartex" xmlns:cx6="http://schemas.microsoft.com/office/drawing/2016/5/12/chartex" xmlns:cx7="http://schemas.microsoft.com/office/drawing/2016/5/13/chartex" xmlns:cx8="http://schemas.microsoft.com/office/drawing/2016/5/14/chartex" xmlns:mc="http://schemas.openxmlformats.org/markup-compatibility/2006" xmlns:aink="http://schemas.microsoft.com/office/drawing/2016/ink" xmlns:am3d="http://schemas.microsoft.com/office/drawing/2017/model3d" xmlns:o="urn:schemas-microsoft-com:office:office" xmlns:oel="http://schemas.microsoft.com/office/2019/extlst" xmlns:r="http://schemas.openxmlformats.org/officeDocument/2006/relationships" xmlns:m="http://schemas.openxmlformats.org/officeDocument/2006/math" xmlns:v="urn:schemas-microsoft-com:vml" xmlns:wp14="http://schemas.microsoft.com/office/word/2010/wordprocessingDrawing" xmlns:wp="http://schemas.openxmlformats.org/drawingml/2006/wordprocessingDrawing" xmlns:w10="urn:schemas-microsoft-com:office:word" xmlns:w="http://schemas.openxmlformats.org/wordprocessingml/2006/main" xmlns:w14="http://schemas.microsoft.com/office/word/2010/wordml" xmlns:w15="http://schemas.microsoft.com/office/word/2012/wordml" xmlns:w16cex="http://schemas.microsoft.com/office/word/2018/wordml/cex" xmlns:w16cid="http://schemas.microsoft.com/office/word/2016/wordml/cid" xmlns:w16="http://schemas.microsoft.com/office/word/2018/wordml" xmlns:w16du="http://schemas.microsoft.com/office/word/2023/wordml/word16du" xmlns:w16sdtdh="http://schemas.microsoft.com/office/word/2020/wordml/sdtdatahash" xmlns:w16se="http://schemas.microsoft.com/office/word/2015/wordml/symex" xmlns:wpg="http://schemas.microsoft.com/office/word/2010/wordprocessingGroup" xmlns:wpi="http://schemas.microsoft.com/office/word/2010/wordprocessingInk" xmlns:wne="http://schemas.microsoft.com/office/word/2006/wordml" xmlns:wps="http://schemas.microsoft.com/office/word/2010/wordprocessingShape" mc:Ignorable="w14 w15 w16se w16cid w16 w16cex w16sdtdh w16du wp14">
+<w:ftr xmlns:wpc="http://schemas.microsoft.com/office/word/2010/wordprocessingCanvas" xmlns:cx="http://schemas.microsoft.com/office/drawing/2014/chartex" xmlns:cx1="http://schemas.microsoft.com/office/drawing/2015/9/8/chartex" xmlns:cx2="http://schemas.microsoft.com/office/drawing/2015/10/21/chartex" xmlns:cx3="http://schemas.microsoft.com/office/drawing/2016/5/9/chartex" xmlns:cx4="http://schemas.microsoft.com/office/drawing/2016/5/10/chartex" xmlns:cx5="http://schemas.microsoft.com/office/drawing/2016/5/11/chartex" xmlns:cx6="http://schemas.microsoft.com/office/drawing/2016/5/12/chartex" xmlns:cx7="http://schemas.microsoft.com/office/drawing/2016/5/13/chartex" xmlns:cx8="http://schemas.microsoft.com/office/drawing/2016/5/14/chartex" xmlns:mc="http://schemas.openxmlformats.org/markup-compatibility/2006" xmlns:aink="http://schemas.microsoft.com/office/drawing/2016/ink" xmlns:am3d="http://schemas.microsoft.com/office/drawing/2017/model3d" xmlns:o="urn:schemas-microsoft-com:office:office" xmlns:oel="http://schemas.microsoft.com/office/2019/extlst" xmlns:r="http://schemas.openxmlformats.org/officeDocument/2006/relationships" xmlns:m="http://schemas.openxmlformats.org/officeDocument/2006/math" xmlns:v="urn:schemas-microsoft-com:vml" xmlns:wp14="http://schemas.microsoft.com/office/word/2010/wordprocessingDrawing" xmlns:wp="http://schemas.openxmlformats.org/drawingml/2006/wordprocessingDrawing" xmlns:w10="urn:schemas-microsoft-com:office:word" xmlns:w="http://schemas.openxmlformats.org/wordprocessingml/2006/main" xmlns:w14="http://schemas.microsoft.com/office/word/2010/wordml" xmlns:w15="http://schemas.microsoft.com/office/word/2012/wordml" xmlns:w16cex="http://schemas.microsoft.com/office/word/2018/wordml/cex" xmlns:w16cid="http://schemas.microsoft.com/office/word/2016/wordml/cid" xmlns:w16="http://schemas.microsoft.com/office/word/2018/wordml" xmlns:w16du="http://schemas.microsoft.com/office/word/2023/wordml/word16du" xmlns:w16sdtdh="http://schemas.microsoft.com/office/word/2020/wordml/sdtdatahash" xmlns:w16sdtfl="http://schemas.microsoft.com/office/word/2024/wordml/sdtformatlock" xmlns:w16se="http://schemas.microsoft.com/office/word/2015/wordml/symex" xmlns:wpg="http://schemas.microsoft.com/office/word/2010/wordprocessingGroup" xmlns:wpi="http://schemas.microsoft.com/office/word/2010/wordprocessingInk" xmlns:wne="http://schemas.microsoft.com/office/word/2006/wordml" xmlns:wps="http://schemas.microsoft.com/office/word/2010/wordprocessingShape" mc:Ignorable="w14 w15 w16se w16cid w16 w16cex w16sdtdh w16sdtfl w16du wp14">
   <w:p>
     <w:pPr>
       <w:pStyle w:val="Footer"/>
@@ -24639,7 +24709,7 @@
 </file>
 
 <file path=word/footer3.xml><?xml version="1.0" encoding="utf-8"?>
-<w:ftr xmlns:wpc="http://schemas.microsoft.com/office/word/2010/wordprocessingCanvas" xmlns:cx="http://schemas.microsoft.com/office/drawing/2014/chartex" xmlns:cx1="http://schemas.microsoft.com/office/drawing/2015/9/8/chartex" xmlns:cx2="http://schemas.microsoft.com/office/drawing/2015/10/21/chartex" xmlns:cx3="http://schemas.microsoft.com/office/drawing/2016/5/9/chartex" xmlns:cx4="http://schemas.microsoft.com/office/drawing/2016/5/10/chartex" xmlns:cx5="http://schemas.microsoft.com/office/drawing/2016/5/11/chartex" xmlns:cx6="http://schemas.microsoft.com/office/drawing/2016/5/12/chartex" xmlns:cx7="http://schemas.microsoft.com/office/drawing/2016/5/13/chartex" xmlns:cx8="http://schemas.microsoft.com/office/drawing/2016/5/14/chartex" xmlns:mc="http://schemas.openxmlformats.org/markup-compatibility/2006" xmlns:aink="http://schemas.microsoft.com/office/drawing/2016/ink" xmlns:am3d="http://schemas.microsoft.com/office/drawing/2017/model3d" xmlns:o="urn:schemas-microsoft-com:office:office" xmlns:oel="http://schemas.microsoft.com/office/2019/extlst" xmlns:r="http://schemas.openxmlformats.org/officeDocument/2006/relationships" xmlns:m="http://schemas.openxmlformats.org/officeDocument/2006/math" xmlns:v="urn:schemas-microsoft-com:vml" xmlns:wp14="http://schemas.microsoft.com/office/word/2010/wordprocessingDrawing" xmlns:wp="http://schemas.openxmlformats.org/drawingml/2006/wordprocessingDrawing" xmlns:w10="urn:schemas-microsoft-com:office:word" xmlns:w="http://schemas.openxmlformats.org/wordprocessingml/2006/main" xmlns:w14="http://schemas.microsoft.com/office/word/2010/wordml" xmlns:w15="http://schemas.microsoft.com/office/word/2012/wordml" xmlns:w16cex="http://schemas.microsoft.com/office/word/2018/wordml/cex" xmlns:w16cid="http://schemas.microsoft.com/office/word/2016/wordml/cid" xmlns:w16="http://schemas.microsoft.com/office/word/2018/wordml" xmlns:w16du="http://schemas.microsoft.com/office/word/2023/wordml/word16du" xmlns:w16sdtdh="http://schemas.microsoft.com/office/word/2020/wordml/sdtdatahash" xmlns:w16se="http://schemas.microsoft.com/office/word/2015/wordml/symex" xmlns:wpg="http://schemas.microsoft.com/office/word/2010/wordprocessingGroup" xmlns:wpi="http://schemas.microsoft.com/office/word/2010/wordprocessingInk" xmlns:wne="http://schemas.microsoft.com/office/word/2006/wordml" xmlns:wps="http://schemas.microsoft.com/office/word/2010/wordprocessingShape" mc:Ignorable="w14 w15 w16se w16cid w16 w16cex w16sdtdh w16du wp14">
+<w:ftr xmlns:wpc="http://schemas.microsoft.com/office/word/2010/wordprocessingCanvas" xmlns:cx="http://schemas.microsoft.com/office/drawing/2014/chartex" xmlns:cx1="http://schemas.microsoft.com/office/drawing/2015/9/8/chartex" xmlns:cx2="http://schemas.microsoft.com/office/drawing/2015/10/21/chartex" xmlns:cx3="http://schemas.microsoft.com/office/drawing/2016/5/9/chartex" xmlns:cx4="http://schemas.microsoft.com/office/drawing/2016/5/10/chartex" xmlns:cx5="http://schemas.microsoft.com/office/drawing/2016/5/11/chartex" xmlns:cx6="http://schemas.microsoft.com/office/drawing/2016/5/12/chartex" xmlns:cx7="http://schemas.microsoft.com/office/drawing/2016/5/13/chartex" xmlns:cx8="http://schemas.microsoft.com/office/drawing/2016/5/14/chartex" xmlns:mc="http://schemas.openxmlformats.org/markup-compatibility/2006" xmlns:aink="http://schemas.microsoft.com/office/drawing/2016/ink" xmlns:am3d="http://schemas.microsoft.com/office/drawing/2017/model3d" xmlns:o="urn:schemas-microsoft-com:office:office" xmlns:oel="http://schemas.microsoft.com/office/2019/extlst" xmlns:r="http://schemas.openxmlformats.org/officeDocument/2006/relationships" xmlns:m="http://schemas.openxmlformats.org/officeDocument/2006/math" xmlns:v="urn:schemas-microsoft-com:vml" xmlns:wp14="http://schemas.microsoft.com/office/word/2010/wordprocessingDrawing" xmlns:wp="http://schemas.openxmlformats.org/drawingml/2006/wordprocessingDrawing" xmlns:w10="urn:schemas-microsoft-com:office:word" xmlns:w="http://schemas.openxmlformats.org/wordprocessingml/2006/main" xmlns:w14="http://schemas.microsoft.com/office/word/2010/wordml" xmlns:w15="http://schemas.microsoft.com/office/word/2012/wordml" xmlns:w16cex="http://schemas.microsoft.com/office/word/2018/wordml/cex" xmlns:w16cid="http://schemas.microsoft.com/office/word/2016/wordml/cid" xmlns:w16="http://schemas.microsoft.com/office/word/2018/wordml" xmlns:w16du="http://schemas.microsoft.com/office/word/2023/wordml/word16du" xmlns:w16sdtdh="http://schemas.microsoft.com/office/word/2020/wordml/sdtdatahash" xmlns:w16sdtfl="http://schemas.microsoft.com/office/word/2024/wordml/sdtformatlock" xmlns:w16se="http://schemas.microsoft.com/office/word/2015/wordml/symex" xmlns:wpg="http://schemas.microsoft.com/office/word/2010/wordprocessingGroup" xmlns:wpi="http://schemas.microsoft.com/office/word/2010/wordprocessingInk" xmlns:wne="http://schemas.microsoft.com/office/word/2006/wordml" xmlns:wps="http://schemas.microsoft.com/office/word/2010/wordprocessingShape" mc:Ignorable="w14 w15 w16se w16cid w16 w16cex w16sdtdh w16sdtfl w16du wp14">
   <w:p>
     <w:pPr>
       <w:pStyle w:val="Footer"/>
@@ -24649,7 +24719,7 @@
 </file>
 
 <file path=word/footnotes.xml><?xml version="1.0" encoding="utf-8"?>
-<w:footnotes xmlns:wpc="http://schemas.microsoft.com/office/word/2010/wordprocessingCanvas" xmlns:cx="http://schemas.microsoft.com/office/drawing/2014/chartex" xmlns:cx1="http://schemas.microsoft.com/office/drawing/2015/9/8/chartex" xmlns:cx2="http://schemas.microsoft.com/office/drawing/2015/10/21/chartex" xmlns:cx3="http://schemas.microsoft.com/office/drawing/2016/5/9/chartex" xmlns:cx4="http://schemas.microsoft.com/office/drawing/2016/5/10/chartex" xmlns:cx5="http://schemas.microsoft.com/office/drawing/2016/5/11/chartex" xmlns:cx6="http://schemas.microsoft.com/office/drawing/2016/5/12/chartex" xmlns:cx7="http://schemas.microsoft.com/office/drawing/2016/5/13/chartex" xmlns:cx8="http://schemas.microsoft.com/office/drawing/2016/5/14/chartex" xmlns:mc="http://schemas.openxmlformats.org/markup-compatibility/2006" xmlns:aink="http://schemas.microsoft.com/office/drawing/2016/ink" xmlns:am3d="http://schemas.microsoft.com/office/drawing/2017/model3d" xmlns:o="urn:schemas-microsoft-com:office:office" xmlns:oel="http://schemas.microsoft.com/office/2019/extlst" xmlns:r="http://schemas.openxmlformats.org/officeDocument/2006/relationships" xmlns:m="http://schemas.openxmlformats.org/officeDocument/2006/math" xmlns:v="urn:schemas-microsoft-com:vml" xmlns:wp14="http://schemas.microsoft.com/office/word/2010/wordprocessingDrawing" xmlns:wp="http://schemas.openxmlformats.org/drawingml/2006/wordprocessingDrawing" xmlns:w10="urn:schemas-microsoft-com:office:word" xmlns:w="http://schemas.openxmlformats.org/wordprocessingml/2006/main" xmlns:w14="http://schemas.microsoft.com/office/word/2010/wordml" xmlns:w15="http://schemas.microsoft.com/office/word/2012/wordml" xmlns:w16cex="http://schemas.microsoft.com/office/word/2018/wordml/cex" xmlns:w16cid="http://schemas.microsoft.com/office/word/2016/wordml/cid" xmlns:w16="http://schemas.microsoft.com/office/word/2018/wordml" xmlns:w16du="http://schemas.microsoft.com/office/word/2023/wordml/word16du" xmlns:w16sdtdh="http://schemas.microsoft.com/office/word/2020/wordml/sdtdatahash" xmlns:w16se="http://schemas.microsoft.com/office/word/2015/wordml/symex" xmlns:wpg="http://schemas.microsoft.com/office/word/2010/wordprocessingGroup" xmlns:wpi="http://schemas.microsoft.com/office/word/2010/wordprocessingInk" xmlns:wne="http://schemas.microsoft.com/office/word/2006/wordml" xmlns:wps="http://schemas.microsoft.com/office/word/2010/wordprocessingShape" mc:Ignorable="w14 w15 w16se w16cid w16 w16cex w16sdtdh w16du wp14">
+<w:footnotes xmlns:wpc="http://schemas.microsoft.com/office/word/2010/wordprocessingCanvas" xmlns:cx="http://schemas.microsoft.com/office/drawing/2014/chartex" xmlns:cx1="http://schemas.microsoft.com/office/drawing/2015/9/8/chartex" xmlns:cx2="http://schemas.microsoft.com/office/drawing/2015/10/21/chartex" xmlns:cx3="http://schemas.microsoft.com/office/drawing/2016/5/9/chartex" xmlns:cx4="http://schemas.microsoft.com/office/drawing/2016/5/10/chartex" xmlns:cx5="http://schemas.microsoft.com/office/drawing/2016/5/11/chartex" xmlns:cx6="http://schemas.microsoft.com/office/drawing/2016/5/12/chartex" xmlns:cx7="http://schemas.microsoft.com/office/drawing/2016/5/13/chartex" xmlns:cx8="http://schemas.microsoft.com/office/drawing/2016/5/14/chartex" xmlns:mc="http://schemas.openxmlformats.org/markup-compatibility/2006" xmlns:aink="http://schemas.microsoft.com/office/drawing/2016/ink" xmlns:am3d="http://schemas.microsoft.com/office/drawing/2017/model3d" xmlns:o="urn:schemas-microsoft-com:office:office" xmlns:oel="http://schemas.microsoft.com/office/2019/extlst" xmlns:r="http://schemas.openxmlformats.org/officeDocument/2006/relationships" xmlns:m="http://schemas.openxmlformats.org/officeDocument/2006/math" xmlns:v="urn:schemas-microsoft-com:vml" xmlns:wp14="http://schemas.microsoft.com/office/word/2010/wordprocessingDrawing" xmlns:wp="http://schemas.openxmlformats.org/drawingml/2006/wordprocessingDrawing" xmlns:w10="urn:schemas-microsoft-com:office:word" xmlns:w="http://schemas.openxmlformats.org/wordprocessingml/2006/main" xmlns:w14="http://schemas.microsoft.com/office/word/2010/wordml" xmlns:w15="http://schemas.microsoft.com/office/word/2012/wordml" xmlns:w16cex="http://schemas.microsoft.com/office/word/2018/wordml/cex" xmlns:w16cid="http://schemas.microsoft.com/office/word/2016/wordml/cid" xmlns:w16="http://schemas.microsoft.com/office/word/2018/wordml" xmlns:w16du="http://schemas.microsoft.com/office/word/2023/wordml/word16du" xmlns:w16sdtdh="http://schemas.microsoft.com/office/word/2020/wordml/sdtdatahash" xmlns:w16sdtfl="http://schemas.microsoft.com/office/word/2024/wordml/sdtformatlock" xmlns:w16se="http://schemas.microsoft.com/office/word/2015/wordml/symex" xmlns:wpg="http://schemas.microsoft.com/office/word/2010/wordprocessingGroup" xmlns:wpi="http://schemas.microsoft.com/office/word/2010/wordprocessingInk" xmlns:wne="http://schemas.microsoft.com/office/word/2006/wordml" xmlns:wps="http://schemas.microsoft.com/office/word/2010/wordprocessingShape" mc:Ignorable="w14 w15 w16se w16cid w16 w16cex w16sdtdh w16sdtfl w16du wp14">
   <w:footnote w:type="separator" w:id="-1">
     <w:p>
       <w:r>
@@ -24671,7 +24741,7 @@
 </file>
 
 <file path=word/header1.xml><?xml version="1.0" encoding="utf-8"?>
-<w:hdr xmlns:wpc="http://schemas.microsoft.com/office/word/2010/wordprocessingCanvas" xmlns:cx="http://schemas.microsoft.com/office/drawing/2014/chartex" xmlns:cx1="http://schemas.microsoft.com/office/drawing/2015/9/8/chartex" xmlns:cx2="http://schemas.microsoft.com/office/drawing/2015/10/21/chartex" xmlns:cx3="http://schemas.microsoft.com/office/drawing/2016/5/9/chartex" xmlns:cx4="http://schemas.microsoft.com/office/drawing/2016/5/10/chartex" xmlns:cx5="http://schemas.microsoft.com/office/drawing/2016/5/11/chartex" xmlns:cx6="http://schemas.microsoft.com/office/drawing/2016/5/12/chartex" xmlns:cx7="http://schemas.microsoft.com/office/drawing/2016/5/13/chartex" xmlns:cx8="http://schemas.microsoft.com/office/drawing/2016/5/14/chartex" xmlns:mc="http://schemas.openxmlformats.org/markup-compatibility/2006" xmlns:aink="http://schemas.microsoft.com/office/drawing/2016/ink" xmlns:am3d="http://schemas.microsoft.com/office/drawing/2017/model3d" xmlns:o="urn:schemas-microsoft-com:office:office" xmlns:oel="http://schemas.microsoft.com/office/2019/extlst" xmlns:r="http://schemas.openxmlformats.org/officeDocument/2006/relationships" xmlns:m="http://schemas.openxmlformats.org/officeDocument/2006/math" xmlns:v="urn:schemas-microsoft-com:vml" xmlns:wp14="http://schemas.microsoft.com/office/word/2010/wordprocessingDrawing" xmlns:wp="http://schemas.openxmlformats.org/drawingml/2006/wordprocessingDrawing" xmlns:w10="urn:schemas-microsoft-com:office:word" xmlns:w="http://schemas.openxmlformats.org/wordprocessingml/2006/main" xmlns:w14="http://schemas.microsoft.com/office/word/2010/wordml" xmlns:w15="http://schemas.microsoft.com/office/word/2012/wordml" xmlns:w16cex="http://schemas.microsoft.com/office/word/2018/wordml/cex" xmlns:w16cid="http://schemas.microsoft.com/office/word/2016/wordml/cid" xmlns:w16="http://schemas.microsoft.com/office/word/2018/wordml" xmlns:w16du="http://schemas.microsoft.com/office/word/2023/wordml/word16du" xmlns:w16sdtdh="http://schemas.microsoft.com/office/word/2020/wordml/sdtdatahash" xmlns:w16se="http://schemas.microsoft.com/office/word/2015/wordml/symex" xmlns:wpg="http://schemas.microsoft.com/office/word/2010/wordprocessingGroup" xmlns:wpi="http://schemas.microsoft.com/office/word/2010/wordprocessingInk" xmlns:wne="http://schemas.microsoft.com/office/word/2006/wordml" xmlns:wps="http://schemas.microsoft.com/office/word/2010/wordprocessingShape" mc:Ignorable="w14 w15 w16se w16cid w16 w16cex w16sdtdh w16du wp14">
+<w:hdr xmlns:wpc="http://schemas.microsoft.com/office/word/2010/wordprocessingCanvas" xmlns:cx="http://schemas.microsoft.com/office/drawing/2014/chartex" xmlns:cx1="http://schemas.microsoft.com/office/drawing/2015/9/8/chartex" xmlns:cx2="http://schemas.microsoft.com/office/drawing/2015/10/21/chartex" xmlns:cx3="http://schemas.microsoft.com/office/drawing/2016/5/9/chartex" xmlns:cx4="http://schemas.microsoft.com/office/drawing/2016/5/10/chartex" xmlns:cx5="http://schemas.microsoft.com/office/drawing/2016/5/11/chartex" xmlns:cx6="http://schemas.microsoft.com/office/drawing/2016/5/12/chartex" xmlns:cx7="http://schemas.microsoft.com/office/drawing/2016/5/13/chartex" xmlns:cx8="http://schemas.microsoft.com/office/drawing/2016/5/14/chartex" xmlns:mc="http://schemas.openxmlformats.org/markup-compatibility/2006" xmlns:aink="http://schemas.microsoft.com/office/drawing/2016/ink" xmlns:am3d="http://schemas.microsoft.com/office/drawing/2017/model3d" xmlns:o="urn:schemas-microsoft-com:office:office" xmlns:oel="http://schemas.microsoft.com/office/2019/extlst" xmlns:r="http://schemas.openxmlformats.org/officeDocument/2006/relationships" xmlns:m="http://schemas.openxmlformats.org/officeDocument/2006/math" xmlns:v="urn:schemas-microsoft-com:vml" xmlns:wp14="http://schemas.microsoft.com/office/word/2010/wordprocessingDrawing" xmlns:wp="http://schemas.openxmlformats.org/drawingml/2006/wordprocessingDrawing" xmlns:w10="urn:schemas-microsoft-com:office:word" xmlns:w="http://schemas.openxmlformats.org/wordprocessingml/2006/main" xmlns:w14="http://schemas.microsoft.com/office/word/2010/wordml" xmlns:w15="http://schemas.microsoft.com/office/word/2012/wordml" xmlns:w16cex="http://schemas.microsoft.com/office/word/2018/wordml/cex" xmlns:w16cid="http://schemas.microsoft.com/office/word/2016/wordml/cid" xmlns:w16="http://schemas.microsoft.com/office/word/2018/wordml" xmlns:w16du="http://schemas.microsoft.com/office/word/2023/wordml/word16du" xmlns:w16sdtdh="http://schemas.microsoft.com/office/word/2020/wordml/sdtdatahash" xmlns:w16sdtfl="http://schemas.microsoft.com/office/word/2024/wordml/sdtformatlock" xmlns:w16se="http://schemas.microsoft.com/office/word/2015/wordml/symex" xmlns:wpg="http://schemas.microsoft.com/office/word/2010/wordprocessingGroup" xmlns:wpi="http://schemas.microsoft.com/office/word/2010/wordprocessingInk" xmlns:wne="http://schemas.microsoft.com/office/word/2006/wordml" xmlns:wps="http://schemas.microsoft.com/office/word/2010/wordprocessingShape" mc:Ignorable="w14 w15 w16se w16cid w16 w16cex w16sdtdh w16sdtfl w16du wp14">
   <w:p>
     <w:pPr>
       <w:pStyle w:val="Header"/>
@@ -24681,7 +24751,7 @@
 </file>
 
 <file path=word/header2.xml><?xml version="1.0" encoding="utf-8"?>
-<w:hdr xmlns:wpc="http://schemas.microsoft.com/office/word/2010/wordprocessingCanvas" xmlns:cx="http://schemas.microsoft.com/office/drawing/2014/chartex" xmlns:cx1="http://schemas.microsoft.com/office/drawing/2015/9/8/chartex" xmlns:cx2="http://schemas.microsoft.com/office/drawing/2015/10/21/chartex" xmlns:cx3="http://schemas.microsoft.com/office/drawing/2016/5/9/chartex" xmlns:cx4="http://schemas.microsoft.com/office/drawing/2016/5/10/chartex" xmlns:cx5="http://schemas.microsoft.com/office/drawing/2016/5/11/chartex" xmlns:cx6="http://schemas.microsoft.com/office/drawing/2016/5/12/chartex" xmlns:cx7="http://schemas.microsoft.com/office/drawing/2016/5/13/chartex" xmlns:cx8="http://schemas.microsoft.com/office/drawing/2016/5/14/chartex" xmlns:mc="http://schemas.openxmlformats.org/markup-compatibility/2006" xmlns:aink="http://schemas.microsoft.com/office/drawing/2016/ink" xmlns:am3d="http://schemas.microsoft.com/office/drawing/2017/model3d" xmlns:o="urn:schemas-microsoft-com:office:office" xmlns:oel="http://schemas.microsoft.com/office/2019/extlst" xmlns:r="http://schemas.openxmlformats.org/officeDocument/2006/relationships" xmlns:m="http://schemas.openxmlformats.org/officeDocument/2006/math" xmlns:v="urn:schemas-microsoft-com:vml" xmlns:wp14="http://schemas.microsoft.com/office/word/2010/wordprocessingDrawing" xmlns:wp="http://schemas.openxmlformats.org/drawingml/2006/wordprocessingDrawing" xmlns:w10="urn:schemas-microsoft-com:office:word" xmlns:w="http://schemas.openxmlformats.org/wordprocessingml/2006/main" xmlns:w14="http://schemas.microsoft.com/office/word/2010/wordml" xmlns:w15="http://schemas.microsoft.com/office/word/2012/wordml" xmlns:w16cex="http://schemas.microsoft.com/office/word/2018/wordml/cex" xmlns:w16cid="http://schemas.microsoft.com/office/word/2016/wordml/cid" xmlns:w16="http://schemas.microsoft.com/office/word/2018/wordml" xmlns:w16du="http://schemas.microsoft.com/office/word/2023/wordml/word16du" xmlns:w16sdtdh="http://schemas.microsoft.com/office/word/2020/wordml/sdtdatahash" xmlns:w16se="http://schemas.microsoft.com/office/word/2015/wordml/symex" xmlns:wpg="http://schemas.microsoft.com/office/word/2010/wordprocessingGroup" xmlns:wpi="http://schemas.microsoft.com/office/word/2010/wordprocessingInk" xmlns:wne="http://schemas.microsoft.com/office/word/2006/wordml" xmlns:wps="http://schemas.microsoft.com/office/word/2010/wordprocessingShape" mc:Ignorable="w14 w15 w16se w16cid w16 w16cex w16sdtdh w16du wp14">
+<w:hdr xmlns:wpc="http://schemas.microsoft.com/office/word/2010/wordprocessingCanvas" xmlns:cx="http://schemas.microsoft.com/office/drawing/2014/chartex" xmlns:cx1="http://schemas.microsoft.com/office/drawing/2015/9/8/chartex" xmlns:cx2="http://schemas.microsoft.com/office/drawing/2015/10/21/chartex" xmlns:cx3="http://schemas.microsoft.com/office/drawing/2016/5/9/chartex" xmlns:cx4="http://schemas.microsoft.com/office/drawing/2016/5/10/chartex" xmlns:cx5="http://schemas.microsoft.com/office/drawing/2016/5/11/chartex" xmlns:cx6="http://schemas.microsoft.com/office/drawing/2016/5/12/chartex" xmlns:cx7="http://schemas.microsoft.com/office/drawing/2016/5/13/chartex" xmlns:cx8="http://schemas.microsoft.com/office/drawing/2016/5/14/chartex" xmlns:mc="http://schemas.openxmlformats.org/markup-compatibility/2006" xmlns:aink="http://schemas.microsoft.com/office/drawing/2016/ink" xmlns:am3d="http://schemas.microsoft.com/office/drawing/2017/model3d" xmlns:o="urn:schemas-microsoft-com:office:office" xmlns:oel="http://schemas.microsoft.com/office/2019/extlst" xmlns:r="http://schemas.openxmlformats.org/officeDocument/2006/relationships" xmlns:m="http://schemas.openxmlformats.org/officeDocument/2006/math" xmlns:v="urn:schemas-microsoft-com:vml" xmlns:wp14="http://schemas.microsoft.com/office/word/2010/wordprocessingDrawing" xmlns:wp="http://schemas.openxmlformats.org/drawingml/2006/wordprocessingDrawing" xmlns:w10="urn:schemas-microsoft-com:office:word" xmlns:w="http://schemas.openxmlformats.org/wordprocessingml/2006/main" xmlns:w14="http://schemas.microsoft.com/office/word/2010/wordml" xmlns:w15="http://schemas.microsoft.com/office/word/2012/wordml" xmlns:w16cex="http://schemas.microsoft.com/office/word/2018/wordml/cex" xmlns:w16cid="http://schemas.microsoft.com/office/word/2016/wordml/cid" xmlns:w16="http://schemas.microsoft.com/office/word/2018/wordml" xmlns:w16du="http://schemas.microsoft.com/office/word/2023/wordml/word16du" xmlns:w16sdtdh="http://schemas.microsoft.com/office/word/2020/wordml/sdtdatahash" xmlns:w16sdtfl="http://schemas.microsoft.com/office/word/2024/wordml/sdtformatlock" xmlns:w16se="http://schemas.microsoft.com/office/word/2015/wordml/symex" xmlns:wpg="http://schemas.microsoft.com/office/word/2010/wordprocessingGroup" xmlns:wpi="http://schemas.microsoft.com/office/word/2010/wordprocessingInk" xmlns:wne="http://schemas.microsoft.com/office/word/2006/wordml" xmlns:wps="http://schemas.microsoft.com/office/word/2010/wordprocessingShape" mc:Ignorable="w14 w15 w16se w16cid w16 w16cex w16sdtdh w16sdtfl w16du wp14">
   <w:p>
     <w:pPr>
       <w:pStyle w:val="Header"/>
@@ -24691,7 +24761,7 @@
 </file>
 
 <file path=word/header3.xml><?xml version="1.0" encoding="utf-8"?>
-<w:hdr xmlns:wpc="http://schemas.microsoft.com/office/word/2010/wordprocessingCanvas" xmlns:cx="http://schemas.microsoft.com/office/drawing/2014/chartex" xmlns:cx1="http://schemas.microsoft.com/office/drawing/2015/9/8/chartex" xmlns:cx2="http://schemas.microsoft.com/office/drawing/2015/10/21/chartex" xmlns:cx3="http://schemas.microsoft.com/office/drawing/2016/5/9/chartex" xmlns:cx4="http://schemas.microsoft.com/office/drawing/2016/5/10/chartex" xmlns:cx5="http://schemas.microsoft.com/office/drawing/2016/5/11/chartex" xmlns:cx6="http://schemas.microsoft.com/office/drawing/2016/5/12/chartex" xmlns:cx7="http://schemas.microsoft.com/office/drawing/2016/5/13/chartex" xmlns:cx8="http://schemas.microsoft.com/office/drawing/2016/5/14/chartex" xmlns:mc="http://schemas.openxmlformats.org/markup-compatibility/2006" xmlns:aink="http://schemas.microsoft.com/office/drawing/2016/ink" xmlns:am3d="http://schemas.microsoft.com/office/drawing/2017/model3d" xmlns:o="urn:schemas-microsoft-com:office:office" xmlns:oel="http://schemas.microsoft.com/office/2019/extlst" xmlns:r="http://schemas.openxmlformats.org/officeDocument/2006/relationships" xmlns:m="http://schemas.openxmlformats.org/officeDocument/2006/math" xmlns:v="urn:schemas-microsoft-com:vml" xmlns:wp14="http://schemas.microsoft.com/office/word/2010/wordprocessingDrawing" xmlns:wp="http://schemas.openxmlformats.org/drawingml/2006/wordprocessingDrawing" xmlns:w10="urn:schemas-microsoft-com:office:word" xmlns:w="http://schemas.openxmlformats.org/wordprocessingml/2006/main" xmlns:w14="http://schemas.microsoft.com/office/word/2010/wordml" xmlns:w15="http://schemas.microsoft.com/office/word/2012/wordml" xmlns:w16cex="http://schemas.microsoft.com/office/word/2018/wordml/cex" xmlns:w16cid="http://schemas.microsoft.com/office/word/2016/wordml/cid" xmlns:w16="http://schemas.microsoft.com/office/word/2018/wordml" xmlns:w16du="http://schemas.microsoft.com/office/word/2023/wordml/word16du" xmlns:w16sdtdh="http://schemas.microsoft.com/office/word/2020/wordml/sdtdatahash" xmlns:w16se="http://schemas.microsoft.com/office/word/2015/wordml/symex" xmlns:wpg="http://schemas.microsoft.com/office/word/2010/wordprocessingGroup" xmlns:wpi="http://schemas.microsoft.com/office/word/2010/wordprocessingInk" xmlns:wne="http://schemas.microsoft.com/office/word/2006/wordml" xmlns:wps="http://schemas.microsoft.com/office/word/2010/wordprocessingShape" mc:Ignorable="w14 w15 w16se w16cid w16 w16cex w16sdtdh w16du wp14">
+<w:hdr xmlns:wpc="http://schemas.microsoft.com/office/word/2010/wordprocessingCanvas" xmlns:cx="http://schemas.microsoft.com/office/drawing/2014/chartex" xmlns:cx1="http://schemas.microsoft.com/office/drawing/2015/9/8/chartex" xmlns:cx2="http://schemas.microsoft.com/office/drawing/2015/10/21/chartex" xmlns:cx3="http://schemas.microsoft.com/office/drawing/2016/5/9/chartex" xmlns:cx4="http://schemas.microsoft.com/office/drawing/2016/5/10/chartex" xmlns:cx5="http://schemas.microsoft.com/office/drawing/2016/5/11/chartex" xmlns:cx6="http://schemas.microsoft.com/office/drawing/2016/5/12/chartex" xmlns:cx7="http://schemas.microsoft.com/office/drawing/2016/5/13/chartex" xmlns:cx8="http://schemas.microsoft.com/office/drawing/2016/5/14/chartex" xmlns:mc="http://schemas.openxmlformats.org/markup-compatibility/2006" xmlns:aink="http://schemas.microsoft.com/office/drawing/2016/ink" xmlns:am3d="http://schemas.microsoft.com/office/drawing/2017/model3d" xmlns:o="urn:schemas-microsoft-com:office:office" xmlns:oel="http://schemas.microsoft.com/office/2019/extlst" xmlns:r="http://schemas.openxmlformats.org/officeDocument/2006/relationships" xmlns:m="http://schemas.openxmlformats.org/officeDocument/2006/math" xmlns:v="urn:schemas-microsoft-com:vml" xmlns:wp14="http://schemas.microsoft.com/office/word/2010/wordprocessingDrawing" xmlns:wp="http://schemas.openxmlformats.org/drawingml/2006/wordprocessingDrawing" xmlns:w10="urn:schemas-microsoft-com:office:word" xmlns:w="http://schemas.openxmlformats.org/wordprocessingml/2006/main" xmlns:w14="http://schemas.microsoft.com/office/word/2010/wordml" xmlns:w15="http://schemas.microsoft.com/office/word/2012/wordml" xmlns:w16cex="http://schemas.microsoft.com/office/word/2018/wordml/cex" xmlns:w16cid="http://schemas.microsoft.com/office/word/2016/wordml/cid" xmlns:w16="http://schemas.microsoft.com/office/word/2018/wordml" xmlns:w16du="http://schemas.microsoft.com/office/word/2023/wordml/word16du" xmlns:w16sdtdh="http://schemas.microsoft.com/office/word/2020/wordml/sdtdatahash" xmlns:w16sdtfl="http://schemas.microsoft.com/office/word/2024/wordml/sdtformatlock" xmlns:w16se="http://schemas.microsoft.com/office/word/2015/wordml/symex" xmlns:wpg="http://schemas.microsoft.com/office/word/2010/wordprocessingGroup" xmlns:wpi="http://schemas.microsoft.com/office/word/2010/wordprocessingInk" xmlns:wne="http://schemas.microsoft.com/office/word/2006/wordml" xmlns:wps="http://schemas.microsoft.com/office/word/2010/wordprocessingShape" mc:Ignorable="w14 w15 w16se w16cid w16 w16cex w16sdtdh w16sdtfl w16du wp14">
   <w:p>
     <w:pPr>
       <w:pStyle w:val="Header"/>
@@ -24701,7 +24771,7 @@
 </file>
 
 <file path=word/numbering.xml><?xml version="1.0" encoding="utf-8"?>
-<w:numbering xmlns:wpc="http://schemas.microsoft.com/office/word/2010/wordprocessingCanvas" xmlns:cx="http://schemas.microsoft.com/office/drawing/2014/chartex" xmlns:cx1="http://schemas.microsoft.com/office/drawing/2015/9/8/chartex" xmlns:cx2="http://schemas.microsoft.com/office/drawing/2015/10/21/chartex" xmlns:cx3="http://schemas.microsoft.com/office/drawing/2016/5/9/chartex" xmlns:cx4="http://schemas.microsoft.com/office/drawing/2016/5/10/chartex" xmlns:cx5="http://schemas.microsoft.com/office/drawing/2016/5/11/chartex" xmlns:cx6="http://schemas.microsoft.com/office/drawing/2016/5/12/chartex" xmlns:cx7="http://schemas.microsoft.com/office/drawing/2016/5/13/chartex" xmlns:cx8="http://schemas.microsoft.com/office/drawing/2016/5/14/chartex" xmlns:mc="http://schemas.openxmlformats.org/markup-compatibility/2006" xmlns:aink="http://schemas.microsoft.com/office/drawing/2016/ink" xmlns:am3d="http://schemas.microsoft.com/office/drawing/2017/model3d" xmlns:o="urn:schemas-microsoft-com:office:office" xmlns:oel="http://schemas.microsoft.com/office/2019/extlst" xmlns:r="http://schemas.openxmlformats.org/officeDocument/2006/relationships" xmlns:m="http://schemas.openxmlformats.org/officeDocument/2006/math" xmlns:v="urn:schemas-microsoft-com:vml" xmlns:wp14="http://schemas.microsoft.com/office/word/2010/wordprocessingDrawing" xmlns:wp="http://schemas.openxmlformats.org/drawingml/2006/wordprocessingDrawing" xmlns:w10="urn:schemas-microsoft-com:office:word" xmlns:w="http://schemas.openxmlformats.org/wordprocessingml/2006/main" xmlns:w14="http://schemas.microsoft.com/office/word/2010/wordml" xmlns:w15="http://schemas.microsoft.com/office/word/2012/wordml" xmlns:w16cex="http://schemas.microsoft.com/office/word/2018/wordml/cex" xmlns:w16cid="http://schemas.microsoft.com/office/word/2016/wordml/cid" xmlns:w16="http://schemas.microsoft.com/office/word/2018/wordml" xmlns:w16du="http://schemas.microsoft.com/office/word/2023/wordml/word16du" xmlns:w16sdtdh="http://schemas.microsoft.com/office/word/2020/wordml/sdtdatahash" xmlns:w16se="http://schemas.microsoft.com/office/word/2015/wordml/symex" xmlns:wpg="http://schemas.microsoft.com/office/word/2010/wordprocessingGroup" xmlns:wpi="http://schemas.microsoft.com/office/word/2010/wordprocessingInk" xmlns:wne="http://schemas.microsoft.com/office/word/2006/wordml" xmlns:wps="http://schemas.microsoft.com/office/word/2010/wordprocessingShape" mc:Ignorable="w14 w15 w16se w16cid w16 w16cex w16sdtdh w16du wp14">
+<w:numbering xmlns:wpc="http://schemas.microsoft.com/office/word/2010/wordprocessingCanvas" xmlns:cx="http://schemas.microsoft.com/office/drawing/2014/chartex" xmlns:cx1="http://schemas.microsoft.com/office/drawing/2015/9/8/chartex" xmlns:cx2="http://schemas.microsoft.com/office/drawing/2015/10/21/chartex" xmlns:cx3="http://schemas.microsoft.com/office/drawing/2016/5/9/chartex" xmlns:cx4="http://schemas.microsoft.com/office/drawing/2016/5/10/chartex" xmlns:cx5="http://schemas.microsoft.com/office/drawing/2016/5/11/chartex" xmlns:cx6="http://schemas.microsoft.com/office/drawing/2016/5/12/chartex" xmlns:cx7="http://schemas.microsoft.com/office/drawing/2016/5/13/chartex" xmlns:cx8="http://schemas.microsoft.com/office/drawing/2016/5/14/chartex" xmlns:mc="http://schemas.openxmlformats.org/markup-compatibility/2006" xmlns:aink="http://schemas.microsoft.com/office/drawing/2016/ink" xmlns:am3d="http://schemas.microsoft.com/office/drawing/2017/model3d" xmlns:o="urn:schemas-microsoft-com:office:office" xmlns:oel="http://schemas.microsoft.com/office/2019/extlst" xmlns:r="http://schemas.openxmlformats.org/officeDocument/2006/relationships" xmlns:m="http://schemas.openxmlformats.org/officeDocument/2006/math" xmlns:v="urn:schemas-microsoft-com:vml" xmlns:wp14="http://schemas.microsoft.com/office/word/2010/wordprocessingDrawing" xmlns:wp="http://schemas.openxmlformats.org/drawingml/2006/wordprocessingDrawing" xmlns:w10="urn:schemas-microsoft-com:office:word" xmlns:w="http://schemas.openxmlformats.org/wordprocessingml/2006/main" xmlns:w14="http://schemas.microsoft.com/office/word/2010/wordml" xmlns:w15="http://schemas.microsoft.com/office/word/2012/wordml" xmlns:w16cex="http://schemas.microsoft.com/office/word/2018/wordml/cex" xmlns:w16cid="http://schemas.microsoft.com/office/word/2016/wordml/cid" xmlns:w16="http://schemas.microsoft.com/office/word/2018/wordml" xmlns:w16du="http://schemas.microsoft.com/office/word/2023/wordml/word16du" xmlns:w16sdtdh="http://schemas.microsoft.com/office/word/2020/wordml/sdtdatahash" xmlns:w16sdtfl="http://schemas.microsoft.com/office/word/2024/wordml/sdtformatlock" xmlns:w16se="http://schemas.microsoft.com/office/word/2015/wordml/symex" xmlns:wpg="http://schemas.microsoft.com/office/word/2010/wordprocessingGroup" xmlns:wpi="http://schemas.microsoft.com/office/word/2010/wordprocessingInk" xmlns:wne="http://schemas.microsoft.com/office/word/2006/wordml" xmlns:wps="http://schemas.microsoft.com/office/word/2010/wordprocessingShape" mc:Ignorable="w14 w15 w16se w16cid w16 w16cex w16sdtdh w16sdtfl w16du wp14">
   <w:abstractNum w:abstractNumId="0" w15:restartNumberingAfterBreak="0">
     <w:nsid w:val="00000001"/>
     <w:multiLevelType w:val="hybridMultilevel"/>
@@ -27603,7 +27673,7 @@
 </file>
 
 <file path=word/styles.xml><?xml version="1.0" encoding="utf-8"?>
-<w:styles xmlns:mc="http://schemas.openxmlformats.org/markup-compatibility/2006" xmlns:r="http://schemas.openxmlformats.org/officeDocument/2006/relationships" xmlns:w="http://schemas.openxmlformats.org/wordprocessingml/2006/main" xmlns:w14="http://schemas.microsoft.com/office/word/2010/wordml" xmlns:w15="http://schemas.microsoft.com/office/word/2012/wordml" xmlns:w16cex="http://schemas.microsoft.com/office/word/2018/wordml/cex" xmlns:w16cid="http://schemas.microsoft.com/office/word/2016/wordml/cid" xmlns:w16="http://schemas.microsoft.com/office/word/2018/wordml" xmlns:w16du="http://schemas.microsoft.com/office/word/2023/wordml/word16du" xmlns:w16sdtdh="http://schemas.microsoft.com/office/word/2020/wordml/sdtdatahash" xmlns:w16se="http://schemas.microsoft.com/office/word/2015/wordml/symex" mc:Ignorable="w14 w15 w16se w16cid w16 w16cex w16sdtdh w16du">
+<w:styles xmlns:mc="http://schemas.openxmlformats.org/markup-compatibility/2006" xmlns:r="http://schemas.openxmlformats.org/officeDocument/2006/relationships" xmlns:w="http://schemas.openxmlformats.org/wordprocessingml/2006/main" xmlns:w14="http://schemas.microsoft.com/office/word/2010/wordml" xmlns:w15="http://schemas.microsoft.com/office/word/2012/wordml" xmlns:w16cex="http://schemas.microsoft.com/office/word/2018/wordml/cex" xmlns:w16cid="http://schemas.microsoft.com/office/word/2016/wordml/cid" xmlns:w16="http://schemas.microsoft.com/office/word/2018/wordml" xmlns:w16du="http://schemas.microsoft.com/office/word/2023/wordml/word16du" xmlns:w16sdtdh="http://schemas.microsoft.com/office/word/2020/wordml/sdtdatahash" xmlns:w16sdtfl="http://schemas.microsoft.com/office/word/2024/wordml/sdtformatlock" xmlns:w16se="http://schemas.microsoft.com/office/word/2015/wordml/symex" mc:Ignorable="w14 w15 w16se w16cid w16 w16cex w16sdtdh w16sdtfl w16du">
   <w:docDefaults>
     <w:rPrDefault>
       <w:rPr>
@@ -28084,6 +28154,7 @@
   <w:style w:type="character" w:default="1" w:styleId="DefaultParagraphFont">
     <w:name w:val="Default Paragraph Font"/>
     <w:uiPriority w:val="1"/>
+    <w:semiHidden/>
     <w:unhideWhenUsed/>
   </w:style>
   <w:style w:type="table" w:default="1" w:styleId="TableNormal">

--- a/ryan-cv.docx
+++ b/ryan-cv.docx
@@ -472,7 +472,7 @@
               </wp:inline>
             </w:drawing>
           </mc:Choice>
-          <mc:Fallback xmlns:mo="http://schemas.microsoft.com/office/mac/office/2008/main" xmlns:mv="urn:schemas-microsoft-com:mac:vml">
+          <mc:Fallback xmlns:mv="urn:schemas-microsoft-com:mac:vml" xmlns:mo="http://schemas.microsoft.com/office/mac/office/2008/main">
             <w:pict>
               <v:group w14:anchorId="4C3301D4" id="Group 4" o:spid="_x0000_s1026" style="width:466.7pt;height:14.9pt;flip:y;mso-position-horizontal-relative:char;mso-position-vertical-relative:line" coordsize="9370,10" o:gfxdata="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">
                 <v:line id="Line 3" o:spid="_x0000_s1027" style="position:absolute;visibility:visible;mso-wrap-style:square" from="5,5" to="9365,5" o:connectortype="straight" o:gfxdata="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" strokeweight="6324emu"/>
@@ -951,6 +951,26 @@
         </w:rPr>
         <w:t>Visiting Scholar</w:t>
       </w:r>
+      <w:r>
+        <w:rPr>
+          <w:rFonts w:ascii="Arial" w:eastAsia="Times New Roman" w:hAnsi="Arial" w:cs="Arial"/>
+          <w:b/>
+          <w:bCs/>
+          <w:w w:val="105"/>
+          <w:sz w:val="20"/>
+          <w:szCs w:val="20"/>
+        </w:rPr>
+        <w:t xml:space="preserve">, </w:t>
+      </w:r>
+      <w:r>
+        <w:rPr>
+          <w:rFonts w:ascii="Arial" w:eastAsia="Times New Roman" w:hAnsi="Arial" w:cs="Arial"/>
+          <w:w w:val="105"/>
+          <w:sz w:val="20"/>
+          <w:szCs w:val="20"/>
+        </w:rPr>
+        <w:t>Department of Statistics</w:t>
+      </w:r>
     </w:p>
     <w:p>
       <w:pPr>
@@ -1283,44 +1303,64 @@
         <w:autoSpaceDE w:val="0"/>
         <w:autoSpaceDN w:val="0"/>
         <w:spacing w:before="8"/>
-        <w:ind w:left="3960" w:hanging="3780"/>
-        <w:rPr>
-          <w:rFonts w:ascii="Arial" w:eastAsia="Times New Roman" w:hAnsi="Arial" w:cs="Arial"/>
-          <w:sz w:val="20"/>
-          <w:szCs w:val="20"/>
-        </w:rPr>
-      </w:pPr>
-      <w:r>
-        <w:rPr>
-          <w:rFonts w:ascii="Arial" w:eastAsia="Times New Roman" w:hAnsi="Arial" w:cs="Arial"/>
-          <w:w w:val="105"/>
-          <w:sz w:val="20"/>
-          <w:szCs w:val="20"/>
-        </w:rPr>
-        <w:t>September 202</w:t>
-      </w:r>
-      <w:r>
-        <w:rPr>
-          <w:rFonts w:ascii="Arial" w:eastAsia="Times New Roman" w:hAnsi="Arial" w:cs="Arial"/>
-          <w:w w:val="105"/>
-          <w:sz w:val="20"/>
-          <w:szCs w:val="20"/>
-        </w:rPr>
-        <w:t>1</w:t>
-      </w:r>
-      <w:r>
-        <w:rPr>
-          <w:rFonts w:ascii="Arial" w:eastAsia="Times New Roman" w:hAnsi="Arial" w:cs="Arial"/>
-          <w:w w:val="105"/>
-          <w:sz w:val="20"/>
-          <w:szCs w:val="20"/>
-        </w:rPr>
-        <w:t xml:space="preserve"> – Present</w:t>
-      </w:r>
-      <w:r>
-        <w:rPr>
-          <w:rFonts w:ascii="Arial" w:eastAsia="Times New Roman" w:hAnsi="Arial" w:cs="Arial"/>
-          <w:w w:val="105"/>
+        <w:ind w:left="3974" w:hanging="3787"/>
+        <w:rPr>
+          <w:rFonts w:ascii="Arial" w:eastAsia="Times New Roman" w:hAnsi="Arial" w:cs="Arial"/>
+          <w:sz w:val="20"/>
+          <w:szCs w:val="20"/>
+        </w:rPr>
+      </w:pPr>
+      <w:r>
+        <w:rPr>
+          <w:rFonts w:ascii="Arial" w:eastAsia="Times New Roman" w:hAnsi="Arial" w:cs="Arial"/>
+          <w:w w:val="110"/>
+          <w:sz w:val="20"/>
+          <w:szCs w:val="20"/>
+        </w:rPr>
+        <w:t>May 2019</w:t>
+      </w:r>
+      <w:r>
+        <w:rPr>
+          <w:rFonts w:ascii="Arial" w:eastAsia="Times New Roman" w:hAnsi="Arial" w:cs="Arial"/>
+          <w:spacing w:val="-9"/>
+          <w:w w:val="110"/>
+          <w:sz w:val="20"/>
+          <w:szCs w:val="20"/>
+        </w:rPr>
+        <w:t xml:space="preserve"> </w:t>
+      </w:r>
+      <w:r>
+        <w:rPr>
+          <w:rFonts w:ascii="Arial" w:eastAsia="Times New Roman" w:hAnsi="Arial" w:cs="Arial"/>
+          <w:w w:val="110"/>
+          <w:sz w:val="20"/>
+          <w:szCs w:val="20"/>
+        </w:rPr>
+        <w:t>–</w:t>
+      </w:r>
+      <w:r>
+        <w:rPr>
+          <w:rFonts w:ascii="Arial" w:eastAsia="Times New Roman" w:hAnsi="Arial" w:cs="Arial"/>
+          <w:spacing w:val="-5"/>
+          <w:w w:val="110"/>
+          <w:sz w:val="20"/>
+          <w:szCs w:val="20"/>
+        </w:rPr>
+        <w:t xml:space="preserve"> </w:t>
+      </w:r>
+      <w:r>
+        <w:rPr>
+          <w:rFonts w:ascii="Arial" w:eastAsia="Times New Roman" w:hAnsi="Arial" w:cs="Arial"/>
+          <w:w w:val="110"/>
+          <w:sz w:val="20"/>
+          <w:szCs w:val="20"/>
+        </w:rPr>
+        <w:t>June 2022</w:t>
+      </w:r>
+      <w:r>
+        <w:rPr>
+          <w:rFonts w:ascii="Arial" w:eastAsia="Times New Roman" w:hAnsi="Arial" w:cs="Arial"/>
+          <w:w w:val="110"/>
           <w:sz w:val="20"/>
           <w:szCs w:val="20"/>
         </w:rPr>
@@ -1330,87 +1370,11 @@
         <w:rPr>
           <w:rFonts w:ascii="Arial" w:eastAsia="Times New Roman" w:hAnsi="Arial" w:cs="Arial"/>
           <w:b/>
-          <w:bCs/>
-          <w:w w:val="105"/>
-          <w:sz w:val="20"/>
-          <w:szCs w:val="20"/>
-        </w:rPr>
-        <w:t>Associate Professor</w:t>
-      </w:r>
-      <w:r>
-        <w:rPr>
-          <w:rFonts w:ascii="Arial" w:eastAsia="Times New Roman" w:hAnsi="Arial" w:cs="Arial"/>
-          <w:w w:val="105"/>
-          <w:sz w:val="20"/>
-          <w:szCs w:val="20"/>
-        </w:rPr>
-        <w:t xml:space="preserve">, Department of </w:t>
-      </w:r>
-      <w:r>
-        <w:rPr>
-          <w:rFonts w:ascii="Arial" w:eastAsia="Times New Roman" w:hAnsi="Arial" w:cs="Arial"/>
-          <w:w w:val="110"/>
-          <w:sz w:val="20"/>
-          <w:szCs w:val="20"/>
-        </w:rPr>
-        <w:t>Business</w:t>
-      </w:r>
-      <w:r>
-        <w:rPr>
-          <w:rFonts w:ascii="Arial" w:eastAsia="Times New Roman" w:hAnsi="Arial" w:cs="Arial"/>
-          <w:spacing w:val="-10"/>
-          <w:w w:val="110"/>
-          <w:sz w:val="20"/>
-          <w:szCs w:val="20"/>
-        </w:rPr>
-        <w:t xml:space="preserve"> </w:t>
-      </w:r>
-      <w:r>
-        <w:rPr>
-          <w:rFonts w:ascii="Arial" w:eastAsia="Times New Roman" w:hAnsi="Arial" w:cs="Arial"/>
-          <w:w w:val="110"/>
-          <w:sz w:val="20"/>
-          <w:szCs w:val="20"/>
-        </w:rPr>
-        <w:t>Information</w:t>
-      </w:r>
-      <w:r>
-        <w:rPr>
-          <w:rFonts w:ascii="Arial" w:eastAsia="Times New Roman" w:hAnsi="Arial" w:cs="Arial"/>
-          <w:spacing w:val="-10"/>
-          <w:w w:val="110"/>
-          <w:sz w:val="20"/>
-          <w:szCs w:val="20"/>
-        </w:rPr>
-        <w:t xml:space="preserve"> </w:t>
-      </w:r>
-      <w:r>
-        <w:rPr>
-          <w:rFonts w:ascii="Arial" w:eastAsia="Times New Roman" w:hAnsi="Arial" w:cs="Arial"/>
-          <w:w w:val="110"/>
-          <w:sz w:val="20"/>
-          <w:szCs w:val="20"/>
-        </w:rPr>
-        <w:t>and</w:t>
-      </w:r>
-      <w:r>
-        <w:rPr>
-          <w:rFonts w:ascii="Arial" w:eastAsia="Times New Roman" w:hAnsi="Arial" w:cs="Arial"/>
-          <w:spacing w:val="-10"/>
-          <w:w w:val="110"/>
-          <w:sz w:val="20"/>
-          <w:szCs w:val="20"/>
-        </w:rPr>
-        <w:t xml:space="preserve"> </w:t>
-      </w:r>
-      <w:r>
-        <w:rPr>
-          <w:rFonts w:ascii="Arial" w:eastAsia="Times New Roman" w:hAnsi="Arial" w:cs="Arial"/>
-          <w:w w:val="110"/>
-          <w:sz w:val="20"/>
-          <w:szCs w:val="20"/>
-        </w:rPr>
-        <w:t>Analytics</w:t>
+          <w:w w:val="110"/>
+          <w:sz w:val="20"/>
+          <w:szCs w:val="20"/>
+        </w:rPr>
+        <w:t>Member, Board of Advisors</w:t>
       </w:r>
     </w:p>
     <w:p>
@@ -1422,28 +1386,22 @@
         <w:ind w:left="3960"/>
         <w:rPr>
           <w:rFonts w:ascii="Arial" w:eastAsia="Times New Roman" w:hAnsi="Arial" w:cs="Arial"/>
-          <w:sz w:val="20"/>
-          <w:szCs w:val="20"/>
-        </w:rPr>
-      </w:pPr>
-      <w:r>
-        <w:rPr>
-          <w:rFonts w:ascii="Arial" w:eastAsia="Times New Roman" w:hAnsi="Arial" w:cs="Arial"/>
-          <w:w w:val="105"/>
-          <w:sz w:val="20"/>
-          <w:szCs w:val="20"/>
-        </w:rPr>
-        <w:t>Daniels College of Business, University of Denver</w:t>
-      </w:r>
-      <w:r>
-        <w:rPr>
-          <w:rFonts w:ascii="Arial" w:eastAsia="Times New Roman" w:hAnsi="Arial" w:cs="Arial"/>
-          <w:w w:val="105"/>
-          <w:sz w:val="20"/>
-          <w:szCs w:val="20"/>
-        </w:rPr>
-        <w:tab/>
-      </w:r>
+          <w:w w:val="105"/>
+          <w:sz w:val="20"/>
+          <w:szCs w:val="20"/>
+        </w:rPr>
+      </w:pPr>
+      <w:proofErr w:type="spellStart"/>
+      <w:r>
+        <w:rPr>
+          <w:rFonts w:ascii="Arial" w:eastAsia="Times New Roman" w:hAnsi="Arial" w:cs="Arial"/>
+          <w:w w:val="105"/>
+          <w:sz w:val="20"/>
+          <w:szCs w:val="20"/>
+        </w:rPr>
+        <w:t>UnumAI</w:t>
+      </w:r>
+      <w:proofErr w:type="spellEnd"/>
     </w:p>
     <w:p>
       <w:pPr>
@@ -1464,6 +1422,177 @@
       <w:r>
         <w:rPr>
           <w:rFonts w:ascii="Arial" w:eastAsia="Times New Roman" w:hAnsi="Arial" w:cs="Arial"/>
+          <w:w w:val="105"/>
+          <w:sz w:val="20"/>
+          <w:szCs w:val="20"/>
+        </w:rPr>
+        <w:t>September 202</w:t>
+      </w:r>
+      <w:r>
+        <w:rPr>
+          <w:rFonts w:ascii="Arial" w:eastAsia="Times New Roman" w:hAnsi="Arial" w:cs="Arial"/>
+          <w:w w:val="105"/>
+          <w:sz w:val="20"/>
+          <w:szCs w:val="20"/>
+        </w:rPr>
+        <w:t>1</w:t>
+      </w:r>
+      <w:r>
+        <w:rPr>
+          <w:rFonts w:ascii="Arial" w:eastAsia="Times New Roman" w:hAnsi="Arial" w:cs="Arial"/>
+          <w:w w:val="105"/>
+          <w:sz w:val="20"/>
+          <w:szCs w:val="20"/>
+        </w:rPr>
+        <w:t xml:space="preserve"> – Present</w:t>
+      </w:r>
+      <w:r>
+        <w:rPr>
+          <w:rFonts w:ascii="Arial" w:eastAsia="Times New Roman" w:hAnsi="Arial" w:cs="Arial"/>
+          <w:w w:val="105"/>
+          <w:sz w:val="20"/>
+          <w:szCs w:val="20"/>
+        </w:rPr>
+        <w:tab/>
+      </w:r>
+      <w:r>
+        <w:rPr>
+          <w:rFonts w:ascii="Arial" w:eastAsia="Times New Roman" w:hAnsi="Arial" w:cs="Arial"/>
+          <w:b/>
+          <w:bCs/>
+          <w:w w:val="105"/>
+          <w:sz w:val="20"/>
+          <w:szCs w:val="20"/>
+        </w:rPr>
+        <w:t>Associate Professor</w:t>
+      </w:r>
+      <w:r>
+        <w:rPr>
+          <w:rFonts w:ascii="Arial" w:eastAsia="Times New Roman" w:hAnsi="Arial" w:cs="Arial"/>
+          <w:w w:val="105"/>
+          <w:sz w:val="20"/>
+          <w:szCs w:val="20"/>
+        </w:rPr>
+        <w:t xml:space="preserve">, Department of </w:t>
+      </w:r>
+      <w:r>
+        <w:rPr>
+          <w:rFonts w:ascii="Arial" w:eastAsia="Times New Roman" w:hAnsi="Arial" w:cs="Arial"/>
+          <w:w w:val="110"/>
+          <w:sz w:val="20"/>
+          <w:szCs w:val="20"/>
+        </w:rPr>
+        <w:t>Business</w:t>
+      </w:r>
+      <w:r>
+        <w:rPr>
+          <w:rFonts w:ascii="Arial" w:eastAsia="Times New Roman" w:hAnsi="Arial" w:cs="Arial"/>
+          <w:spacing w:val="-10"/>
+          <w:w w:val="110"/>
+          <w:sz w:val="20"/>
+          <w:szCs w:val="20"/>
+        </w:rPr>
+        <w:t xml:space="preserve"> </w:t>
+      </w:r>
+      <w:r>
+        <w:rPr>
+          <w:rFonts w:ascii="Arial" w:eastAsia="Times New Roman" w:hAnsi="Arial" w:cs="Arial"/>
+          <w:w w:val="110"/>
+          <w:sz w:val="20"/>
+          <w:szCs w:val="20"/>
+        </w:rPr>
+        <w:t>Information</w:t>
+      </w:r>
+      <w:r>
+        <w:rPr>
+          <w:rFonts w:ascii="Arial" w:eastAsia="Times New Roman" w:hAnsi="Arial" w:cs="Arial"/>
+          <w:spacing w:val="-10"/>
+          <w:w w:val="110"/>
+          <w:sz w:val="20"/>
+          <w:szCs w:val="20"/>
+        </w:rPr>
+        <w:t xml:space="preserve"> </w:t>
+      </w:r>
+      <w:r>
+        <w:rPr>
+          <w:rFonts w:ascii="Arial" w:eastAsia="Times New Roman" w:hAnsi="Arial" w:cs="Arial"/>
+          <w:w w:val="110"/>
+          <w:sz w:val="20"/>
+          <w:szCs w:val="20"/>
+        </w:rPr>
+        <w:t>and</w:t>
+      </w:r>
+      <w:r>
+        <w:rPr>
+          <w:rFonts w:ascii="Arial" w:eastAsia="Times New Roman" w:hAnsi="Arial" w:cs="Arial"/>
+          <w:spacing w:val="-10"/>
+          <w:w w:val="110"/>
+          <w:sz w:val="20"/>
+          <w:szCs w:val="20"/>
+        </w:rPr>
+        <w:t xml:space="preserve"> </w:t>
+      </w:r>
+      <w:r>
+        <w:rPr>
+          <w:rFonts w:ascii="Arial" w:eastAsia="Times New Roman" w:hAnsi="Arial" w:cs="Arial"/>
+          <w:w w:val="110"/>
+          <w:sz w:val="20"/>
+          <w:szCs w:val="20"/>
+        </w:rPr>
+        <w:t>Analytics</w:t>
+      </w:r>
+    </w:p>
+    <w:p>
+      <w:pPr>
+        <w:widowControl w:val="0"/>
+        <w:autoSpaceDE w:val="0"/>
+        <w:autoSpaceDN w:val="0"/>
+        <w:spacing w:before="8"/>
+        <w:ind w:left="3960"/>
+        <w:rPr>
+          <w:rFonts w:ascii="Arial" w:eastAsia="Times New Roman" w:hAnsi="Arial" w:cs="Arial"/>
+          <w:sz w:val="20"/>
+          <w:szCs w:val="20"/>
+        </w:rPr>
+      </w:pPr>
+      <w:r>
+        <w:rPr>
+          <w:rFonts w:ascii="Arial" w:eastAsia="Times New Roman" w:hAnsi="Arial" w:cs="Arial"/>
+          <w:w w:val="105"/>
+          <w:sz w:val="20"/>
+          <w:szCs w:val="20"/>
+        </w:rPr>
+        <w:t>Daniels College of Business, University of Denver</w:t>
+      </w:r>
+      <w:r>
+        <w:rPr>
+          <w:rFonts w:ascii="Arial" w:eastAsia="Times New Roman" w:hAnsi="Arial" w:cs="Arial"/>
+          <w:w w:val="105"/>
+          <w:sz w:val="20"/>
+          <w:szCs w:val="20"/>
+        </w:rPr>
+        <w:tab/>
+      </w:r>
+    </w:p>
+    <w:p>
+      <w:pPr>
+        <w:widowControl w:val="0"/>
+        <w:tabs>
+          <w:tab w:val="left" w:pos="4230"/>
+        </w:tabs>
+        <w:autoSpaceDE w:val="0"/>
+        <w:autoSpaceDN w:val="0"/>
+        <w:spacing w:before="8"/>
+        <w:ind w:left="3960" w:hanging="3780"/>
+        <w:rPr>
+          <w:rFonts w:ascii="Arial" w:eastAsia="Times New Roman" w:hAnsi="Arial" w:cs="Arial"/>
+          <w:sz w:val="20"/>
+          <w:szCs w:val="20"/>
+        </w:rPr>
+      </w:pPr>
+      <w:r>
+        <w:rPr>
+          <w:rFonts w:ascii="Arial" w:eastAsia="Times New Roman" w:hAnsi="Arial" w:cs="Arial"/>
           <w:w w:val="110"/>
           <w:sz w:val="20"/>
           <w:szCs w:val="20"/>
@@ -2672,6 +2801,7 @@
         <w:ind w:left="3960" w:right="-30"/>
         <w:rPr>
           <w:rFonts w:ascii="Arial" w:eastAsia="Times New Roman" w:hAnsi="Arial" w:cs="Arial"/>
+          <w:w w:val="110"/>
           <w:sz w:val="20"/>
           <w:szCs w:val="20"/>
         </w:rPr>
@@ -2685,6 +2815,20 @@
         </w:rPr>
         <w:t>The Australian National University</w:t>
       </w:r>
+    </w:p>
+    <w:p>
+      <w:pPr>
+        <w:widowControl w:val="0"/>
+        <w:autoSpaceDE w:val="0"/>
+        <w:autoSpaceDN w:val="0"/>
+        <w:spacing w:before="8"/>
+        <w:ind w:left="3960" w:right="-30"/>
+        <w:rPr>
+          <w:rFonts w:ascii="Arial" w:eastAsia="Times New Roman" w:hAnsi="Arial" w:cs="Arial"/>
+          <w:sz w:val="20"/>
+          <w:szCs w:val="20"/>
+        </w:rPr>
+      </w:pPr>
     </w:p>
     <w:p>
       <w:pPr>
@@ -2709,6 +2853,7 @@
           <w:sz w:val="20"/>
           <w:szCs w:val="20"/>
         </w:rPr>
+        <w:lastRenderedPageBreak/>
         <w:t>August 1998 –</w:t>
       </w:r>
       <w:r>
@@ -2866,7 +3011,6 @@
           <w:sz w:val="20"/>
           <w:szCs w:val="20"/>
         </w:rPr>
-        <w:lastRenderedPageBreak/>
         <w:t>May 1999 –</w:t>
       </w:r>
       <w:r>
@@ -3609,7 +3753,34 @@
           <w:sz w:val="20"/>
           <w:szCs w:val="20"/>
         </w:rPr>
-        <w:t xml:space="preserve">Elmore, R. and Strauss, J. (2025) Is Complexity Virtuous? Accepted at </w:t>
+        <w:t>Elmore, R. and Stra</w:t>
+      </w:r>
+      <w:r>
+        <w:rPr>
+          <w:rFonts w:ascii="Arial" w:eastAsia="Times New Roman" w:hAnsi="Arial" w:cs="Arial"/>
+          <w:color w:val="000000" w:themeColor="text1"/>
+          <w:sz w:val="20"/>
+          <w:szCs w:val="20"/>
+        </w:rPr>
+        <w:t>us</w:t>
+      </w:r>
+      <w:r>
+        <w:rPr>
+          <w:rFonts w:ascii="Arial" w:eastAsia="Times New Roman" w:hAnsi="Arial" w:cs="Arial"/>
+          <w:color w:val="000000" w:themeColor="text1"/>
+          <w:sz w:val="20"/>
+          <w:szCs w:val="20"/>
+        </w:rPr>
+        <w:t xml:space="preserve">s, J. (2025) Is Complexity Virtuous? </w:t>
+      </w:r>
+      <w:r>
+        <w:rPr>
+          <w:rFonts w:ascii="Arial" w:eastAsia="Times New Roman" w:hAnsi="Arial" w:cs="Arial"/>
+          <w:color w:val="000000" w:themeColor="text1"/>
+          <w:sz w:val="20"/>
+          <w:szCs w:val="20"/>
+        </w:rPr>
+        <w:t xml:space="preserve">Accepted at </w:t>
       </w:r>
       <w:r>
         <w:rPr>
@@ -3620,7 +3791,34 @@
           <w:sz w:val="20"/>
           <w:szCs w:val="20"/>
         </w:rPr>
-        <w:t>Economics Letters.</w:t>
+        <w:t>Economics Letters</w:t>
+      </w:r>
+      <w:r>
+        <w:rPr>
+          <w:rFonts w:ascii="Arial" w:eastAsia="Times New Roman" w:hAnsi="Arial" w:cs="Arial"/>
+          <w:color w:val="000000" w:themeColor="text1"/>
+          <w:sz w:val="20"/>
+          <w:szCs w:val="20"/>
+        </w:rPr>
+        <w:t>.</w:t>
+      </w:r>
+      <w:r>
+        <w:rPr>
+          <w:rFonts w:ascii="Arial" w:eastAsia="Times New Roman" w:hAnsi="Arial" w:cs="Arial"/>
+          <w:color w:val="000000" w:themeColor="text1"/>
+          <w:sz w:val="20"/>
+          <w:szCs w:val="20"/>
+        </w:rPr>
+        <w:t xml:space="preserve"> </w:t>
+      </w:r>
+      <w:r>
+        <w:rPr>
+          <w:rFonts w:ascii="Arial" w:eastAsia="Times New Roman" w:hAnsi="Arial" w:cs="Arial"/>
+          <w:color w:val="000000" w:themeColor="text1"/>
+          <w:sz w:val="20"/>
+          <w:szCs w:val="20"/>
+        </w:rPr>
+        <w:t>https://doi.org/10.1016/j.econlet.2025.112749</w:t>
       </w:r>
     </w:p>
     <w:p>
@@ -4415,14 +4613,45 @@
         </w:rPr>
         <w:t xml:space="preserve">. </w:t>
       </w:r>
-      <w:r>
-        <w:rPr>
-          <w:rFonts w:ascii="Arial" w:eastAsia="Times New Roman" w:hAnsi="Arial" w:cs="Arial"/>
-          <w:sz w:val="20"/>
-          <w:szCs w:val="20"/>
-        </w:rPr>
-        <w:t>https://doi.org/10.17705/1CAIS.04805</w:t>
-      </w:r>
+      <w:hyperlink r:id="rId8" w:history="1">
+        <w:r>
+          <w:rPr>
+            <w:rStyle w:val="Hyperlink"/>
+            <w:rFonts w:ascii="Arial" w:eastAsia="Times New Roman" w:hAnsi="Arial" w:cs="Arial"/>
+            <w:sz w:val="20"/>
+            <w:szCs w:val="20"/>
+          </w:rPr>
+          <w:t>https://doi.org/10.17705/1CAIS.04805</w:t>
+        </w:r>
+      </w:hyperlink>
+    </w:p>
+    <w:p>
+      <w:pPr>
+        <w:widowControl w:val="0"/>
+        <w:autoSpaceDE w:val="0"/>
+        <w:autoSpaceDN w:val="0"/>
+        <w:spacing w:before="159"/>
+        <w:ind w:right="115"/>
+        <w:rPr>
+          <w:rFonts w:ascii="Arial" w:eastAsia="Times New Roman" w:hAnsi="Arial" w:cs="Arial"/>
+          <w:sz w:val="20"/>
+          <w:szCs w:val="20"/>
+        </w:rPr>
+      </w:pPr>
+    </w:p>
+    <w:p>
+      <w:pPr>
+        <w:widowControl w:val="0"/>
+        <w:autoSpaceDE w:val="0"/>
+        <w:autoSpaceDN w:val="0"/>
+        <w:spacing w:before="159"/>
+        <w:ind w:right="115"/>
+        <w:rPr>
+          <w:rFonts w:ascii="Arial" w:eastAsia="Times New Roman" w:hAnsi="Arial" w:cs="Arial"/>
+          <w:sz w:val="20"/>
+          <w:szCs w:val="20"/>
+        </w:rPr>
+      </w:pPr>
     </w:p>
     <w:p>
       <w:pPr>
@@ -4447,6 +4676,7 @@
           <w:sz w:val="20"/>
           <w:szCs w:val="20"/>
         </w:rPr>
+        <w:lastRenderedPageBreak/>
         <w:t>South,</w:t>
       </w:r>
       <w:r>
@@ -4670,7 +4900,6 @@
           <w:sz w:val="20"/>
           <w:szCs w:val="20"/>
         </w:rPr>
-        <w:lastRenderedPageBreak/>
         <w:t xml:space="preserve">Elmore, R. &amp; </w:t>
       </w:r>
       <w:proofErr w:type="spellStart"/>
@@ -5482,7 +5711,7 @@
         </w:rPr>
         <w:t xml:space="preserve">, 244. </w:t>
       </w:r>
-      <w:hyperlink r:id="rId8">
+      <w:hyperlink r:id="rId9">
         <w:r>
           <w:rPr>
             <w:rFonts w:ascii="Arial" w:eastAsia="Times New Roman" w:hAnsi="Arial" w:cs="Arial"/>
@@ -5858,7 +6087,7 @@
         </w:rPr>
         <w:t xml:space="preserve"> </w:t>
       </w:r>
-      <w:hyperlink r:id="rId9">
+      <w:hyperlink r:id="rId10">
         <w:r>
           <w:rPr>
             <w:rFonts w:ascii="Arial" w:eastAsia="Times New Roman" w:hAnsi="Arial" w:cs="Arial"/>
@@ -6263,7 +6492,7 @@
         </w:rPr>
         <w:t xml:space="preserve"> </w:t>
       </w:r>
-      <w:hyperlink r:id="rId10">
+      <w:hyperlink r:id="rId11">
         <w:r>
           <w:rPr>
             <w:rFonts w:ascii="Arial" w:eastAsia="Arial" w:hAnsi="Arial" w:cs="Arial"/>
@@ -6740,6 +6969,7 @@
           <w:sz w:val="20"/>
           <w:szCs w:val="20"/>
         </w:rPr>
+        <w:lastRenderedPageBreak/>
         <w:t xml:space="preserve">Hall, P., Neeman, A., </w:t>
       </w:r>
       <w:proofErr w:type="spellStart"/>
@@ -7194,7 +7424,7 @@
         </w:rPr>
         <w:t xml:space="preserve">, 1 – 28. </w:t>
       </w:r>
-      <w:hyperlink r:id="rId11">
+      <w:hyperlink r:id="rId12">
         <w:r>
           <w:rPr>
             <w:rFonts w:ascii="Arial" w:eastAsia="Times New Roman" w:hAnsi="Arial" w:cs="Arial"/>
@@ -7230,7 +7460,6 @@
           <w:sz w:val="20"/>
           <w:szCs w:val="20"/>
         </w:rPr>
-        <w:lastRenderedPageBreak/>
         <w:t>Elmore,</w:t>
       </w:r>
       <w:r>
@@ -7646,7 +7875,7 @@
         </w:rPr>
         <w:t xml:space="preserve"> </w:t>
       </w:r>
-      <w:hyperlink r:id="rId12">
+      <w:hyperlink r:id="rId13">
         <w:r>
           <w:rPr>
             <w:rFonts w:ascii="Arial" w:eastAsia="Times New Roman" w:hAnsi="Arial" w:cs="Arial"/>
@@ -7722,7 +7951,7 @@
         </w:rPr>
         <w:t xml:space="preserve">, 1–12. </w:t>
       </w:r>
-      <w:hyperlink r:id="rId13">
+      <w:hyperlink r:id="rId14">
         <w:r>
           <w:rPr>
             <w:rFonts w:ascii="Arial" w:eastAsia="Arial" w:hAnsi="Arial" w:cs="Arial"/>
@@ -7827,7 +8056,7 @@
         </w:rPr>
         <w:t xml:space="preserve">3068–3073.  </w:t>
       </w:r>
-      <w:hyperlink r:id="rId14">
+      <w:hyperlink r:id="rId15">
         <w:r>
           <w:rPr>
             <w:rFonts w:ascii="Arial" w:eastAsia="Times New Roman" w:hAnsi="Arial" w:cs="Arial"/>
@@ -8221,7 +8450,27 @@
           <w:sz w:val="20"/>
           <w:szCs w:val="20"/>
         </w:rPr>
-        <w:t xml:space="preserve"> [This work lead to Sandia’s Power API that won an R&amp;D100 Award in 2018.]</w:t>
+        <w:t xml:space="preserve"> [This work </w:t>
+      </w:r>
+      <w:proofErr w:type="gramStart"/>
+      <w:r>
+        <w:rPr>
+          <w:rFonts w:ascii="Arial" w:eastAsia="Times New Roman" w:hAnsi="Arial" w:cs="Arial"/>
+          <w:w w:val="110"/>
+          <w:sz w:val="20"/>
+          <w:szCs w:val="20"/>
+        </w:rPr>
+        <w:t>lead</w:t>
+      </w:r>
+      <w:proofErr w:type="gramEnd"/>
+      <w:r>
+        <w:rPr>
+          <w:rFonts w:ascii="Arial" w:eastAsia="Times New Roman" w:hAnsi="Arial" w:cs="Arial"/>
+          <w:w w:val="110"/>
+          <w:sz w:val="20"/>
+          <w:szCs w:val="20"/>
+        </w:rPr>
+        <w:t xml:space="preserve"> to Sandia’s Power API that won an R&amp;D100 Award in 2018.]</w:t>
       </w:r>
     </w:p>
     <w:p>
@@ -8381,6 +8630,7 @@
           <w:sz w:val="20"/>
           <w:szCs w:val="20"/>
         </w:rPr>
+        <w:lastRenderedPageBreak/>
         <w:t xml:space="preserve">Lee, J., Elmore, R., and Jones, W. (2011). Statistical Modeling of Photovoltaic Reliability Using Accelerated Degradation </w:t>
       </w:r>
       <w:r>
@@ -8684,7 +8934,6 @@
           <w:sz w:val="20"/>
           <w:szCs w:val="20"/>
         </w:rPr>
-        <w:lastRenderedPageBreak/>
         <w:t>Lee,</w:t>
       </w:r>
       <w:r>
@@ -9925,9 +10174,25 @@
           <w:sz w:val="20"/>
           <w:szCs w:val="20"/>
         </w:rPr>
-        <w:t xml:space="preserve">August 22, 2025) </w:t>
-      </w:r>
-      <w:hyperlink r:id="rId15" w:history="1">
+        <w:t>Aug</w:t>
+      </w:r>
+      <w:r>
+        <w:rPr>
+          <w:rFonts w:ascii="Arial" w:eastAsia="Arial" w:hAnsi="Arial" w:cs="Times New Roman"/>
+          <w:sz w:val="20"/>
+          <w:szCs w:val="20"/>
+        </w:rPr>
+        <w:t>.</w:t>
+      </w:r>
+      <w:r>
+        <w:rPr>
+          <w:rFonts w:ascii="Arial" w:eastAsia="Arial" w:hAnsi="Arial" w:cs="Times New Roman"/>
+          <w:sz w:val="20"/>
+          <w:szCs w:val="20"/>
+        </w:rPr>
+        <w:t xml:space="preserve"> 22, 2025) </w:t>
+      </w:r>
+      <w:hyperlink r:id="rId16" w:history="1">
         <w:r>
           <w:rPr>
             <w:rStyle w:val="Hyperlink"/>
@@ -9954,6 +10219,82 @@
           <w:szCs w:val="20"/>
         </w:rPr>
       </w:pPr>
+      <w:r>
+        <w:t>PGATour.com (Au</w:t>
+      </w:r>
+      <w:r>
+        <w:t>g.</w:t>
+      </w:r>
+      <w:r>
+        <w:t xml:space="preserve"> 18, 2025) </w:t>
+      </w:r>
+      <w:hyperlink r:id="rId17" w:history="1">
+        <w:r>
+          <w:rPr>
+            <w:rStyle w:val="Hyperlink"/>
+          </w:rPr>
+          <w:t>https://www.pgatour.com/article/news/latest/2025/08/18/does-the-hot-hand-exist-in-golf-fedexcup-playoffs-tour-championship-scheffler-hovland-horschel</w:t>
+        </w:r>
+      </w:hyperlink>
+    </w:p>
+    <w:p>
+      <w:pPr>
+        <w:pStyle w:val="ListParagraph"/>
+        <w:numPr>
+          <w:ilvl w:val="0"/>
+          <w:numId w:val="28"/>
+        </w:numPr>
+        <w:spacing w:after="240" w:line="360" w:lineRule="auto"/>
+        <w:ind w:left="475"/>
+        <w:rPr>
+          <w:rFonts w:ascii="Arial" w:eastAsia="Arial" w:hAnsi="Arial" w:cs="Times New Roman"/>
+          <w:sz w:val="20"/>
+          <w:szCs w:val="20"/>
+        </w:rPr>
+      </w:pPr>
+      <w:r>
+        <w:rPr>
+          <w:rFonts w:ascii="Arial" w:eastAsia="Arial" w:hAnsi="Arial" w:cs="Times New Roman"/>
+          <w:sz w:val="20"/>
+          <w:szCs w:val="20"/>
+        </w:rPr>
+        <w:t>DU Entre</w:t>
+      </w:r>
+      <w:r>
+        <w:rPr>
+          <w:rFonts w:ascii="Arial" w:eastAsia="Arial" w:hAnsi="Arial" w:cs="Times New Roman"/>
+          <w:sz w:val="20"/>
+          <w:szCs w:val="20"/>
+        </w:rPr>
+        <w:t xml:space="preserve">preneurship Blog/Podcast (Dec. 16, 2024) </w:t>
+      </w:r>
+      <w:hyperlink r:id="rId18" w:history="1">
+        <w:r>
+          <w:rPr>
+            <w:rStyle w:val="Hyperlink"/>
+            <w:rFonts w:ascii="Arial" w:eastAsia="Arial" w:hAnsi="Arial" w:cs="Times New Roman"/>
+            <w:sz w:val="20"/>
+            <w:szCs w:val="20"/>
+          </w:rPr>
+          <w:t>https://daniels.du.edu/blog/first-team-analytics-with-ryan-elmore-and-will-palmquist/</w:t>
+        </w:r>
+      </w:hyperlink>
+    </w:p>
+    <w:p>
+      <w:pPr>
+        <w:pStyle w:val="ListParagraph"/>
+        <w:numPr>
+          <w:ilvl w:val="0"/>
+          <w:numId w:val="28"/>
+        </w:numPr>
+        <w:spacing w:after="240" w:line="360" w:lineRule="auto"/>
+        <w:ind w:left="475"/>
+        <w:rPr>
+          <w:rFonts w:ascii="Arial" w:eastAsia="Arial" w:hAnsi="Arial" w:cs="Times New Roman"/>
+          <w:sz w:val="20"/>
+          <w:szCs w:val="20"/>
+        </w:rPr>
+      </w:pPr>
       <w:proofErr w:type="spellStart"/>
       <w:r>
         <w:rPr>
@@ -9970,7 +10311,7 @@
           <w:sz w:val="20"/>
           <w:szCs w:val="20"/>
         </w:rPr>
-        <w:t xml:space="preserve"> Podcast (June </w:t>
+        <w:t xml:space="preserve"> Podcast (Jun</w:t>
       </w:r>
       <w:r>
         <w:rPr>
@@ -9978,9 +10319,25 @@
           <w:sz w:val="20"/>
           <w:szCs w:val="20"/>
         </w:rPr>
+        <w:t>.</w:t>
+      </w:r>
+      <w:r>
+        <w:rPr>
+          <w:rFonts w:ascii="Arial" w:eastAsia="Arial" w:hAnsi="Arial" w:cs="Times New Roman"/>
+          <w:sz w:val="20"/>
+          <w:szCs w:val="20"/>
+        </w:rPr>
+        <w:t xml:space="preserve"> </w:t>
+      </w:r>
+      <w:r>
+        <w:rPr>
+          <w:rFonts w:ascii="Arial" w:eastAsia="Arial" w:hAnsi="Arial" w:cs="Times New Roman"/>
+          <w:sz w:val="20"/>
+          <w:szCs w:val="20"/>
+        </w:rPr>
         <w:t xml:space="preserve">3, 2024) </w:t>
       </w:r>
-      <w:hyperlink r:id="rId16" w:history="1">
+      <w:hyperlink r:id="rId19" w:history="1">
         <w:r>
           <w:rPr>
             <w:rStyle w:val="Hyperlink"/>
@@ -10023,7 +10380,7 @@
         </w:rPr>
         <w:t xml:space="preserve">Psychology Today (May 20, 2024) </w:t>
       </w:r>
-      <w:hyperlink r:id="rId17" w:history="1">
+      <w:hyperlink r:id="rId20" w:history="1">
         <w:r>
           <w:rPr>
             <w:rStyle w:val="Hyperlink"/>
@@ -10065,9 +10422,27 @@
           <w:sz w:val="20"/>
           <w:szCs w:val="20"/>
         </w:rPr>
-        <w:t xml:space="preserve">CBS4 Denver (Nov 24, 2020). </w:t>
-      </w:r>
-      <w:hyperlink r:id="rId18" w:history="1">
+        <w:t>CBS4 Denver (Nov</w:t>
+      </w:r>
+      <w:r>
+        <w:rPr>
+          <w:rFonts w:ascii="Arial" w:eastAsia="Arial" w:hAnsi="Arial" w:cs="Arial"/>
+          <w:w w:val="105"/>
+          <w:sz w:val="20"/>
+          <w:szCs w:val="20"/>
+        </w:rPr>
+        <w:t>.</w:t>
+      </w:r>
+      <w:r>
+        <w:rPr>
+          <w:rFonts w:ascii="Arial" w:eastAsia="Arial" w:hAnsi="Arial" w:cs="Arial"/>
+          <w:w w:val="105"/>
+          <w:sz w:val="20"/>
+          <w:szCs w:val="20"/>
+        </w:rPr>
+        <w:t xml:space="preserve"> 24, 2020). </w:t>
+      </w:r>
+      <w:hyperlink r:id="rId21" w:history="1">
         <w:r>
           <w:rPr>
             <w:rStyle w:val="Hyperlink"/>
@@ -10097,13 +10472,93 @@
       </w:pPr>
       <w:r>
         <w:rPr>
+          <w:rFonts w:ascii="Arial" w:eastAsia="Arial" w:hAnsi="Arial" w:cs="Arial"/>
+          <w:w w:val="105"/>
+          <w:sz w:val="20"/>
+          <w:szCs w:val="20"/>
+        </w:rPr>
+        <w:t>Daniels College of Business Blog (</w:t>
+      </w:r>
+      <w:r>
+        <w:rPr>
+          <w:rFonts w:ascii="Arial" w:eastAsia="Arial" w:hAnsi="Arial" w:cs="Arial"/>
+          <w:w w:val="105"/>
+          <w:sz w:val="20"/>
+          <w:szCs w:val="20"/>
+        </w:rPr>
+        <w:t>Aug</w:t>
+      </w:r>
+      <w:r>
+        <w:rPr>
+          <w:rFonts w:ascii="Arial" w:eastAsia="Arial" w:hAnsi="Arial" w:cs="Arial"/>
+          <w:w w:val="105"/>
+          <w:sz w:val="20"/>
+          <w:szCs w:val="20"/>
+        </w:rPr>
+        <w:t>.</w:t>
+      </w:r>
+      <w:r>
+        <w:rPr>
+          <w:rFonts w:ascii="Arial" w:eastAsia="Arial" w:hAnsi="Arial" w:cs="Arial"/>
+          <w:w w:val="105"/>
+          <w:sz w:val="20"/>
+          <w:szCs w:val="20"/>
+        </w:rPr>
+        <w:t xml:space="preserve"> 6, 2020) </w:t>
+      </w:r>
+      <w:hyperlink r:id="rId22" w:history="1">
+        <w:r>
+          <w:rPr>
+            <w:rStyle w:val="Hyperlink"/>
+            <w:rFonts w:ascii="Arial" w:eastAsia="Arial" w:hAnsi="Arial" w:cs="Arial"/>
+            <w:w w:val="105"/>
+            <w:sz w:val="20"/>
+            <w:szCs w:val="20"/>
+          </w:rPr>
+          <w:t>https://www.du.edu/news/business-analytics-students-play-ball-pro-teams</w:t>
+        </w:r>
+      </w:hyperlink>
+    </w:p>
+    <w:p>
+      <w:pPr>
+        <w:pStyle w:val="ListParagraph"/>
+        <w:numPr>
+          <w:ilvl w:val="0"/>
+          <w:numId w:val="28"/>
+        </w:numPr>
+        <w:spacing w:after="240" w:line="360" w:lineRule="auto"/>
+        <w:ind w:left="475"/>
+        <w:rPr>
           <w:rFonts w:ascii="Arial" w:eastAsia="Arial" w:hAnsi="Arial" w:cs="Times New Roman"/>
           <w:sz w:val="20"/>
           <w:szCs w:val="20"/>
         </w:rPr>
-        <w:t xml:space="preserve">Sports Betting in Colorado Denver Fox 31 (Apr 30, 2020) </w:t>
-      </w:r>
-      <w:hyperlink r:id="rId19" w:history="1">
+      </w:pPr>
+      <w:r>
+        <w:rPr>
+          <w:rFonts w:ascii="Arial" w:eastAsia="Arial" w:hAnsi="Arial" w:cs="Times New Roman"/>
+          <w:sz w:val="20"/>
+          <w:szCs w:val="20"/>
+        </w:rPr>
+        <w:t>Sports Betting in Colorado Denver Fox 31 (Apr</w:t>
+      </w:r>
+      <w:r>
+        <w:rPr>
+          <w:rFonts w:ascii="Arial" w:eastAsia="Arial" w:hAnsi="Arial" w:cs="Times New Roman"/>
+          <w:sz w:val="20"/>
+          <w:szCs w:val="20"/>
+        </w:rPr>
+        <w:t>.</w:t>
+      </w:r>
+      <w:r>
+        <w:rPr>
+          <w:rFonts w:ascii="Arial" w:eastAsia="Arial" w:hAnsi="Arial" w:cs="Times New Roman"/>
+          <w:sz w:val="20"/>
+          <w:szCs w:val="20"/>
+        </w:rPr>
+        <w:t xml:space="preserve"> 30, 2020) </w:t>
+      </w:r>
+      <w:hyperlink r:id="rId23" w:history="1">
         <w:r>
           <w:rPr>
             <w:rStyle w:val="Hyperlink"/>
@@ -10135,9 +10590,25 @@
           <w:w w:val="105"/>
           <w:sz w:val="20"/>
         </w:rPr>
-        <w:t xml:space="preserve">CCTV News Appearance (March 21, 2019). </w:t>
-      </w:r>
-      <w:hyperlink r:id="rId20" w:history="1">
+        <w:t>CCTV News Appearance (Ma</w:t>
+      </w:r>
+      <w:r>
+        <w:rPr>
+          <w:rFonts w:ascii="Arial" w:eastAsia="Arial" w:hAnsi="Arial" w:cs="Arial"/>
+          <w:w w:val="105"/>
+          <w:sz w:val="20"/>
+        </w:rPr>
+        <w:t>r.</w:t>
+      </w:r>
+      <w:r>
+        <w:rPr>
+          <w:rFonts w:ascii="Arial" w:eastAsia="Arial" w:hAnsi="Arial" w:cs="Arial"/>
+          <w:w w:val="105"/>
+          <w:sz w:val="20"/>
+        </w:rPr>
+        <w:t xml:space="preserve"> 21, 2019). </w:t>
+      </w:r>
+      <w:hyperlink r:id="rId24" w:history="1">
         <w:r>
           <w:rPr>
             <w:rStyle w:val="Hyperlink"/>
@@ -10193,9 +10664,25 @@
           <w:sz w:val="20"/>
           <w:szCs w:val="20"/>
         </w:rPr>
-        <w:t xml:space="preserve">Appearance (Feb 2, 2019). </w:t>
-      </w:r>
-      <w:hyperlink r:id="rId21" w:history="1">
+        <w:t>Appearance (Feb</w:t>
+      </w:r>
+      <w:r>
+        <w:rPr>
+          <w:rFonts w:ascii="Arial" w:eastAsia="Arial" w:hAnsi="Arial" w:cs="Times New Roman"/>
+          <w:sz w:val="20"/>
+          <w:szCs w:val="20"/>
+        </w:rPr>
+        <w:t>.</w:t>
+      </w:r>
+      <w:r>
+        <w:rPr>
+          <w:rFonts w:ascii="Arial" w:eastAsia="Arial" w:hAnsi="Arial" w:cs="Times New Roman"/>
+          <w:sz w:val="20"/>
+          <w:szCs w:val="20"/>
+        </w:rPr>
+        <w:t xml:space="preserve"> 2, 2019). </w:t>
+      </w:r>
+      <w:hyperlink r:id="rId25" w:history="1">
         <w:r>
           <w:rPr>
             <w:rStyle w:val="Hyperlink"/>
@@ -10235,6 +10722,7 @@
           <w:sz w:val="20"/>
           <w:szCs w:val="20"/>
         </w:rPr>
+        <w:lastRenderedPageBreak/>
         <w:t>Articles related to “Loss Aversion in Professional Golf”:</w:t>
       </w:r>
     </w:p>
@@ -10275,7 +10763,7 @@
         </w:rPr>
         <w:t xml:space="preserve"> </w:t>
       </w:r>
-      <w:hyperlink r:id="rId22" w:history="1">
+      <w:hyperlink r:id="rId26" w:history="1">
         <w:r>
           <w:rPr>
             <w:rStyle w:val="Hyperlink"/>
@@ -10327,7 +10815,7 @@
         </w:rPr>
         <w:t xml:space="preserve"> </w:t>
       </w:r>
-      <w:hyperlink r:id="rId23" w:history="1">
+      <w:hyperlink r:id="rId27" w:history="1">
         <w:r>
           <w:rPr>
             <w:rStyle w:val="Hyperlink"/>
@@ -10363,7 +10851,7 @@
         </w:rPr>
         <w:t xml:space="preserve">Smart Company </w:t>
       </w:r>
-      <w:hyperlink r:id="rId24" w:history="1">
+      <w:hyperlink r:id="rId28" w:history="1">
         <w:r>
           <w:rPr>
             <w:rStyle w:val="Hyperlink"/>
@@ -10399,7 +10887,7 @@
         </w:rPr>
         <w:t xml:space="preserve">The Economist </w:t>
       </w:r>
-      <w:hyperlink r:id="rId25" w:history="1">
+      <w:hyperlink r:id="rId29" w:history="1">
         <w:r>
           <w:rPr>
             <w:rStyle w:val="Hyperlink"/>
@@ -10443,7 +10931,7 @@
         </w:rPr>
         <w:t xml:space="preserve"> </w:t>
       </w:r>
-      <w:hyperlink r:id="rId26" w:history="1">
+      <w:hyperlink r:id="rId30" w:history="1">
         <w:r>
           <w:rPr>
             <w:rStyle w:val="Hyperlink"/>
@@ -10487,7 +10975,7 @@
         </w:rPr>
         <w:t xml:space="preserve">Forbes </w:t>
       </w:r>
-      <w:hyperlink r:id="rId27" w:history="1">
+      <w:hyperlink r:id="rId31" w:history="1">
         <w:r>
           <w:rPr>
             <w:rStyle w:val="Hyperlink"/>
@@ -10506,11 +10994,17 @@
           <w:rFonts w:ascii="Arial" w:eastAsia="Arial" w:hAnsi="Arial" w:cs="Times New Roman"/>
         </w:rPr>
       </w:pPr>
-      <w:r>
+    </w:p>
+    <w:p>
+      <w:pPr>
         <w:rPr>
           <w:rFonts w:ascii="Arial" w:eastAsia="Arial" w:hAnsi="Arial" w:cs="Times New Roman"/>
         </w:rPr>
-        <w:lastRenderedPageBreak/>
+      </w:pPr>
+      <w:r>
+        <w:rPr>
+          <w:rFonts w:ascii="Arial" w:eastAsia="Arial" w:hAnsi="Arial" w:cs="Times New Roman"/>
+        </w:rPr>
         <w:t>R Packages</w:t>
       </w:r>
     </w:p>
@@ -10746,7 +11240,15 @@
           <w:sz w:val="20"/>
           <w:szCs w:val="20"/>
         </w:rPr>
-        <w:t>“From Happy Valley to the Rocky Mountains: A Journey through Statistics and Sports”, Penn State University Department of Statistics Colloquium, November 2025</w:t>
+        <w:t xml:space="preserve">“Happy Valley to the Rocky Mountains: </w:t>
+      </w:r>
+      <w:r>
+        <w:rPr>
+          <w:rFonts w:ascii="Arial" w:eastAsia="Times New Roman" w:hAnsi="Arial" w:cs="Arial"/>
+          <w:sz w:val="20"/>
+          <w:szCs w:val="20"/>
+        </w:rPr>
+        <w:t>A Journey Through Statistics and Sports”, Penn State Department of Statistics Colloquium, November 2025</w:t>
       </w:r>
     </w:p>
     <w:p>
@@ -10773,7 +11275,95 @@
           <w:sz w:val="20"/>
           <w:szCs w:val="20"/>
         </w:rPr>
-        <w:t>“From the Taproom to the Classroom: Topics in Sports Analytics”, Keynote speaker at the Colorado/Wyoming Chapter of the American Statistical Association Meeting, April 2025</w:t>
+        <w:t xml:space="preserve">“From the </w:t>
+      </w:r>
+      <w:r>
+        <w:rPr>
+          <w:rFonts w:ascii="Arial" w:eastAsia="Times New Roman" w:hAnsi="Arial" w:cs="Arial"/>
+          <w:sz w:val="20"/>
+          <w:szCs w:val="20"/>
+        </w:rPr>
+        <w:t>T</w:t>
+      </w:r>
+      <w:r>
+        <w:rPr>
+          <w:rFonts w:ascii="Arial" w:eastAsia="Times New Roman" w:hAnsi="Arial" w:cs="Arial"/>
+          <w:sz w:val="20"/>
+          <w:szCs w:val="20"/>
+        </w:rPr>
+        <w:t xml:space="preserve">aproom to the </w:t>
+      </w:r>
+      <w:r>
+        <w:rPr>
+          <w:rFonts w:ascii="Arial" w:eastAsia="Times New Roman" w:hAnsi="Arial" w:cs="Arial"/>
+          <w:sz w:val="20"/>
+          <w:szCs w:val="20"/>
+        </w:rPr>
+        <w:t>C</w:t>
+      </w:r>
+      <w:r>
+        <w:rPr>
+          <w:rFonts w:ascii="Arial" w:eastAsia="Times New Roman" w:hAnsi="Arial" w:cs="Arial"/>
+          <w:sz w:val="20"/>
+          <w:szCs w:val="20"/>
+        </w:rPr>
+        <w:t xml:space="preserve">lassroom: </w:t>
+      </w:r>
+      <w:r>
+        <w:rPr>
+          <w:rFonts w:ascii="Arial" w:eastAsia="Times New Roman" w:hAnsi="Arial" w:cs="Arial"/>
+          <w:sz w:val="20"/>
+          <w:szCs w:val="20"/>
+        </w:rPr>
+        <w:t>T</w:t>
+      </w:r>
+      <w:r>
+        <w:rPr>
+          <w:rFonts w:ascii="Arial" w:eastAsia="Times New Roman" w:hAnsi="Arial" w:cs="Arial"/>
+          <w:sz w:val="20"/>
+          <w:szCs w:val="20"/>
+        </w:rPr>
+        <w:t xml:space="preserve">opics in </w:t>
+      </w:r>
+      <w:r>
+        <w:rPr>
+          <w:rFonts w:ascii="Arial" w:eastAsia="Times New Roman" w:hAnsi="Arial" w:cs="Arial"/>
+          <w:sz w:val="20"/>
+          <w:szCs w:val="20"/>
+        </w:rPr>
+        <w:t>S</w:t>
+      </w:r>
+      <w:r>
+        <w:rPr>
+          <w:rFonts w:ascii="Arial" w:eastAsia="Times New Roman" w:hAnsi="Arial" w:cs="Arial"/>
+          <w:sz w:val="20"/>
+          <w:szCs w:val="20"/>
+        </w:rPr>
+        <w:t>ports</w:t>
+      </w:r>
+      <w:r>
+        <w:rPr>
+          <w:rFonts w:ascii="Arial" w:eastAsia="Times New Roman" w:hAnsi="Arial" w:cs="Arial"/>
+          <w:sz w:val="20"/>
+          <w:szCs w:val="20"/>
+        </w:rPr>
+        <w:t xml:space="preserve"> A</w:t>
+      </w:r>
+      <w:r>
+        <w:rPr>
+          <w:rFonts w:ascii="Arial" w:eastAsia="Times New Roman" w:hAnsi="Arial" w:cs="Arial"/>
+          <w:sz w:val="20"/>
+          <w:szCs w:val="20"/>
+        </w:rPr>
+        <w:t>nalytics”, Colorado/Wyoming Chapter of the American Statistical Association</w:t>
+      </w:r>
+      <w:r>
+        <w:rPr>
+          <w:rFonts w:ascii="Arial" w:eastAsia="Times New Roman" w:hAnsi="Arial" w:cs="Arial"/>
+          <w:sz w:val="20"/>
+          <w:szCs w:val="20"/>
+        </w:rPr>
+        <w:t xml:space="preserve"> Spring Meeting, April 2025</w:t>
       </w:r>
     </w:p>
     <w:p>
@@ -10979,7 +11569,25 @@
           <w:sz w:val="20"/>
           <w:szCs w:val="20"/>
         </w:rPr>
-        <w:t>“Simulation-based decision making in the NFL using NFLSimulatoR”, INFORMS, October 202</w:t>
+        <w:t xml:space="preserve">“Simulation-based decision making in the NFL using </w:t>
+      </w:r>
+      <w:proofErr w:type="spellStart"/>
+      <w:r>
+        <w:rPr>
+          <w:rFonts w:ascii="Arial" w:eastAsia="Times New Roman" w:hAnsi="Arial" w:cs="Arial"/>
+          <w:sz w:val="20"/>
+          <w:szCs w:val="20"/>
+        </w:rPr>
+        <w:t>NFLSimulatoR</w:t>
+      </w:r>
+      <w:proofErr w:type="spellEnd"/>
+      <w:r>
+        <w:rPr>
+          <w:rFonts w:ascii="Arial" w:eastAsia="Times New Roman" w:hAnsi="Arial" w:cs="Arial"/>
+          <w:sz w:val="20"/>
+          <w:szCs w:val="20"/>
+        </w:rPr>
+        <w:t>”, INFORMS, October 202</w:t>
       </w:r>
       <w:r>
         <w:rPr>
@@ -11152,6 +11760,21 @@
     <w:p>
       <w:pPr>
         <w:widowControl w:val="0"/>
+        <w:autoSpaceDE w:val="0"/>
+        <w:autoSpaceDN w:val="0"/>
+        <w:spacing w:before="120" w:line="250" w:lineRule="auto"/>
+        <w:ind w:right="115"/>
+        <w:jc w:val="both"/>
+        <w:rPr>
+          <w:rFonts w:ascii="Arial" w:eastAsia="Times New Roman" w:hAnsi="Arial" w:cs="Arial"/>
+          <w:sz w:val="20"/>
+          <w:szCs w:val="20"/>
+        </w:rPr>
+      </w:pPr>
+    </w:p>
+    <w:p>
+      <w:pPr>
+        <w:widowControl w:val="0"/>
         <w:numPr>
           <w:ilvl w:val="0"/>
           <w:numId w:val="9"/>
@@ -11174,6 +11797,7 @@
           <w:sz w:val="20"/>
           <w:szCs w:val="20"/>
         </w:rPr>
+        <w:lastRenderedPageBreak/>
         <w:t>“</w:t>
       </w:r>
       <w:r>
@@ -11716,19 +12340,6 @@
     <w:p>
       <w:pPr>
         <w:widowControl w:val="0"/>
-        <w:autoSpaceDE w:val="0"/>
-        <w:autoSpaceDN w:val="0"/>
-        <w:spacing w:before="168"/>
-        <w:rPr>
-          <w:rFonts w:ascii="Arial" w:eastAsia="Times New Roman" w:hAnsi="Arial" w:cs="Arial"/>
-          <w:sz w:val="20"/>
-          <w:szCs w:val="20"/>
-        </w:rPr>
-      </w:pPr>
-    </w:p>
-    <w:p>
-      <w:pPr>
-        <w:widowControl w:val="0"/>
         <w:numPr>
           <w:ilvl w:val="0"/>
           <w:numId w:val="9"/>
@@ -11749,7 +12360,6 @@
           <w:sz w:val="20"/>
           <w:szCs w:val="20"/>
         </w:rPr>
-        <w:lastRenderedPageBreak/>
         <w:t>“Missing</w:t>
       </w:r>
       <w:r>
@@ -12364,7 +12974,27 @@
           <w:sz w:val="20"/>
           <w:szCs w:val="20"/>
         </w:rPr>
-        <w:t>“Robust multivariate statistics and data depth” Presented at Colorado College on November 2, 2007 and University of Wyoming on March 7, 2008.</w:t>
+        <w:t xml:space="preserve">“Robust multivariate statistics and data depth” Presented at Colorado College on November 2, </w:t>
+      </w:r>
+      <w:proofErr w:type="gramStart"/>
+      <w:r>
+        <w:rPr>
+          <w:rFonts w:ascii="Arial" w:eastAsia="Times New Roman" w:hAnsi="Arial" w:cs="Arial"/>
+          <w:w w:val="110"/>
+          <w:sz w:val="20"/>
+          <w:szCs w:val="20"/>
+        </w:rPr>
+        <w:t>2007</w:t>
+      </w:r>
+      <w:proofErr w:type="gramEnd"/>
+      <w:r>
+        <w:rPr>
+          <w:rFonts w:ascii="Arial" w:eastAsia="Times New Roman" w:hAnsi="Arial" w:cs="Arial"/>
+          <w:w w:val="110"/>
+          <w:sz w:val="20"/>
+          <w:szCs w:val="20"/>
+        </w:rPr>
+        <w:t xml:space="preserve"> and University of Wyoming on March 7, 2008.</w:t>
       </w:r>
     </w:p>
     <w:p>
@@ -13049,6 +13679,7 @@
           <w:sz w:val="20"/>
           <w:szCs w:val="20"/>
         </w:rPr>
+        <w:lastRenderedPageBreak/>
         <w:t>“A fully nonparametric test for one-way layouts” Presented at the following universities’ Department of Statistics</w:t>
       </w:r>
       <w:r>
@@ -14220,7 +14851,6 @@
           <w:sz w:val="20"/>
           <w:szCs w:val="20"/>
         </w:rPr>
-        <w:lastRenderedPageBreak/>
         <w:t>Colorado-Wyoming Chapter of the American Statistical Association Spring Meeting, April 2018 “Loss Aversion on the PGA Tour”</w:t>
       </w:r>
     </w:p>
@@ -14523,7 +15153,27 @@
           <w:sz w:val="20"/>
           <w:szCs w:val="20"/>
         </w:rPr>
-        <w:t>Sports A Winning</w:t>
+        <w:t xml:space="preserve">Sports </w:t>
+      </w:r>
+      <w:proofErr w:type="gramStart"/>
+      <w:r>
+        <w:rPr>
+          <w:rFonts w:ascii="Arial" w:eastAsia="Times New Roman" w:hAnsi="Arial" w:cs="Arial"/>
+          <w:w w:val="110"/>
+          <w:sz w:val="20"/>
+          <w:szCs w:val="20"/>
+        </w:rPr>
+        <w:t>A</w:t>
+      </w:r>
+      <w:proofErr w:type="gramEnd"/>
+      <w:r>
+        <w:rPr>
+          <w:rFonts w:ascii="Arial" w:eastAsia="Times New Roman" w:hAnsi="Arial" w:cs="Arial"/>
+          <w:w w:val="110"/>
+          <w:sz w:val="20"/>
+          <w:szCs w:val="20"/>
+        </w:rPr>
+        <w:t xml:space="preserve"> Winning</w:t>
       </w:r>
       <w:r>
         <w:rPr>
@@ -14818,34 +15468,7 @@
         </w:numPr>
         <w:autoSpaceDE w:val="0"/>
         <w:autoSpaceDN w:val="0"/>
-        <w:ind w:left="1181"/>
-        <w:rPr>
-          <w:rFonts w:ascii="Arial" w:eastAsia="Times New Roman" w:hAnsi="Arial" w:cs="Arial"/>
-          <w:w w:val="105"/>
-          <w:sz w:val="20"/>
-          <w:szCs w:val="20"/>
-        </w:rPr>
-      </w:pPr>
-      <w:r>
-        <w:rPr>
-          <w:rFonts w:ascii="Arial" w:eastAsia="Times New Roman" w:hAnsi="Arial" w:cs="Arial"/>
-          <w:w w:val="105"/>
-          <w:sz w:val="20"/>
-          <w:szCs w:val="20"/>
-        </w:rPr>
-        <w:t>“Using R to Write ISAR”, April 2025</w:t>
-      </w:r>
-    </w:p>
-    <w:p>
-      <w:pPr>
-        <w:widowControl w:val="0"/>
-        <w:numPr>
-          <w:ilvl w:val="1"/>
-          <w:numId w:val="10"/>
-        </w:numPr>
-        <w:autoSpaceDE w:val="0"/>
-        <w:autoSpaceDN w:val="0"/>
-        <w:ind w:left="1181"/>
+        <w:spacing w:before="155"/>
         <w:rPr>
           <w:rFonts w:ascii="Arial" w:eastAsia="Times New Roman" w:hAnsi="Arial" w:cs="Arial"/>
           <w:w w:val="105"/>
@@ -14895,7 +15518,7 @@
         </w:tabs>
         <w:autoSpaceDE w:val="0"/>
         <w:autoSpaceDN w:val="0"/>
-        <w:ind w:left="1181"/>
+        <w:spacing w:before="1"/>
         <w:rPr>
           <w:rFonts w:ascii="Arial" w:eastAsia="Arial" w:hAnsi="Arial" w:cs="Arial"/>
           <w:sz w:val="20"/>
@@ -15172,7 +15795,7 @@
         </w:tabs>
         <w:autoSpaceDE w:val="0"/>
         <w:autoSpaceDN w:val="0"/>
-        <w:ind w:left="1181"/>
+        <w:spacing w:before="49"/>
         <w:rPr>
           <w:rFonts w:ascii="Arial" w:eastAsia="Arial" w:hAnsi="Arial" w:cs="Arial"/>
           <w:sz w:val="20"/>
@@ -15221,7 +15844,7 @@
         </w:tabs>
         <w:autoSpaceDE w:val="0"/>
         <w:autoSpaceDN w:val="0"/>
-        <w:ind w:left="1181"/>
+        <w:spacing w:before="49"/>
         <w:rPr>
           <w:rFonts w:ascii="Arial" w:eastAsia="Arial" w:hAnsi="Arial" w:cs="Arial"/>
           <w:sz w:val="20"/>
@@ -15281,21 +15904,13 @@
         </w:tabs>
         <w:autoSpaceDE w:val="0"/>
         <w:autoSpaceDN w:val="0"/>
-        <w:ind w:left="1181"/>
+        <w:spacing w:before="49"/>
         <w:rPr>
           <w:rFonts w:ascii="Arial" w:eastAsia="Arial" w:hAnsi="Arial" w:cs="Arial"/>
           <w:sz w:val="20"/>
           <w:szCs w:val="22"/>
         </w:rPr>
       </w:pPr>
-      <w:r>
-        <w:rPr>
-          <w:rFonts w:ascii="Arial" w:eastAsia="Arial" w:hAnsi="Arial" w:cs="Arial"/>
-          <w:sz w:val="20"/>
-          <w:szCs w:val="22"/>
-        </w:rPr>
-        <w:t xml:space="preserve">    </w:t>
-      </w:r>
       <w:r>
         <w:rPr>
           <w:rFonts w:ascii="Arial" w:eastAsia="Arial" w:hAnsi="Arial" w:cs="Arial"/>
@@ -15357,7 +15972,7 @@
         </w:tabs>
         <w:autoSpaceDE w:val="0"/>
         <w:autoSpaceDN w:val="0"/>
-        <w:ind w:left="1181"/>
+        <w:spacing w:before="49"/>
         <w:rPr>
           <w:rFonts w:ascii="Arial" w:eastAsia="Arial" w:hAnsi="Arial" w:cs="Arial"/>
           <w:sz w:val="20"/>
@@ -15899,6 +16514,21 @@
     <w:p>
       <w:pPr>
         <w:widowControl w:val="0"/>
+        <w:autoSpaceDE w:val="0"/>
+        <w:autoSpaceDN w:val="0"/>
+        <w:spacing w:before="159" w:line="249" w:lineRule="auto"/>
+        <w:ind w:right="122"/>
+        <w:jc w:val="both"/>
+        <w:rPr>
+          <w:rFonts w:ascii="Arial" w:eastAsia="Times New Roman" w:hAnsi="Arial" w:cs="Arial"/>
+          <w:sz w:val="20"/>
+          <w:szCs w:val="20"/>
+        </w:rPr>
+      </w:pPr>
+    </w:p>
+    <w:p>
+      <w:pPr>
+        <w:widowControl w:val="0"/>
         <w:numPr>
           <w:ilvl w:val="0"/>
           <w:numId w:val="10"/>
@@ -15921,6 +16551,7 @@
           <w:sz w:val="20"/>
           <w:szCs w:val="20"/>
         </w:rPr>
+        <w:lastRenderedPageBreak/>
         <w:t>Applied Statistics Seminar, The Australian National University, July 2004, “Spherical data depth and its applications”.</w:t>
       </w:r>
     </w:p>
@@ -16638,21 +17269,6 @@
     <w:p>
       <w:pPr>
         <w:widowControl w:val="0"/>
-        <w:autoSpaceDE w:val="0"/>
-        <w:autoSpaceDN w:val="0"/>
-        <w:spacing w:before="159" w:line="249" w:lineRule="auto"/>
-        <w:ind w:right="118"/>
-        <w:jc w:val="both"/>
-        <w:rPr>
-          <w:rFonts w:ascii="Arial" w:eastAsia="Times New Roman" w:hAnsi="Arial" w:cs="Arial"/>
-          <w:sz w:val="20"/>
-          <w:szCs w:val="20"/>
-        </w:rPr>
-      </w:pPr>
-    </w:p>
-    <w:p>
-      <w:pPr>
-        <w:widowControl w:val="0"/>
         <w:numPr>
           <w:ilvl w:val="0"/>
           <w:numId w:val="10"/>
@@ -16675,7 +17291,6 @@
           <w:sz w:val="20"/>
           <w:szCs w:val="20"/>
         </w:rPr>
-        <w:lastRenderedPageBreak/>
         <w:t>International</w:t>
       </w:r>
       <w:r>
@@ -17879,6 +18494,7 @@
           <w:sz w:val="20"/>
           <w:szCs w:val="20"/>
         </w:rPr>
+        <w:lastRenderedPageBreak/>
         <w:t xml:space="preserve">Contributor on LDRD grant proposal “Novel Visualization and Analysis for Extreme-Scale Wind </w:t>
       </w:r>
       <w:r>
@@ -18212,10 +18828,9 @@
         <w:autoSpaceDE w:val="0"/>
         <w:autoSpaceDN w:val="0"/>
         <w:spacing w:before="159" w:line="249" w:lineRule="auto"/>
-        <w:ind w:left="598" w:right="117" w:hanging="399"/>
-        <w:rPr>
-          <w:rFonts w:ascii="Arial" w:eastAsia="Times New Roman" w:hAnsi="Arial" w:cs="Arial"/>
-          <w:w w:val="110"/>
+        <w:ind w:right="117"/>
+        <w:rPr>
+          <w:rFonts w:ascii="Arial" w:eastAsia="Times New Roman" w:hAnsi="Arial" w:cs="Arial"/>
           <w:sz w:val="20"/>
           <w:szCs w:val="20"/>
         </w:rPr>
@@ -18844,7 +19459,6 @@
           <w:sz w:val="20"/>
           <w:szCs w:val="20"/>
         </w:rPr>
-        <w:lastRenderedPageBreak/>
         <w:t xml:space="preserve">Rozhin </w:t>
       </w:r>
       <w:proofErr w:type="spellStart"/>
@@ -20484,6 +21098,7 @@
           <w:sz w:val="20"/>
           <w:szCs w:val="20"/>
         </w:rPr>
+        <w:lastRenderedPageBreak/>
         <w:t>Fall</w:t>
       </w:r>
       <w:r>
@@ -22245,86 +22860,24 @@
           <w:rFonts w:ascii="Arial" w:eastAsia="Arial" w:hAnsi="Arial" w:cs="Times New Roman"/>
         </w:rPr>
       </w:pPr>
-    </w:p>
-    <w:p>
-      <w:pPr>
+      <w:r>
         <w:rPr>
           <w:rFonts w:ascii="Arial" w:eastAsia="Arial" w:hAnsi="Arial" w:cs="Times New Roman"/>
         </w:rPr>
-      </w:pPr>
-      <w:r>
-        <w:rPr>
-          <w:rFonts w:ascii="Arial" w:eastAsia="Arial" w:hAnsi="Arial" w:cs="Times New Roman"/>
-        </w:rPr>
-        <w:lastRenderedPageBreak/>
         <w:t>Professional Service</w:t>
       </w:r>
     </w:p>
     <w:p>
       <w:pPr>
-        <w:ind w:left="219"/>
-        <w:rPr>
-          <w:rFonts w:ascii="Arial" w:eastAsia="Arial" w:hAnsi="Arial" w:cs="Arial"/>
-          <w:i/>
-          <w:w w:val="105"/>
-          <w:sz w:val="20"/>
-        </w:rPr>
-      </w:pPr>
-      <w:r>
-        <w:rPr>
-          <w:rFonts w:ascii="Arial" w:eastAsia="Arial" w:hAnsi="Arial" w:cs="Arial"/>
-          <w:w w:val="105"/>
-          <w:sz w:val="20"/>
-        </w:rPr>
-        <w:t xml:space="preserve">Associate Editor for </w:t>
-      </w:r>
-      <w:r>
-        <w:rPr>
-          <w:rFonts w:ascii="Arial" w:eastAsia="Arial" w:hAnsi="Arial" w:cs="Arial"/>
-          <w:i/>
-          <w:w w:val="105"/>
-          <w:sz w:val="20"/>
-        </w:rPr>
-        <w:t>Journal of Quantitative Analysis in Sports</w:t>
-      </w:r>
-    </w:p>
-    <w:p>
-      <w:pPr>
-        <w:ind w:left="219"/>
-        <w:rPr>
-          <w:rFonts w:ascii="Arial" w:eastAsia="Arial" w:hAnsi="Arial" w:cs="Arial"/>
-          <w:i/>
-          <w:w w:val="105"/>
-          <w:sz w:val="20"/>
-        </w:rPr>
-      </w:pPr>
-      <w:r>
-        <w:rPr>
-          <w:rFonts w:ascii="Arial" w:eastAsia="Arial" w:hAnsi="Arial" w:cs="Arial"/>
-          <w:iCs/>
-          <w:w w:val="105"/>
-          <w:sz w:val="20"/>
-        </w:rPr>
-        <w:t xml:space="preserve">Associate Editor for </w:t>
-      </w:r>
-      <w:r>
-        <w:rPr>
-          <w:rFonts w:ascii="Arial" w:eastAsia="Arial" w:hAnsi="Arial" w:cs="Arial"/>
-          <w:i/>
-          <w:w w:val="105"/>
-          <w:sz w:val="20"/>
-        </w:rPr>
-        <w:t>ASA: Discoveries</w:t>
-      </w:r>
-    </w:p>
-    <w:p>
-      <w:pPr>
-        <w:ind w:left="219"/>
-        <w:rPr>
-          <w:rFonts w:ascii="Arial" w:eastAsia="Arial" w:hAnsi="Arial" w:cs="Arial"/>
-          <w:i/>
-          <w:w w:val="105"/>
-          <w:sz w:val="20"/>
+        <w:widowControl w:val="0"/>
+        <w:autoSpaceDE w:val="0"/>
+        <w:autoSpaceDN w:val="0"/>
+        <w:spacing w:before="120"/>
+        <w:ind w:left="216"/>
+        <w:rPr>
+          <w:rFonts w:ascii="Arial" w:eastAsia="Times New Roman" w:hAnsi="Arial" w:cs="Arial"/>
+          <w:sz w:val="20"/>
+          <w:szCs w:val="20"/>
         </w:rPr>
       </w:pPr>
       <w:r>
@@ -22523,6 +23076,34 @@
           <w:szCs w:val="20"/>
         </w:rPr>
         <w:t>Reviewed book proposal for CRC Press</w:t>
+      </w:r>
+    </w:p>
+    <w:p>
+      <w:pPr>
+        <w:ind w:left="219"/>
+        <w:rPr>
+          <w:rFonts w:ascii="Arial" w:eastAsia="Arial" w:hAnsi="Arial" w:cs="Arial"/>
+          <w:i/>
+          <w:w w:val="105"/>
+          <w:sz w:val="20"/>
+        </w:rPr>
+      </w:pPr>
+      <w:r>
+        <w:rPr>
+          <w:rFonts w:ascii="Arial" w:eastAsia="Arial" w:hAnsi="Arial" w:cs="Arial"/>
+          <w:w w:val="105"/>
+          <w:sz w:val="20"/>
+        </w:rPr>
+        <w:t xml:space="preserve">Associate Editor for </w:t>
+      </w:r>
+      <w:r>
+        <w:rPr>
+          <w:rFonts w:ascii="Arial" w:eastAsia="Arial" w:hAnsi="Arial" w:cs="Arial"/>
+          <w:i/>
+          <w:w w:val="105"/>
+          <w:sz w:val="20"/>
+        </w:rPr>
+        <w:t>Journal of Quantitative Analysis in Sports</w:t>
       </w:r>
     </w:p>
     <w:p>
@@ -23865,6 +24446,7 @@
           <w:sz w:val="20"/>
           <w:szCs w:val="20"/>
         </w:rPr>
+        <w:lastRenderedPageBreak/>
         <w:t>1998</w:t>
       </w:r>
       <w:r>
@@ -24529,13 +25111,23 @@
         <w:t>Available upon request</w:t>
       </w:r>
     </w:p>
+    <w:p>
+      <w:pPr>
+        <w:rPr>
+          <w:rFonts w:ascii="Arial" w:eastAsia="Arial" w:hAnsi="Arial" w:cs="Arial"/>
+          <w:color w:val="000000"/>
+          <w:sz w:val="26"/>
+          <w:szCs w:val="26"/>
+        </w:rPr>
+      </w:pPr>
+    </w:p>
     <w:sectPr>
-      <w:headerReference w:type="even" r:id="rId28"/>
-      <w:headerReference w:type="default" r:id="rId29"/>
-      <w:footerReference w:type="even" r:id="rId30"/>
-      <w:footerReference w:type="default" r:id="rId31"/>
-      <w:headerReference w:type="first" r:id="rId32"/>
-      <w:footerReference w:type="first" r:id="rId33"/>
+      <w:headerReference w:type="even" r:id="rId32"/>
+      <w:headerReference w:type="default" r:id="rId33"/>
+      <w:footerReference w:type="even" r:id="rId34"/>
+      <w:footerReference w:type="default" r:id="rId35"/>
+      <w:headerReference w:type="first" r:id="rId36"/>
+      <w:footerReference w:type="first" r:id="rId37"/>
       <w:pgSz w:w="12240" w:h="15840"/>
       <w:pgMar w:top="1440" w:right="1440" w:bottom="1800" w:left="1440" w:header="720" w:footer="216" w:gutter="0"/>
       <w:cols w:space="720"/>
